--- a/templates/plananual/COMUNICACIÓN 1° A 5°/COMUNICACIÓN 3° - PLAN ANUAL 2026 (1).docx
+++ b/templates/plananual/COMUNICACIÓN 1° A 5°/COMUNICACIÓN 3° - PLAN ANUAL 2026 (1).docx
@@ -1,6 +1,6 @@
 
 <file path=word/document.xml><?xml version="1.0" encoding="utf-8"?>
-<w:document xmlns:wpc="http://schemas.microsoft.com/office/word/2010/wordprocessingCanvas" xmlns:cx="http://schemas.microsoft.com/office/drawing/2014/chartex" xmlns:cx1="http://schemas.microsoft.com/office/drawing/2015/9/8/chartex" xmlns:cx2="http://schemas.microsoft.com/office/drawing/2015/10/21/chartex" xmlns:cx3="http://schemas.microsoft.com/office/drawing/2016/5/9/chartex" xmlns:cx4="http://schemas.microsoft.com/office/drawing/2016/5/10/chartex" xmlns:cx5="http://schemas.microsoft.com/office/drawing/2016/5/11/chartex" xmlns:cx6="http://schemas.microsoft.com/office/drawing/2016/5/12/chartex" xmlns:cx7="http://schemas.microsoft.com/office/drawing/2016/5/13/chartex" xmlns:cx8="http://schemas.microsoft.com/office/drawing/2016/5/14/chartex" xmlns:mc="http://schemas.openxmlformats.org/markup-compatibility/2006" xmlns:aink="http://schemas.microsoft.com/office/drawing/2016/ink" xmlns:am3d="http://schemas.microsoft.com/office/drawing/2017/model3d" xmlns:o="urn:schemas-microsoft-com:office:office" xmlns:oel="http://schemas.microsoft.com/office/2019/extlst" xmlns:r="http://schemas.openxmlformats.org/officeDocument/2006/relationships" xmlns:m="http://schemas.openxmlformats.org/officeDocument/2006/math" xmlns:v="urn:schemas-microsoft-com:vml" xmlns:wp14="http://schemas.microsoft.com/office/word/2010/wordprocessingDrawing" xmlns:wp="http://schemas.openxmlformats.org/drawingml/2006/wordprocessingDrawing" xmlns:w10="urn:schemas-microsoft-com:office:word" xmlns:w="http://schemas.openxmlformats.org/wordprocessingml/2006/main" xmlns:w14="http://schemas.microsoft.com/office/word/2010/wordml" xmlns:w15="http://schemas.microsoft.com/office/word/2012/wordml" xmlns:w16cex="http://schemas.microsoft.com/office/word/2018/wordml/cex" xmlns:w16cid="http://schemas.microsoft.com/office/word/2016/wordml/cid" xmlns:w16="http://schemas.microsoft.com/office/word/2018/wordml" xmlns:w16du="http://schemas.microsoft.com/office/word/2023/wordml/word16du" xmlns:w16sdtdh="http://schemas.microsoft.com/office/word/2020/wordml/sdtdatahash" xmlns:w16sdtfl="http://schemas.microsoft.com/office/word/2024/wordml/sdtformatlock" xmlns:w16se="http://schemas.microsoft.com/office/word/2015/wordml/symex" xmlns:wpg="http://schemas.microsoft.com/office/word/2010/wordprocessingGroup" xmlns:wpi="http://schemas.microsoft.com/office/word/2010/wordprocessingInk" xmlns:wne="http://schemas.microsoft.com/office/word/2006/wordml" xmlns:wps="http://schemas.microsoft.com/office/word/2010/wordprocessingShape" mc:Ignorable="w14 w15 w16se w16cid w16 w16cex w16sdtdh w16sdtfl w16du wp14">
+<w:document xmlns:wpc="http://schemas.microsoft.com/office/word/2010/wordprocessingCanvas" xmlns:cx="http://schemas.microsoft.com/office/drawing/2014/chartex" xmlns:cx1="http://schemas.microsoft.com/office/drawing/2015/9/8/chartex" xmlns:cx2="http://schemas.microsoft.com/office/drawing/2015/10/21/chartex" xmlns:cx3="http://schemas.microsoft.com/office/drawing/2016/5/9/chartex" xmlns:cx4="http://schemas.microsoft.com/office/drawing/2016/5/10/chartex" xmlns:cx5="http://schemas.microsoft.com/office/drawing/2016/5/11/chartex" xmlns:cx6="http://schemas.microsoft.com/office/drawing/2016/5/12/chartex" xmlns:cx7="http://schemas.microsoft.com/office/drawing/2016/5/13/chartex" xmlns:cx8="http://schemas.microsoft.com/office/drawing/2016/5/14/chartex" xmlns:mc="http://schemas.openxmlformats.org/markup-compatibility/2006" xmlns:aink="http://schemas.microsoft.com/office/drawing/2016/ink" xmlns:am3d="http://schemas.microsoft.com/office/drawing/2017/model3d" xmlns:o="urn:schemas-microsoft-com:office:office" xmlns:oel="http://schemas.microsoft.com/office/2019/extlst" xmlns:r="http://schemas.openxmlformats.org/officeDocument/2006/relationships" xmlns:m="http://schemas.openxmlformats.org/officeDocument/2006/math" xmlns:v="urn:schemas-microsoft-com:vml" xmlns:wp14="http://schemas.microsoft.com/office/word/2010/wordprocessingDrawing" xmlns:wp="http://schemas.openxmlformats.org/drawingml/2006/wordprocessingDrawing" xmlns:w10="urn:schemas-microsoft-com:office:word" xmlns:w="http://schemas.openxmlformats.org/wordprocessingml/2006/main" xmlns:w14="http://schemas.microsoft.com/office/word/2010/wordml" xmlns:w15="http://schemas.microsoft.com/office/word/2012/wordml" xmlns:w16cex="http://schemas.microsoft.com/office/word/2018/wordml/cex" xmlns:w16cid="http://schemas.microsoft.com/office/word/2016/wordml/cid" xmlns:w16="http://schemas.microsoft.com/office/word/2018/wordml" xmlns:w16du="http://schemas.microsoft.com/office/word/2023/wordml/word16du" xmlns:w16sdtdh="http://schemas.microsoft.com/office/word/2020/wordml/sdtdatahash" xmlns:w16se="http://schemas.microsoft.com/office/word/2015/wordml/symex" xmlns:wpg="http://schemas.microsoft.com/office/word/2010/wordprocessingGroup" xmlns:wpi="http://schemas.microsoft.com/office/word/2010/wordprocessingInk" xmlns:wne="http://schemas.microsoft.com/office/word/2006/wordml" xmlns:wps="http://schemas.microsoft.com/office/word/2010/wordprocessingShape" mc:Ignorable="w14 w15 w16se w16cid w16 w16cex w16sdtdh w16du wp14">
   <w:body>
     <w:p>
       <w:pPr>
@@ -12747,7 +12747,7 @@
     <w:tbl>
       <w:tblPr>
         <w:tblStyle w:val="Tablaconcuadrcula"/>
-        <w:tblW w:w="14850" w:type="dxa"/>
+        <w:tblW w:w="14851" w:type="dxa"/>
         <w:jc w:val="center"/>
         <w:tblBorders>
           <w:top w:val="double" w:sz="4" w:space="0" w:color="47D459" w:themeColor="accent3" w:themeTint="99"/>
@@ -12761,7 +12761,7 @@
         <w:tblLook w:val="04A0" w:firstRow="1" w:lastRow="0" w:firstColumn="1" w:lastColumn="0" w:noHBand="0" w:noVBand="1"/>
       </w:tblPr>
       <w:tblGrid>
-        <w:gridCol w:w="874"/>
+        <w:gridCol w:w="875"/>
         <w:gridCol w:w="1095"/>
         <w:gridCol w:w="1726"/>
         <w:gridCol w:w="6169"/>
@@ -12777,33 +12777,32 @@
         <w:tc>
           <w:tcPr>
             <w:tcW w:w="875" w:type="dxa"/>
-            <w:tcBorders>
-              <w:top w:val="double" w:sz="4" w:space="0" w:color="47D459" w:themeColor="accent3" w:themeTint="99"/>
-              <w:left w:val="double" w:sz="4" w:space="0" w:color="47D459" w:themeColor="accent3" w:themeTint="99"/>
-              <w:bottom w:val="double" w:sz="4" w:space="0" w:color="47D459" w:themeColor="accent3" w:themeTint="99"/>
-              <w:right w:val="double" w:sz="4" w:space="0" w:color="47D459" w:themeColor="accent3" w:themeTint="99"/>
-            </w:tcBorders>
             <w:shd w:val="clear" w:color="auto" w:fill="C1F0C7" w:themeFill="accent3" w:themeFillTint="33"/>
             <w:vAlign w:val="center"/>
-            <w:hideMark/>
-          </w:tcPr>
-          <w:p>
-            <w:pPr>
-              <w:spacing w:after="160" w:line="259" w:lineRule="auto"/>
-              <w:ind w:right="-455"/>
-              <w:rPr>
-                <w:rFonts w:ascii="Arial Nova Cond" w:hAnsi="Arial Nova Cond" w:cs="Times New Roman"/>
-                <w:b/>
-                <w:bCs/>
-                <w:color w:val="000000" w:themeColor="text1"/>
-              </w:rPr>
-            </w:pPr>
-            <w:r>
-              <w:rPr>
-                <w:rFonts w:ascii="Arial Nova Cond" w:hAnsi="Arial Nova Cond" w:cs="Times New Roman"/>
-                <w:b/>
-                <w:bCs/>
-                <w:color w:val="000000" w:themeColor="text1"/>
+          </w:tcPr>
+          <w:p>
+            <w:pPr>
+              <w:pStyle w:val="Prrafodelista"/>
+              <w:ind w:left="0"/>
+              <w:jc w:val="center"/>
+              <w:rPr>
+                <w:rFonts w:ascii="Arial Nova Cond" w:hAnsi="Arial Nova Cond" w:cs="Times New Roman"/>
+                <w:b/>
+                <w:bCs/>
+                <w:color w:val="000000" w:themeColor="text1"/>
+                <w:sz w:val="20"/>
+                <w:szCs w:val="20"/>
+              </w:rPr>
+            </w:pPr>
+            <w:bookmarkStart w:id="1" w:name="_Hlk227075175"/>
+            <w:r>
+              <w:rPr>
+                <w:rFonts w:ascii="Arial Nova Cond" w:hAnsi="Arial Nova Cond" w:cs="Times New Roman"/>
+                <w:b/>
+                <w:bCs/>
+                <w:color w:val="000000" w:themeColor="text1"/>
+                <w:sz w:val="20"/>
+                <w:szCs w:val="20"/>
               </w:rPr>
               <w:t>BIMESTRE</w:t>
             </w:r>
@@ -12812,33 +12811,31 @@
         <w:tc>
           <w:tcPr>
             <w:tcW w:w="1095" w:type="dxa"/>
-            <w:tcBorders>
-              <w:top w:val="double" w:sz="4" w:space="0" w:color="47D459" w:themeColor="accent3" w:themeTint="99"/>
-              <w:left w:val="double" w:sz="4" w:space="0" w:color="47D459" w:themeColor="accent3" w:themeTint="99"/>
-              <w:bottom w:val="double" w:sz="4" w:space="0" w:color="47D459" w:themeColor="accent3" w:themeTint="99"/>
-              <w:right w:val="double" w:sz="4" w:space="0" w:color="47D459" w:themeColor="accent3" w:themeTint="99"/>
-            </w:tcBorders>
             <w:shd w:val="clear" w:color="auto" w:fill="C1F0C7" w:themeFill="accent3" w:themeFillTint="33"/>
             <w:vAlign w:val="center"/>
-            <w:hideMark/>
-          </w:tcPr>
-          <w:p>
-            <w:pPr>
-              <w:spacing w:after="160" w:line="259" w:lineRule="auto"/>
-              <w:ind w:right="-455"/>
-              <w:rPr>
-                <w:rFonts w:ascii="Arial Nova Cond" w:hAnsi="Arial Nova Cond" w:cs="Times New Roman"/>
-                <w:b/>
-                <w:bCs/>
-                <w:color w:val="000000" w:themeColor="text1"/>
-              </w:rPr>
-            </w:pPr>
-            <w:r>
-              <w:rPr>
-                <w:rFonts w:ascii="Arial Nova Cond" w:hAnsi="Arial Nova Cond" w:cs="Times New Roman"/>
-                <w:b/>
-                <w:bCs/>
-                <w:color w:val="000000" w:themeColor="text1"/>
+          </w:tcPr>
+          <w:p>
+            <w:pPr>
+              <w:pStyle w:val="Prrafodelista"/>
+              <w:ind w:left="0"/>
+              <w:jc w:val="center"/>
+              <w:rPr>
+                <w:rFonts w:ascii="Arial Nova Cond" w:hAnsi="Arial Nova Cond" w:cs="Times New Roman"/>
+                <w:b/>
+                <w:bCs/>
+                <w:color w:val="000000" w:themeColor="text1"/>
+                <w:sz w:val="20"/>
+                <w:szCs w:val="20"/>
+              </w:rPr>
+            </w:pPr>
+            <w:r>
+              <w:rPr>
+                <w:rFonts w:ascii="Arial Nova Cond" w:hAnsi="Arial Nova Cond" w:cs="Times New Roman"/>
+                <w:b/>
+                <w:bCs/>
+                <w:color w:val="000000" w:themeColor="text1"/>
+                <w:sz w:val="20"/>
+                <w:szCs w:val="20"/>
               </w:rPr>
               <w:t>UNIDADES</w:t>
             </w:r>
@@ -12847,33 +12844,31 @@
         <w:tc>
           <w:tcPr>
             <w:tcW w:w="1726" w:type="dxa"/>
-            <w:tcBorders>
-              <w:top w:val="double" w:sz="4" w:space="0" w:color="47D459" w:themeColor="accent3" w:themeTint="99"/>
-              <w:left w:val="double" w:sz="4" w:space="0" w:color="47D459" w:themeColor="accent3" w:themeTint="99"/>
-              <w:bottom w:val="double" w:sz="4" w:space="0" w:color="47D459" w:themeColor="accent3" w:themeTint="99"/>
-              <w:right w:val="double" w:sz="4" w:space="0" w:color="47D459" w:themeColor="accent3" w:themeTint="99"/>
-            </w:tcBorders>
             <w:shd w:val="clear" w:color="auto" w:fill="C1F0C7" w:themeFill="accent3" w:themeFillTint="33"/>
             <w:vAlign w:val="center"/>
-            <w:hideMark/>
-          </w:tcPr>
-          <w:p>
-            <w:pPr>
-              <w:spacing w:after="160" w:line="259" w:lineRule="auto"/>
-              <w:ind w:right="-455"/>
-              <w:rPr>
-                <w:rFonts w:ascii="Arial Nova Cond" w:hAnsi="Arial Nova Cond" w:cs="Times New Roman"/>
-                <w:b/>
-                <w:bCs/>
-                <w:color w:val="000000" w:themeColor="text1"/>
-              </w:rPr>
-            </w:pPr>
-            <w:r>
-              <w:rPr>
-                <w:rFonts w:ascii="Arial Nova Cond" w:hAnsi="Arial Nova Cond" w:cs="Times New Roman"/>
-                <w:b/>
-                <w:bCs/>
-                <w:color w:val="000000" w:themeColor="text1"/>
+          </w:tcPr>
+          <w:p>
+            <w:pPr>
+              <w:pStyle w:val="Prrafodelista"/>
+              <w:ind w:left="0"/>
+              <w:jc w:val="center"/>
+              <w:rPr>
+                <w:rFonts w:ascii="Arial Nova Cond" w:hAnsi="Arial Nova Cond" w:cs="Times New Roman"/>
+                <w:b/>
+                <w:bCs/>
+                <w:color w:val="000000" w:themeColor="text1"/>
+                <w:sz w:val="20"/>
+                <w:szCs w:val="20"/>
+              </w:rPr>
+            </w:pPr>
+            <w:r>
+              <w:rPr>
+                <w:rFonts w:ascii="Arial Nova Cond" w:hAnsi="Arial Nova Cond" w:cs="Times New Roman"/>
+                <w:b/>
+                <w:bCs/>
+                <w:color w:val="000000" w:themeColor="text1"/>
+                <w:sz w:val="20"/>
+                <w:szCs w:val="20"/>
               </w:rPr>
               <w:t>PROBLEMA / POTENCIALIDAD</w:t>
             </w:r>
@@ -12882,103 +12877,152 @@
         <w:tc>
           <w:tcPr>
             <w:tcW w:w="6169" w:type="dxa"/>
-            <w:tcBorders>
-              <w:top w:val="double" w:sz="4" w:space="0" w:color="47D459" w:themeColor="accent3" w:themeTint="99"/>
-              <w:left w:val="double" w:sz="4" w:space="0" w:color="47D459" w:themeColor="accent3" w:themeTint="99"/>
-              <w:bottom w:val="double" w:sz="4" w:space="0" w:color="47D459" w:themeColor="accent3" w:themeTint="99"/>
-              <w:right w:val="double" w:sz="4" w:space="0" w:color="47D459" w:themeColor="accent3" w:themeTint="99"/>
-            </w:tcBorders>
             <w:shd w:val="clear" w:color="auto" w:fill="C1F0C7" w:themeFill="accent3" w:themeFillTint="33"/>
             <w:vAlign w:val="center"/>
-            <w:hideMark/>
-          </w:tcPr>
-          <w:p>
-            <w:pPr>
-              <w:spacing w:after="160" w:line="259" w:lineRule="auto"/>
-              <w:ind w:right="-455"/>
-              <w:rPr>
-                <w:rFonts w:ascii="Arial Nova Cond" w:hAnsi="Arial Nova Cond" w:cs="Times New Roman"/>
-                <w:b/>
-                <w:bCs/>
-                <w:color w:val="000000" w:themeColor="text1"/>
-              </w:rPr>
-            </w:pPr>
-            <w:r>
-              <w:rPr>
-                <w:rFonts w:ascii="Arial Nova Cond" w:hAnsi="Arial Nova Cond" w:cs="Times New Roman"/>
-                <w:b/>
-                <w:bCs/>
-                <w:color w:val="000000" w:themeColor="text1"/>
-              </w:rPr>
-              <w:t>SITUACIÓN SIGNIFICATIVA</w:t>
+          </w:tcPr>
+          <w:p>
+            <w:pPr>
+              <w:pStyle w:val="Prrafodelista"/>
+              <w:ind w:left="0"/>
+              <w:jc w:val="center"/>
+              <w:rPr>
+                <w:rFonts w:ascii="Arial Nova Cond" w:hAnsi="Arial Nova Cond" w:cs="Times New Roman"/>
+                <w:b/>
+                <w:bCs/>
+                <w:color w:val="000000" w:themeColor="text1"/>
+                <w:sz w:val="20"/>
+                <w:szCs w:val="20"/>
+              </w:rPr>
+            </w:pPr>
+            <w:r>
+              <w:rPr>
+                <w:rFonts w:ascii="Arial Nova Cond" w:hAnsi="Arial Nova Cond" w:cs="Times New Roman"/>
+                <w:b/>
+                <w:bCs/>
+                <w:color w:val="000000" w:themeColor="text1"/>
+                <w:sz w:val="20"/>
+                <w:szCs w:val="20"/>
+              </w:rPr>
+              <w:t>SITUACIÓN SIGNIF</w:t>
+            </w:r>
+            <w:r>
+              <w:rPr>
+                <w:rFonts w:ascii="Arial Nova Cond" w:hAnsi="Arial Nova Cond" w:cs="Times New Roman"/>
+                <w:b/>
+                <w:bCs/>
+                <w:color w:val="000000" w:themeColor="text1"/>
+                <w:sz w:val="20"/>
+                <w:szCs w:val="20"/>
+              </w:rPr>
+              <w:t>I</w:t>
+            </w:r>
+            <w:r>
+              <w:rPr>
+                <w:rFonts w:ascii="Arial Nova Cond" w:hAnsi="Arial Nova Cond" w:cs="Times New Roman"/>
+                <w:b/>
+                <w:bCs/>
+                <w:color w:val="000000" w:themeColor="text1"/>
+                <w:sz w:val="20"/>
+                <w:szCs w:val="20"/>
+              </w:rPr>
+              <w:t>CATIVA</w:t>
             </w:r>
           </w:p>
         </w:tc>
         <w:tc>
           <w:tcPr>
             <w:tcW w:w="2015" w:type="dxa"/>
-            <w:tcBorders>
-              <w:top w:val="double" w:sz="4" w:space="0" w:color="47D459" w:themeColor="accent3" w:themeTint="99"/>
-              <w:left w:val="double" w:sz="4" w:space="0" w:color="47D459" w:themeColor="accent3" w:themeTint="99"/>
-              <w:bottom w:val="double" w:sz="4" w:space="0" w:color="47D459" w:themeColor="accent3" w:themeTint="99"/>
-              <w:right w:val="double" w:sz="4" w:space="0" w:color="47D459" w:themeColor="accent3" w:themeTint="99"/>
-            </w:tcBorders>
             <w:shd w:val="clear" w:color="auto" w:fill="C1F0C7" w:themeFill="accent3" w:themeFillTint="33"/>
             <w:vAlign w:val="center"/>
-            <w:hideMark/>
-          </w:tcPr>
-          <w:p>
-            <w:pPr>
-              <w:spacing w:after="160" w:line="259" w:lineRule="auto"/>
-              <w:ind w:right="-455"/>
-              <w:rPr>
-                <w:rFonts w:ascii="Arial Nova Cond" w:hAnsi="Arial Nova Cond" w:cs="Times New Roman"/>
-                <w:b/>
-                <w:bCs/>
-                <w:color w:val="000000" w:themeColor="text1"/>
-              </w:rPr>
-            </w:pPr>
-            <w:r>
-              <w:rPr>
-                <w:rFonts w:ascii="Arial Nova Cond" w:hAnsi="Arial Nova Cond" w:cs="Times New Roman"/>
-                <w:b/>
-                <w:bCs/>
-                <w:color w:val="000000" w:themeColor="text1"/>
-              </w:rPr>
-              <w:t>TÍTULO DE LA UNIDAD DIDÁCTICA.</w:t>
+          </w:tcPr>
+          <w:p>
+            <w:pPr>
+              <w:pStyle w:val="Prrafodelista"/>
+              <w:ind w:left="0"/>
+              <w:jc w:val="center"/>
+              <w:rPr>
+                <w:rFonts w:ascii="Arial Nova Cond" w:hAnsi="Arial Nova Cond" w:cs="Times New Roman"/>
+                <w:b/>
+                <w:bCs/>
+                <w:color w:val="000000" w:themeColor="text1"/>
+                <w:sz w:val="20"/>
+                <w:szCs w:val="20"/>
+              </w:rPr>
+            </w:pPr>
+            <w:r>
+              <w:rPr>
+                <w:rFonts w:ascii="Arial Nova Cond" w:hAnsi="Arial Nova Cond" w:cs="Times New Roman"/>
+                <w:b/>
+                <w:bCs/>
+                <w:color w:val="000000" w:themeColor="text1"/>
+                <w:sz w:val="20"/>
+                <w:szCs w:val="20"/>
+              </w:rPr>
+              <w:t>TÍTULO DE LA UNIDAD DID</w:t>
+            </w:r>
+            <w:r>
+              <w:rPr>
+                <w:rFonts w:ascii="Arial Nova Cond" w:hAnsi="Arial Nova Cond" w:cs="Times New Roman"/>
+                <w:b/>
+                <w:bCs/>
+                <w:color w:val="000000" w:themeColor="text1"/>
+                <w:sz w:val="20"/>
+                <w:szCs w:val="20"/>
+              </w:rPr>
+              <w:t>Á</w:t>
+            </w:r>
+            <w:r>
+              <w:rPr>
+                <w:rFonts w:ascii="Arial Nova Cond" w:hAnsi="Arial Nova Cond" w:cs="Times New Roman"/>
+                <w:b/>
+                <w:bCs/>
+                <w:color w:val="000000" w:themeColor="text1"/>
+                <w:sz w:val="20"/>
+                <w:szCs w:val="20"/>
+              </w:rPr>
+              <w:t>CTICA</w:t>
+            </w:r>
+            <w:r>
+              <w:rPr>
+                <w:rFonts w:ascii="Arial Nova Cond" w:hAnsi="Arial Nova Cond" w:cs="Times New Roman"/>
+                <w:b/>
+                <w:bCs/>
+                <w:color w:val="000000" w:themeColor="text1"/>
+                <w:sz w:val="20"/>
+                <w:szCs w:val="20"/>
+              </w:rPr>
+              <w:t>.</w:t>
             </w:r>
           </w:p>
         </w:tc>
         <w:tc>
           <w:tcPr>
             <w:tcW w:w="1634" w:type="dxa"/>
-            <w:tcBorders>
-              <w:top w:val="double" w:sz="4" w:space="0" w:color="47D459" w:themeColor="accent3" w:themeTint="99"/>
-              <w:left w:val="double" w:sz="4" w:space="0" w:color="47D459" w:themeColor="accent3" w:themeTint="99"/>
-              <w:bottom w:val="double" w:sz="4" w:space="0" w:color="47D459" w:themeColor="accent3" w:themeTint="99"/>
-              <w:right w:val="double" w:sz="4" w:space="0" w:color="47D459" w:themeColor="accent3" w:themeTint="99"/>
-            </w:tcBorders>
             <w:shd w:val="clear" w:color="auto" w:fill="C1F0C7" w:themeFill="accent3" w:themeFillTint="33"/>
             <w:vAlign w:val="center"/>
-            <w:hideMark/>
-          </w:tcPr>
-          <w:p>
-            <w:pPr>
-              <w:spacing w:after="160" w:line="259" w:lineRule="auto"/>
-              <w:ind w:right="-455"/>
-              <w:rPr>
-                <w:rFonts w:ascii="Arial Nova Cond" w:hAnsi="Arial Nova Cond" w:cs="Times New Roman"/>
-                <w:b/>
-                <w:bCs/>
-                <w:color w:val="000000" w:themeColor="text1"/>
-              </w:rPr>
-            </w:pPr>
-            <w:r>
-              <w:rPr>
-                <w:rFonts w:ascii="Arial Nova Cond" w:hAnsi="Arial Nova Cond" w:cs="Times New Roman"/>
-                <w:b/>
-                <w:bCs/>
-                <w:color w:val="000000" w:themeColor="text1"/>
+          </w:tcPr>
+          <w:p>
+            <w:pPr>
+              <w:pStyle w:val="Prrafodelista"/>
+              <w:ind w:left="0"/>
+              <w:jc w:val="center"/>
+              <w:rPr>
+                <w:rFonts w:ascii="Arial Nova Cond" w:hAnsi="Arial Nova Cond" w:cs="Times New Roman"/>
+                <w:b/>
+                <w:bCs/>
+                <w:color w:val="000000" w:themeColor="text1"/>
+                <w:sz w:val="20"/>
+                <w:szCs w:val="20"/>
+              </w:rPr>
+            </w:pPr>
+            <w:r>
+              <w:rPr>
+                <w:rFonts w:ascii="Arial Nova Cond" w:hAnsi="Arial Nova Cond" w:cs="Times New Roman"/>
+                <w:b/>
+                <w:bCs/>
+                <w:color w:val="000000" w:themeColor="text1"/>
+                <w:sz w:val="20"/>
+                <w:szCs w:val="20"/>
               </w:rPr>
               <w:t>COMPETENCIAS</w:t>
             </w:r>
@@ -12987,33 +13031,31 @@
         <w:tc>
           <w:tcPr>
             <w:tcW w:w="1337" w:type="dxa"/>
-            <w:tcBorders>
-              <w:top w:val="double" w:sz="4" w:space="0" w:color="47D459" w:themeColor="accent3" w:themeTint="99"/>
-              <w:left w:val="double" w:sz="4" w:space="0" w:color="47D459" w:themeColor="accent3" w:themeTint="99"/>
-              <w:bottom w:val="double" w:sz="4" w:space="0" w:color="47D459" w:themeColor="accent3" w:themeTint="99"/>
-              <w:right w:val="double" w:sz="4" w:space="0" w:color="47D459" w:themeColor="accent3" w:themeTint="99"/>
-            </w:tcBorders>
             <w:shd w:val="clear" w:color="auto" w:fill="C1F0C7" w:themeFill="accent3" w:themeFillTint="33"/>
             <w:vAlign w:val="center"/>
-            <w:hideMark/>
-          </w:tcPr>
-          <w:p>
-            <w:pPr>
-              <w:spacing w:after="160" w:line="259" w:lineRule="auto"/>
-              <w:ind w:right="-455"/>
-              <w:rPr>
-                <w:rFonts w:ascii="Arial Nova Cond" w:hAnsi="Arial Nova Cond" w:cs="Times New Roman"/>
-                <w:b/>
-                <w:bCs/>
-                <w:color w:val="000000" w:themeColor="text1"/>
-              </w:rPr>
-            </w:pPr>
-            <w:r>
-              <w:rPr>
-                <w:rFonts w:ascii="Arial Nova Cond" w:hAnsi="Arial Nova Cond" w:cs="Times New Roman"/>
-                <w:b/>
-                <w:bCs/>
-                <w:color w:val="000000" w:themeColor="text1"/>
+          </w:tcPr>
+          <w:p>
+            <w:pPr>
+              <w:pStyle w:val="Prrafodelista"/>
+              <w:ind w:left="0"/>
+              <w:jc w:val="center"/>
+              <w:rPr>
+                <w:rFonts w:ascii="Arial Nova Cond" w:hAnsi="Arial Nova Cond" w:cs="Times New Roman"/>
+                <w:b/>
+                <w:bCs/>
+                <w:color w:val="000000" w:themeColor="text1"/>
+                <w:sz w:val="20"/>
+                <w:szCs w:val="20"/>
+              </w:rPr>
+            </w:pPr>
+            <w:r>
+              <w:rPr>
+                <w:rFonts w:ascii="Arial Nova Cond" w:hAnsi="Arial Nova Cond" w:cs="Times New Roman"/>
+                <w:b/>
+                <w:bCs/>
+                <w:color w:val="000000" w:themeColor="text1"/>
+                <w:sz w:val="20"/>
+                <w:szCs w:val="20"/>
               </w:rPr>
               <w:t>PRODUCTO</w:t>
             </w:r>
@@ -13029,33 +13071,35 @@
           <w:tcPr>
             <w:tcW w:w="875" w:type="dxa"/>
             <w:vMerge w:val="restart"/>
-            <w:tcBorders>
-              <w:top w:val="double" w:sz="4" w:space="0" w:color="47D459" w:themeColor="accent3" w:themeTint="99"/>
-              <w:left w:val="double" w:sz="4" w:space="0" w:color="47D459" w:themeColor="accent3" w:themeTint="99"/>
-              <w:bottom w:val="double" w:sz="4" w:space="0" w:color="47D459" w:themeColor="accent3" w:themeTint="99"/>
-              <w:right w:val="double" w:sz="4" w:space="0" w:color="47D459" w:themeColor="accent3" w:themeTint="99"/>
-            </w:tcBorders>
-            <w:vAlign w:val="center"/>
-            <w:hideMark/>
-          </w:tcPr>
-          <w:p>
-            <w:pPr>
-              <w:spacing w:after="160" w:line="259" w:lineRule="auto"/>
-              <w:ind w:right="-455"/>
-              <w:rPr>
-                <w:rFonts w:ascii="Arial Nova Cond" w:hAnsi="Arial Nova Cond" w:cs="Times New Roman"/>
-                <w:b/>
-                <w:bCs/>
-                <w:color w:val="000000" w:themeColor="text1"/>
+            <w:vAlign w:val="center"/>
+          </w:tcPr>
+          <w:p>
+            <w:pPr>
+              <w:pStyle w:val="Prrafodelista"/>
+              <w:tabs>
+                <w:tab w:val="left" w:pos="0"/>
+                <w:tab w:val="left" w:pos="142"/>
+                <w:tab w:val="left" w:pos="284"/>
+              </w:tabs>
+              <w:spacing w:line="276" w:lineRule="auto"/>
+              <w:ind w:left="0"/>
+              <w:jc w:val="center"/>
+              <w:rPr>
+                <w:rFonts w:ascii="Arial Nova Cond" w:eastAsia="Calibri" w:hAnsi="Arial Nova Cond" w:cs="Times New Roman"/>
+                <w:b/>
+                <w:bCs/>
+                <w:sz w:val="20"/>
+                <w:szCs w:val="20"/>
                 <w:lang w:val="es-ES_tradnl"/>
               </w:rPr>
             </w:pPr>
             <w:r>
               <w:rPr>
-                <w:rFonts w:ascii="Arial Nova Cond" w:hAnsi="Arial Nova Cond" w:cs="Times New Roman"/>
-                <w:b/>
-                <w:bCs/>
-                <w:color w:val="000000" w:themeColor="text1"/>
+                <w:rFonts w:ascii="Arial Nova Cond" w:eastAsia="Calibri" w:hAnsi="Arial Nova Cond" w:cs="Times New Roman"/>
+                <w:b/>
+                <w:bCs/>
+                <w:sz w:val="20"/>
+                <w:szCs w:val="20"/>
                 <w:lang w:val="es-ES_tradnl"/>
               </w:rPr>
               <w:t>I</w:t>
@@ -13065,33 +13109,35 @@
         <w:tc>
           <w:tcPr>
             <w:tcW w:w="1095" w:type="dxa"/>
-            <w:tcBorders>
-              <w:top w:val="double" w:sz="4" w:space="0" w:color="47D459" w:themeColor="accent3" w:themeTint="99"/>
-              <w:left w:val="double" w:sz="4" w:space="0" w:color="47D459" w:themeColor="accent3" w:themeTint="99"/>
-              <w:bottom w:val="double" w:sz="4" w:space="0" w:color="47D459" w:themeColor="accent3" w:themeTint="99"/>
-              <w:right w:val="double" w:sz="4" w:space="0" w:color="47D459" w:themeColor="accent3" w:themeTint="99"/>
-            </w:tcBorders>
-            <w:vAlign w:val="center"/>
-            <w:hideMark/>
-          </w:tcPr>
-          <w:p>
-            <w:pPr>
-              <w:spacing w:after="160" w:line="259" w:lineRule="auto"/>
-              <w:ind w:right="-455"/>
-              <w:rPr>
-                <w:rFonts w:ascii="Arial Nova Cond" w:hAnsi="Arial Nova Cond" w:cs="Times New Roman"/>
-                <w:b/>
-                <w:bCs/>
-                <w:color w:val="000000" w:themeColor="text1"/>
+            <w:vAlign w:val="center"/>
+          </w:tcPr>
+          <w:p>
+            <w:pPr>
+              <w:pStyle w:val="Prrafodelista"/>
+              <w:tabs>
+                <w:tab w:val="left" w:pos="0"/>
+                <w:tab w:val="left" w:pos="142"/>
+                <w:tab w:val="left" w:pos="284"/>
+              </w:tabs>
+              <w:spacing w:line="276" w:lineRule="auto"/>
+              <w:ind w:left="0"/>
+              <w:jc w:val="center"/>
+              <w:rPr>
+                <w:rFonts w:ascii="Arial Nova Cond" w:eastAsia="Calibri" w:hAnsi="Arial Nova Cond" w:cs="Times New Roman"/>
+                <w:b/>
+                <w:bCs/>
+                <w:sz w:val="20"/>
+                <w:szCs w:val="20"/>
                 <w:lang w:val="es-ES_tradnl"/>
               </w:rPr>
             </w:pPr>
             <w:r>
               <w:rPr>
-                <w:rFonts w:ascii="Arial Nova Cond" w:hAnsi="Arial Nova Cond" w:cs="Times New Roman"/>
-                <w:b/>
-                <w:bCs/>
-                <w:color w:val="000000" w:themeColor="text1"/>
+                <w:rFonts w:ascii="Arial Nova Cond" w:eastAsia="Calibri" w:hAnsi="Arial Nova Cond" w:cs="Times New Roman"/>
+                <w:b/>
+                <w:bCs/>
+                <w:sz w:val="20"/>
+                <w:szCs w:val="20"/>
                 <w:lang w:val="es-ES_tradnl"/>
               </w:rPr>
               <w:t>U 0</w:t>
@@ -13101,32 +13147,31 @@
         <w:tc>
           <w:tcPr>
             <w:tcW w:w="1726" w:type="dxa"/>
-            <w:tcBorders>
-              <w:top w:val="double" w:sz="4" w:space="0" w:color="47D459" w:themeColor="accent3" w:themeTint="99"/>
-              <w:left w:val="double" w:sz="4" w:space="0" w:color="47D459" w:themeColor="accent3" w:themeTint="99"/>
-              <w:bottom w:val="double" w:sz="4" w:space="0" w:color="47D459" w:themeColor="accent3" w:themeTint="99"/>
-              <w:right w:val="double" w:sz="4" w:space="0" w:color="47D459" w:themeColor="accent3" w:themeTint="99"/>
-            </w:tcBorders>
-            <w:vAlign w:val="center"/>
-            <w:hideMark/>
-          </w:tcPr>
-          <w:p>
-            <w:pPr>
-              <w:spacing w:after="160" w:line="259" w:lineRule="auto"/>
-              <w:rPr>
-                <w:rFonts w:ascii="Arial Nova Cond" w:hAnsi="Arial Nova Cond" w:cs="Times New Roman"/>
-                <w:b/>
-                <w:bCs/>
-                <w:color w:val="000000" w:themeColor="text1"/>
+            <w:vAlign w:val="center"/>
+          </w:tcPr>
+          <w:p>
+            <w:pPr>
+              <w:pStyle w:val="Prrafodelista"/>
+              <w:tabs>
+                <w:tab w:val="left" w:pos="0"/>
+                <w:tab w:val="left" w:pos="142"/>
+                <w:tab w:val="left" w:pos="284"/>
+              </w:tabs>
+              <w:spacing w:line="276" w:lineRule="auto"/>
+              <w:ind w:left="0"/>
+              <w:jc w:val="both"/>
+              <w:rPr>
+                <w:rFonts w:ascii="Arial Nova Cond" w:eastAsia="Calibri" w:hAnsi="Arial Nova Cond" w:cs="Times New Roman"/>
+                <w:sz w:val="20"/>
+                <w:szCs w:val="20"/>
                 <w:lang w:val="es-ES_tradnl"/>
               </w:rPr>
             </w:pPr>
             <w:r>
               <w:rPr>
-                <w:rFonts w:ascii="Arial Nova Cond" w:hAnsi="Arial Nova Cond" w:cs="Times New Roman"/>
-                <w:b/>
-                <w:bCs/>
-                <w:color w:val="000000" w:themeColor="text1"/>
+                <w:rFonts w:ascii="Arial Nova Cond" w:eastAsia="Calibri" w:hAnsi="Arial Nova Cond" w:cs="Times New Roman"/>
+                <w:sz w:val="20"/>
+                <w:szCs w:val="20"/>
                 <w:lang w:val="es-ES_tradnl"/>
               </w:rPr>
               <w:t>{{problemapotencialidad0}}</w:t>
@@ -13136,32 +13181,31 @@
         <w:tc>
           <w:tcPr>
             <w:tcW w:w="6169" w:type="dxa"/>
-            <w:tcBorders>
-              <w:top w:val="double" w:sz="4" w:space="0" w:color="47D459" w:themeColor="accent3" w:themeTint="99"/>
-              <w:left w:val="double" w:sz="4" w:space="0" w:color="47D459" w:themeColor="accent3" w:themeTint="99"/>
-              <w:bottom w:val="double" w:sz="4" w:space="0" w:color="47D459" w:themeColor="accent3" w:themeTint="99"/>
-              <w:right w:val="double" w:sz="4" w:space="0" w:color="47D459" w:themeColor="accent3" w:themeTint="99"/>
-            </w:tcBorders>
-            <w:vAlign w:val="center"/>
-            <w:hideMark/>
-          </w:tcPr>
-          <w:p>
-            <w:pPr>
-              <w:spacing w:after="160" w:line="259" w:lineRule="auto"/>
-              <w:rPr>
-                <w:rFonts w:ascii="Arial Nova Cond" w:hAnsi="Arial Nova Cond" w:cs="Times New Roman"/>
-                <w:b/>
-                <w:bCs/>
-                <w:color w:val="000000" w:themeColor="text1"/>
+            <w:vAlign w:val="center"/>
+          </w:tcPr>
+          <w:p>
+            <w:pPr>
+              <w:pStyle w:val="Prrafodelista"/>
+              <w:tabs>
+                <w:tab w:val="left" w:pos="0"/>
+                <w:tab w:val="left" w:pos="142"/>
+                <w:tab w:val="left" w:pos="284"/>
+              </w:tabs>
+              <w:spacing w:line="276" w:lineRule="auto"/>
+              <w:ind w:left="0"/>
+              <w:jc w:val="both"/>
+              <w:rPr>
+                <w:rFonts w:ascii="Arial Nova Cond" w:eastAsia="Calibri" w:hAnsi="Arial Nova Cond" w:cs="Times New Roman"/>
+                <w:sz w:val="20"/>
+                <w:szCs w:val="20"/>
                 <w:lang w:val="es-ES_tradnl"/>
               </w:rPr>
             </w:pPr>
             <w:r>
               <w:rPr>
-                <w:rFonts w:ascii="Arial Nova Cond" w:hAnsi="Arial Nova Cond" w:cs="Times New Roman"/>
-                <w:b/>
-                <w:bCs/>
-                <w:color w:val="000000" w:themeColor="text1"/>
+                <w:rFonts w:ascii="Arial Nova Cond" w:eastAsia="Calibri" w:hAnsi="Arial Nova Cond" w:cs="Times New Roman"/>
+                <w:sz w:val="20"/>
+                <w:szCs w:val="20"/>
                 <w:lang w:val="es-ES_tradnl"/>
               </w:rPr>
               <w:t>{{situacionsignificativa0}}</w:t>
@@ -13171,31 +13215,29 @@
         <w:tc>
           <w:tcPr>
             <w:tcW w:w="2015" w:type="dxa"/>
-            <w:tcBorders>
-              <w:top w:val="double" w:sz="4" w:space="0" w:color="47D459" w:themeColor="accent3" w:themeTint="99"/>
-              <w:left w:val="double" w:sz="4" w:space="0" w:color="47D459" w:themeColor="accent3" w:themeTint="99"/>
-              <w:bottom w:val="double" w:sz="4" w:space="0" w:color="47D459" w:themeColor="accent3" w:themeTint="99"/>
-              <w:right w:val="double" w:sz="4" w:space="0" w:color="47D459" w:themeColor="accent3" w:themeTint="99"/>
-            </w:tcBorders>
-            <w:vAlign w:val="center"/>
-            <w:hideMark/>
-          </w:tcPr>
-          <w:p>
-            <w:pPr>
-              <w:spacing w:after="160" w:line="259" w:lineRule="auto"/>
-              <w:rPr>
-                <w:rFonts w:ascii="Arial Nova Cond" w:hAnsi="Arial Nova Cond" w:cs="Times New Roman"/>
-                <w:b/>
-                <w:bCs/>
-                <w:color w:val="000000" w:themeColor="text1"/>
-              </w:rPr>
-            </w:pPr>
-            <w:r>
-              <w:rPr>
-                <w:rFonts w:ascii="Arial Nova Cond" w:hAnsi="Arial Nova Cond" w:cs="Times New Roman"/>
-                <w:b/>
-                <w:bCs/>
-                <w:color w:val="000000" w:themeColor="text1"/>
+            <w:vAlign w:val="center"/>
+          </w:tcPr>
+          <w:p>
+            <w:pPr>
+              <w:autoSpaceDE w:val="0"/>
+              <w:autoSpaceDN w:val="0"/>
+              <w:adjustRightInd w:val="0"/>
+              <w:jc w:val="center"/>
+              <w:rPr>
+                <w:rFonts w:ascii="Arial Nova Cond" w:hAnsi="Arial Nova Cond" w:cs="Arial"/>
+                <w:color w:val="000000"/>
+                <w:kern w:val="0"/>
+                <w:sz w:val="20"/>
+                <w:szCs w:val="20"/>
+              </w:rPr>
+            </w:pPr>
+            <w:r>
+              <w:rPr>
+                <w:rFonts w:ascii="Arial Nova Cond" w:hAnsi="Arial Nova Cond" w:cs="Arial"/>
+                <w:color w:val="000000"/>
+                <w:kern w:val="0"/>
+                <w:sz w:val="20"/>
+                <w:szCs w:val="20"/>
               </w:rPr>
               <w:t>{{titulosituacionsignificativa0}}</w:t>
             </w:r>
@@ -13204,31 +13246,29 @@
         <w:tc>
           <w:tcPr>
             <w:tcW w:w="1634" w:type="dxa"/>
-            <w:tcBorders>
-              <w:top w:val="double" w:sz="4" w:space="0" w:color="47D459" w:themeColor="accent3" w:themeTint="99"/>
-              <w:left w:val="double" w:sz="4" w:space="0" w:color="47D459" w:themeColor="accent3" w:themeTint="99"/>
-              <w:bottom w:val="double" w:sz="4" w:space="0" w:color="47D459" w:themeColor="accent3" w:themeTint="99"/>
-              <w:right w:val="double" w:sz="4" w:space="0" w:color="47D459" w:themeColor="accent3" w:themeTint="99"/>
-            </w:tcBorders>
-            <w:vAlign w:val="center"/>
-            <w:hideMark/>
-          </w:tcPr>
-          <w:p>
-            <w:pPr>
-              <w:spacing w:after="160" w:line="259" w:lineRule="auto"/>
-              <w:rPr>
-                <w:rFonts w:ascii="Arial Nova Cond" w:hAnsi="Arial Nova Cond" w:cs="Times New Roman"/>
-                <w:b/>
-                <w:bCs/>
-                <w:color w:val="000000" w:themeColor="text1"/>
-              </w:rPr>
-            </w:pPr>
-            <w:r>
-              <w:rPr>
-                <w:rFonts w:ascii="Arial Nova Cond" w:hAnsi="Arial Nova Cond" w:cs="Times New Roman"/>
-                <w:b/>
-                <w:bCs/>
-                <w:color w:val="000000" w:themeColor="text1"/>
+            <w:vAlign w:val="center"/>
+          </w:tcPr>
+          <w:p>
+            <w:pPr>
+              <w:autoSpaceDE w:val="0"/>
+              <w:autoSpaceDN w:val="0"/>
+              <w:adjustRightInd w:val="0"/>
+              <w:jc w:val="both"/>
+              <w:rPr>
+                <w:rFonts w:ascii="Arial Nova Cond" w:hAnsi="Arial Nova Cond" w:cs="Arial"/>
+                <w:color w:val="000000"/>
+                <w:kern w:val="0"/>
+                <w:sz w:val="20"/>
+                <w:szCs w:val="20"/>
+              </w:rPr>
+            </w:pPr>
+            <w:r>
+              <w:rPr>
+                <w:rFonts w:ascii="Arial Nova Cond" w:hAnsi="Arial Nova Cond" w:cs="Arial"/>
+                <w:color w:val="000000"/>
+                <w:kern w:val="0"/>
+                <w:sz w:val="20"/>
+                <w:szCs w:val="20"/>
               </w:rPr>
               <w:t>{{competencias0}}</w:t>
             </w:r>
@@ -13237,31 +13277,29 @@
         <w:tc>
           <w:tcPr>
             <w:tcW w:w="1337" w:type="dxa"/>
-            <w:tcBorders>
-              <w:top w:val="double" w:sz="4" w:space="0" w:color="47D459" w:themeColor="accent3" w:themeTint="99"/>
-              <w:left w:val="double" w:sz="4" w:space="0" w:color="47D459" w:themeColor="accent3" w:themeTint="99"/>
-              <w:bottom w:val="double" w:sz="4" w:space="0" w:color="47D459" w:themeColor="accent3" w:themeTint="99"/>
-              <w:right w:val="double" w:sz="4" w:space="0" w:color="47D459" w:themeColor="accent3" w:themeTint="99"/>
-            </w:tcBorders>
-            <w:vAlign w:val="center"/>
-            <w:hideMark/>
-          </w:tcPr>
-          <w:p>
-            <w:pPr>
-              <w:spacing w:after="160" w:line="259" w:lineRule="auto"/>
-              <w:rPr>
-                <w:rFonts w:ascii="Arial Nova Cond" w:hAnsi="Arial Nova Cond" w:cs="Times New Roman"/>
-                <w:b/>
-                <w:bCs/>
-                <w:color w:val="000000" w:themeColor="text1"/>
-              </w:rPr>
-            </w:pPr>
-            <w:r>
-              <w:rPr>
-                <w:rFonts w:ascii="Arial Nova Cond" w:hAnsi="Arial Nova Cond" w:cs="Times New Roman"/>
-                <w:b/>
-                <w:bCs/>
-                <w:color w:val="000000" w:themeColor="text1"/>
+            <w:vAlign w:val="center"/>
+          </w:tcPr>
+          <w:p>
+            <w:pPr>
+              <w:autoSpaceDE w:val="0"/>
+              <w:autoSpaceDN w:val="0"/>
+              <w:adjustRightInd w:val="0"/>
+              <w:jc w:val="center"/>
+              <w:rPr>
+                <w:rFonts w:ascii="Arial Nova Cond" w:hAnsi="Arial Nova Cond" w:cs="Arial"/>
+                <w:color w:val="000000"/>
+                <w:kern w:val="0"/>
+                <w:sz w:val="20"/>
+                <w:szCs w:val="20"/>
+              </w:rPr>
+            </w:pPr>
+            <w:r>
+              <w:rPr>
+                <w:rFonts w:ascii="Arial Nova Cond" w:hAnsi="Arial Nova Cond" w:cs="Arial"/>
+                <w:color w:val="000000"/>
+                <w:kern w:val="0"/>
+                <w:sz w:val="20"/>
+                <w:szCs w:val="20"/>
               </w:rPr>
               <w:t>{{producto0}}</w:t>
             </w:r>
@@ -13277,24 +13315,25 @@
           <w:tcPr>
             <w:tcW w:w="875" w:type="dxa"/>
             <w:vMerge/>
-            <w:tcBorders>
-              <w:top w:val="double" w:sz="4" w:space="0" w:color="47D459" w:themeColor="accent3" w:themeTint="99"/>
-              <w:left w:val="double" w:sz="4" w:space="0" w:color="47D459" w:themeColor="accent3" w:themeTint="99"/>
-              <w:bottom w:val="double" w:sz="4" w:space="0" w:color="47D459" w:themeColor="accent3" w:themeTint="99"/>
-              <w:right w:val="double" w:sz="4" w:space="0" w:color="47D459" w:themeColor="accent3" w:themeTint="99"/>
-            </w:tcBorders>
-            <w:vAlign w:val="center"/>
-            <w:hideMark/>
-          </w:tcPr>
-          <w:p>
-            <w:pPr>
-              <w:spacing w:after="160" w:line="259" w:lineRule="auto"/>
-              <w:ind w:right="-455"/>
-              <w:rPr>
-                <w:rFonts w:ascii="Arial Nova Cond" w:hAnsi="Arial Nova Cond" w:cs="Times New Roman"/>
-                <w:b/>
-                <w:bCs/>
-                <w:color w:val="000000" w:themeColor="text1"/>
+            <w:vAlign w:val="center"/>
+          </w:tcPr>
+          <w:p>
+            <w:pPr>
+              <w:pStyle w:val="Prrafodelista"/>
+              <w:tabs>
+                <w:tab w:val="left" w:pos="0"/>
+                <w:tab w:val="left" w:pos="142"/>
+                <w:tab w:val="left" w:pos="284"/>
+              </w:tabs>
+              <w:spacing w:line="276" w:lineRule="auto"/>
+              <w:ind w:left="0"/>
+              <w:jc w:val="center"/>
+              <w:rPr>
+                <w:rFonts w:ascii="Arial Nova Cond" w:eastAsia="Calibri" w:hAnsi="Arial Nova Cond" w:cs="Times New Roman"/>
+                <w:b/>
+                <w:bCs/>
+                <w:sz w:val="20"/>
+                <w:szCs w:val="20"/>
                 <w:lang w:val="es-ES_tradnl"/>
               </w:rPr>
             </w:pPr>
@@ -13303,33 +13342,35 @@
         <w:tc>
           <w:tcPr>
             <w:tcW w:w="1095" w:type="dxa"/>
-            <w:tcBorders>
-              <w:top w:val="double" w:sz="4" w:space="0" w:color="47D459" w:themeColor="accent3" w:themeTint="99"/>
-              <w:left w:val="double" w:sz="4" w:space="0" w:color="47D459" w:themeColor="accent3" w:themeTint="99"/>
-              <w:bottom w:val="double" w:sz="4" w:space="0" w:color="47D459" w:themeColor="accent3" w:themeTint="99"/>
-              <w:right w:val="double" w:sz="4" w:space="0" w:color="47D459" w:themeColor="accent3" w:themeTint="99"/>
-            </w:tcBorders>
-            <w:vAlign w:val="center"/>
-            <w:hideMark/>
-          </w:tcPr>
-          <w:p>
-            <w:pPr>
-              <w:spacing w:after="160" w:line="259" w:lineRule="auto"/>
-              <w:ind w:right="-455"/>
-              <w:rPr>
-                <w:rFonts w:ascii="Arial Nova Cond" w:hAnsi="Arial Nova Cond" w:cs="Times New Roman"/>
-                <w:b/>
-                <w:bCs/>
-                <w:color w:val="000000" w:themeColor="text1"/>
+            <w:vAlign w:val="center"/>
+          </w:tcPr>
+          <w:p>
+            <w:pPr>
+              <w:pStyle w:val="Prrafodelista"/>
+              <w:tabs>
+                <w:tab w:val="left" w:pos="0"/>
+                <w:tab w:val="left" w:pos="142"/>
+                <w:tab w:val="left" w:pos="284"/>
+              </w:tabs>
+              <w:spacing w:line="276" w:lineRule="auto"/>
+              <w:ind w:left="0"/>
+              <w:jc w:val="center"/>
+              <w:rPr>
+                <w:rFonts w:ascii="Arial Nova Cond" w:eastAsia="Calibri" w:hAnsi="Arial Nova Cond" w:cs="Times New Roman"/>
+                <w:b/>
+                <w:bCs/>
+                <w:sz w:val="20"/>
+                <w:szCs w:val="20"/>
                 <w:lang w:val="es-ES_tradnl"/>
               </w:rPr>
             </w:pPr>
             <w:r>
               <w:rPr>
-                <w:rFonts w:ascii="Arial Nova Cond" w:hAnsi="Arial Nova Cond" w:cs="Times New Roman"/>
-                <w:b/>
-                <w:bCs/>
-                <w:color w:val="000000" w:themeColor="text1"/>
+                <w:rFonts w:ascii="Arial Nova Cond" w:eastAsia="Calibri" w:hAnsi="Arial Nova Cond" w:cs="Times New Roman"/>
+                <w:b/>
+                <w:bCs/>
+                <w:sz w:val="20"/>
+                <w:szCs w:val="20"/>
                 <w:lang w:val="es-ES_tradnl"/>
               </w:rPr>
               <w:t>U 1</w:t>
@@ -13339,31 +13380,23 @@
         <w:tc>
           <w:tcPr>
             <w:tcW w:w="1726" w:type="dxa"/>
-            <w:tcBorders>
-              <w:top w:val="double" w:sz="4" w:space="0" w:color="47D459" w:themeColor="accent3" w:themeTint="99"/>
-              <w:left w:val="double" w:sz="4" w:space="0" w:color="47D459" w:themeColor="accent3" w:themeTint="99"/>
-              <w:bottom w:val="double" w:sz="4" w:space="0" w:color="47D459" w:themeColor="accent3" w:themeTint="99"/>
-              <w:right w:val="double" w:sz="4" w:space="0" w:color="47D459" w:themeColor="accent3" w:themeTint="99"/>
-            </w:tcBorders>
-            <w:vAlign w:val="center"/>
-            <w:hideMark/>
-          </w:tcPr>
-          <w:p>
-            <w:pPr>
-              <w:spacing w:after="160" w:line="259" w:lineRule="auto"/>
-              <w:rPr>
-                <w:rFonts w:ascii="Arial Nova Cond" w:hAnsi="Arial Nova Cond" w:cs="Times New Roman"/>
-                <w:b/>
-                <w:bCs/>
-                <w:color w:val="000000" w:themeColor="text1"/>
-              </w:rPr>
-            </w:pPr>
-            <w:r>
-              <w:rPr>
-                <w:rFonts w:ascii="Arial Nova Cond" w:hAnsi="Arial Nova Cond" w:cs="Times New Roman"/>
-                <w:b/>
-                <w:bCs/>
-                <w:color w:val="000000" w:themeColor="text1"/>
+            <w:vAlign w:val="center"/>
+          </w:tcPr>
+          <w:p>
+            <w:pPr>
+              <w:pStyle w:val="NormalWeb"/>
+              <w:jc w:val="both"/>
+              <w:rPr>
+                <w:rFonts w:ascii="Arial Nova Cond" w:hAnsi="Arial Nova Cond"/>
+                <w:sz w:val="20"/>
+                <w:szCs w:val="20"/>
+              </w:rPr>
+            </w:pPr>
+            <w:r>
+              <w:rPr>
+                <w:rFonts w:ascii="Arial Nova Cond" w:eastAsia="Calibri" w:hAnsi="Arial Nova Cond"/>
+                <w:sz w:val="20"/>
+                <w:szCs w:val="20"/>
                 <w:lang w:val="es-ES_tradnl"/>
               </w:rPr>
               <w:t>{{problemapotencialidad1}}</w:t>
@@ -13373,32 +13406,31 @@
         <w:tc>
           <w:tcPr>
             <w:tcW w:w="6169" w:type="dxa"/>
-            <w:tcBorders>
-              <w:top w:val="double" w:sz="4" w:space="0" w:color="47D459" w:themeColor="accent3" w:themeTint="99"/>
-              <w:left w:val="double" w:sz="4" w:space="0" w:color="47D459" w:themeColor="accent3" w:themeTint="99"/>
-              <w:bottom w:val="double" w:sz="4" w:space="0" w:color="47D459" w:themeColor="accent3" w:themeTint="99"/>
-              <w:right w:val="double" w:sz="4" w:space="0" w:color="47D459" w:themeColor="accent3" w:themeTint="99"/>
-            </w:tcBorders>
-            <w:vAlign w:val="center"/>
-            <w:hideMark/>
-          </w:tcPr>
-          <w:p>
-            <w:pPr>
-              <w:spacing w:after="160" w:line="259" w:lineRule="auto"/>
-              <w:rPr>
-                <w:rFonts w:ascii="Arial Nova Cond" w:hAnsi="Arial Nova Cond" w:cs="Times New Roman"/>
-                <w:b/>
-                <w:bCs/>
-                <w:color w:val="000000" w:themeColor="text1"/>
+            <w:vAlign w:val="center"/>
+          </w:tcPr>
+          <w:p>
+            <w:pPr>
+              <w:pStyle w:val="Prrafodelista"/>
+              <w:tabs>
+                <w:tab w:val="left" w:pos="0"/>
+                <w:tab w:val="left" w:pos="142"/>
+                <w:tab w:val="left" w:pos="284"/>
+              </w:tabs>
+              <w:spacing w:line="276" w:lineRule="auto"/>
+              <w:ind w:left="0"/>
+              <w:jc w:val="both"/>
+              <w:rPr>
+                <w:rFonts w:ascii="Arial Nova Cond" w:eastAsia="Calibri" w:hAnsi="Arial Nova Cond" w:cs="Times New Roman"/>
+                <w:sz w:val="20"/>
+                <w:szCs w:val="20"/>
                 <w:lang w:val="es-ES_tradnl"/>
               </w:rPr>
             </w:pPr>
             <w:r>
               <w:rPr>
-                <w:rFonts w:ascii="Arial Nova Cond" w:hAnsi="Arial Nova Cond" w:cs="Times New Roman"/>
-                <w:b/>
-                <w:bCs/>
-                <w:color w:val="000000" w:themeColor="text1"/>
+                <w:rFonts w:ascii="Arial Nova Cond" w:eastAsia="Calibri" w:hAnsi="Arial Nova Cond" w:cs="Times New Roman"/>
+                <w:sz w:val="20"/>
+                <w:szCs w:val="20"/>
                 <w:lang w:val="es-ES_tradnl"/>
               </w:rPr>
               <w:t>{{situacionsignificativa1}}</w:t>
@@ -13408,31 +13440,29 @@
         <w:tc>
           <w:tcPr>
             <w:tcW w:w="2015" w:type="dxa"/>
-            <w:tcBorders>
-              <w:top w:val="double" w:sz="4" w:space="0" w:color="47D459" w:themeColor="accent3" w:themeTint="99"/>
-              <w:left w:val="double" w:sz="4" w:space="0" w:color="47D459" w:themeColor="accent3" w:themeTint="99"/>
-              <w:bottom w:val="double" w:sz="4" w:space="0" w:color="47D459" w:themeColor="accent3" w:themeTint="99"/>
-              <w:right w:val="double" w:sz="4" w:space="0" w:color="47D459" w:themeColor="accent3" w:themeTint="99"/>
-            </w:tcBorders>
-            <w:vAlign w:val="center"/>
-            <w:hideMark/>
-          </w:tcPr>
-          <w:p>
-            <w:pPr>
-              <w:spacing w:after="160" w:line="259" w:lineRule="auto"/>
-              <w:rPr>
-                <w:rFonts w:ascii="Arial Nova Cond" w:hAnsi="Arial Nova Cond" w:cs="Times New Roman"/>
-                <w:b/>
-                <w:bCs/>
-                <w:color w:val="000000" w:themeColor="text1"/>
-              </w:rPr>
-            </w:pPr>
-            <w:r>
-              <w:rPr>
-                <w:rFonts w:ascii="Arial Nova Cond" w:hAnsi="Arial Nova Cond" w:cs="Times New Roman"/>
-                <w:b/>
-                <w:bCs/>
-                <w:color w:val="000000" w:themeColor="text1"/>
+            <w:vAlign w:val="center"/>
+          </w:tcPr>
+          <w:p>
+            <w:pPr>
+              <w:autoSpaceDE w:val="0"/>
+              <w:autoSpaceDN w:val="0"/>
+              <w:adjustRightInd w:val="0"/>
+              <w:jc w:val="center"/>
+              <w:rPr>
+                <w:rFonts w:ascii="Arial Nova Cond" w:hAnsi="Arial Nova Cond" w:cs="Arial"/>
+                <w:color w:val="000000" w:themeColor="text1"/>
+                <w:kern w:val="0"/>
+                <w:sz w:val="20"/>
+                <w:szCs w:val="20"/>
+              </w:rPr>
+            </w:pPr>
+            <w:r>
+              <w:rPr>
+                <w:rFonts w:ascii="Arial Nova Cond" w:hAnsi="Arial Nova Cond" w:cs="Arial"/>
+                <w:color w:val="000000"/>
+                <w:kern w:val="0"/>
+                <w:sz w:val="20"/>
+                <w:szCs w:val="20"/>
               </w:rPr>
               <w:t>{{titulosituacionsignificativa1}}</w:t>
             </w:r>
@@ -13441,31 +13471,29 @@
         <w:tc>
           <w:tcPr>
             <w:tcW w:w="1634" w:type="dxa"/>
-            <w:tcBorders>
-              <w:top w:val="double" w:sz="4" w:space="0" w:color="47D459" w:themeColor="accent3" w:themeTint="99"/>
-              <w:left w:val="double" w:sz="4" w:space="0" w:color="47D459" w:themeColor="accent3" w:themeTint="99"/>
-              <w:bottom w:val="double" w:sz="4" w:space="0" w:color="47D459" w:themeColor="accent3" w:themeTint="99"/>
-              <w:right w:val="double" w:sz="4" w:space="0" w:color="47D459" w:themeColor="accent3" w:themeTint="99"/>
-            </w:tcBorders>
-            <w:vAlign w:val="center"/>
-            <w:hideMark/>
-          </w:tcPr>
-          <w:p>
-            <w:pPr>
-              <w:spacing w:after="160" w:line="259" w:lineRule="auto"/>
-              <w:rPr>
-                <w:rFonts w:ascii="Arial Nova Cond" w:hAnsi="Arial Nova Cond" w:cs="Times New Roman"/>
-                <w:b/>
-                <w:bCs/>
-                <w:color w:val="000000" w:themeColor="text1"/>
-              </w:rPr>
-            </w:pPr>
-            <w:r>
-              <w:rPr>
-                <w:rFonts w:ascii="Arial Nova Cond" w:hAnsi="Arial Nova Cond" w:cs="Times New Roman"/>
-                <w:b/>
-                <w:bCs/>
-                <w:color w:val="000000" w:themeColor="text1"/>
+            <w:vAlign w:val="center"/>
+          </w:tcPr>
+          <w:p>
+            <w:pPr>
+              <w:autoSpaceDE w:val="0"/>
+              <w:autoSpaceDN w:val="0"/>
+              <w:adjustRightInd w:val="0"/>
+              <w:jc w:val="both"/>
+              <w:rPr>
+                <w:rFonts w:ascii="Arial Nova Cond" w:hAnsi="Arial Nova Cond" w:cs="Arial"/>
+                <w:color w:val="000000"/>
+                <w:kern w:val="0"/>
+                <w:sz w:val="20"/>
+                <w:szCs w:val="20"/>
+              </w:rPr>
+            </w:pPr>
+            <w:r>
+              <w:rPr>
+                <w:rFonts w:ascii="Arial Nova Cond" w:hAnsi="Arial Nova Cond" w:cs="Arial"/>
+                <w:color w:val="000000"/>
+                <w:kern w:val="0"/>
+                <w:sz w:val="20"/>
+                <w:szCs w:val="20"/>
               </w:rPr>
               <w:t>{{competencias1}}</w:t>
             </w:r>
@@ -13474,31 +13502,29 @@
         <w:tc>
           <w:tcPr>
             <w:tcW w:w="1337" w:type="dxa"/>
-            <w:tcBorders>
-              <w:top w:val="double" w:sz="4" w:space="0" w:color="47D459" w:themeColor="accent3" w:themeTint="99"/>
-              <w:left w:val="double" w:sz="4" w:space="0" w:color="47D459" w:themeColor="accent3" w:themeTint="99"/>
-              <w:bottom w:val="double" w:sz="4" w:space="0" w:color="47D459" w:themeColor="accent3" w:themeTint="99"/>
-              <w:right w:val="double" w:sz="4" w:space="0" w:color="47D459" w:themeColor="accent3" w:themeTint="99"/>
-            </w:tcBorders>
-            <w:vAlign w:val="center"/>
-            <w:hideMark/>
-          </w:tcPr>
-          <w:p>
-            <w:pPr>
-              <w:spacing w:after="160" w:line="259" w:lineRule="auto"/>
-              <w:rPr>
-                <w:rFonts w:ascii="Arial Nova Cond" w:hAnsi="Arial Nova Cond" w:cs="Times New Roman"/>
-                <w:b/>
-                <w:bCs/>
-                <w:color w:val="000000" w:themeColor="text1"/>
-              </w:rPr>
-            </w:pPr>
-            <w:r>
-              <w:rPr>
-                <w:rFonts w:ascii="Arial Nova Cond" w:hAnsi="Arial Nova Cond" w:cs="Times New Roman"/>
-                <w:b/>
-                <w:bCs/>
-                <w:color w:val="000000" w:themeColor="text1"/>
+            <w:vAlign w:val="center"/>
+          </w:tcPr>
+          <w:p>
+            <w:pPr>
+              <w:autoSpaceDE w:val="0"/>
+              <w:autoSpaceDN w:val="0"/>
+              <w:adjustRightInd w:val="0"/>
+              <w:jc w:val="center"/>
+              <w:rPr>
+                <w:rFonts w:ascii="Arial Nova Cond" w:hAnsi="Arial Nova Cond" w:cs="Arial"/>
+                <w:color w:val="000000"/>
+                <w:kern w:val="0"/>
+                <w:sz w:val="20"/>
+                <w:szCs w:val="20"/>
+              </w:rPr>
+            </w:pPr>
+            <w:r>
+              <w:rPr>
+                <w:rFonts w:ascii="Arial Nova Cond" w:hAnsi="Arial Nova Cond" w:cs="Arial"/>
+                <w:color w:val="000000"/>
+                <w:kern w:val="0"/>
+                <w:sz w:val="20"/>
+                <w:szCs w:val="20"/>
               </w:rPr>
               <w:t>{{producto1}}</w:t>
             </w:r>
@@ -13514,24 +13540,25 @@
           <w:tcPr>
             <w:tcW w:w="875" w:type="dxa"/>
             <w:vMerge/>
-            <w:tcBorders>
-              <w:top w:val="double" w:sz="4" w:space="0" w:color="47D459" w:themeColor="accent3" w:themeTint="99"/>
-              <w:left w:val="double" w:sz="4" w:space="0" w:color="47D459" w:themeColor="accent3" w:themeTint="99"/>
-              <w:bottom w:val="double" w:sz="4" w:space="0" w:color="47D459" w:themeColor="accent3" w:themeTint="99"/>
-              <w:right w:val="double" w:sz="4" w:space="0" w:color="47D459" w:themeColor="accent3" w:themeTint="99"/>
-            </w:tcBorders>
-            <w:vAlign w:val="center"/>
-            <w:hideMark/>
-          </w:tcPr>
-          <w:p>
-            <w:pPr>
-              <w:spacing w:after="160" w:line="259" w:lineRule="auto"/>
-              <w:ind w:right="-455"/>
-              <w:rPr>
-                <w:rFonts w:ascii="Arial Nova Cond" w:hAnsi="Arial Nova Cond" w:cs="Times New Roman"/>
-                <w:b/>
-                <w:bCs/>
-                <w:color w:val="000000" w:themeColor="text1"/>
+            <w:vAlign w:val="center"/>
+          </w:tcPr>
+          <w:p>
+            <w:pPr>
+              <w:pStyle w:val="Prrafodelista"/>
+              <w:tabs>
+                <w:tab w:val="left" w:pos="0"/>
+                <w:tab w:val="left" w:pos="142"/>
+                <w:tab w:val="left" w:pos="284"/>
+              </w:tabs>
+              <w:spacing w:line="276" w:lineRule="auto"/>
+              <w:ind w:left="0"/>
+              <w:jc w:val="center"/>
+              <w:rPr>
+                <w:rFonts w:ascii="Arial Nova Cond" w:eastAsia="Calibri" w:hAnsi="Arial Nova Cond" w:cs="Times New Roman"/>
+                <w:b/>
+                <w:bCs/>
+                <w:sz w:val="20"/>
+                <w:szCs w:val="20"/>
                 <w:lang w:val="es-ES_tradnl"/>
               </w:rPr>
             </w:pPr>
@@ -13540,33 +13567,35 @@
         <w:tc>
           <w:tcPr>
             <w:tcW w:w="1095" w:type="dxa"/>
-            <w:tcBorders>
-              <w:top w:val="double" w:sz="4" w:space="0" w:color="47D459" w:themeColor="accent3" w:themeTint="99"/>
-              <w:left w:val="double" w:sz="4" w:space="0" w:color="47D459" w:themeColor="accent3" w:themeTint="99"/>
-              <w:bottom w:val="double" w:sz="4" w:space="0" w:color="47D459" w:themeColor="accent3" w:themeTint="99"/>
-              <w:right w:val="double" w:sz="4" w:space="0" w:color="47D459" w:themeColor="accent3" w:themeTint="99"/>
-            </w:tcBorders>
-            <w:vAlign w:val="center"/>
-            <w:hideMark/>
-          </w:tcPr>
-          <w:p>
-            <w:pPr>
-              <w:spacing w:after="160" w:line="259" w:lineRule="auto"/>
-              <w:ind w:right="-455"/>
-              <w:rPr>
-                <w:rFonts w:ascii="Arial Nova Cond" w:hAnsi="Arial Nova Cond" w:cs="Times New Roman"/>
-                <w:b/>
-                <w:bCs/>
-                <w:color w:val="000000" w:themeColor="text1"/>
+            <w:vAlign w:val="center"/>
+          </w:tcPr>
+          <w:p>
+            <w:pPr>
+              <w:pStyle w:val="Prrafodelista"/>
+              <w:tabs>
+                <w:tab w:val="left" w:pos="0"/>
+                <w:tab w:val="left" w:pos="142"/>
+                <w:tab w:val="left" w:pos="284"/>
+              </w:tabs>
+              <w:spacing w:line="276" w:lineRule="auto"/>
+              <w:ind w:left="0"/>
+              <w:jc w:val="center"/>
+              <w:rPr>
+                <w:rFonts w:ascii="Arial Nova Cond" w:eastAsia="Calibri" w:hAnsi="Arial Nova Cond" w:cs="Times New Roman"/>
+                <w:b/>
+                <w:bCs/>
+                <w:sz w:val="20"/>
+                <w:szCs w:val="20"/>
                 <w:lang w:val="es-ES_tradnl"/>
               </w:rPr>
             </w:pPr>
             <w:r>
               <w:rPr>
-                <w:rFonts w:ascii="Arial Nova Cond" w:hAnsi="Arial Nova Cond" w:cs="Times New Roman"/>
-                <w:b/>
-                <w:bCs/>
-                <w:color w:val="000000" w:themeColor="text1"/>
+                <w:rFonts w:ascii="Arial Nova Cond" w:eastAsia="Calibri" w:hAnsi="Arial Nova Cond" w:cs="Times New Roman"/>
+                <w:b/>
+                <w:bCs/>
+                <w:sz w:val="20"/>
+                <w:szCs w:val="20"/>
                 <w:lang w:val="es-ES_tradnl"/>
               </w:rPr>
               <w:t>U 2</w:t>
@@ -13576,31 +13605,23 @@
         <w:tc>
           <w:tcPr>
             <w:tcW w:w="1726" w:type="dxa"/>
-            <w:tcBorders>
-              <w:top w:val="double" w:sz="4" w:space="0" w:color="47D459" w:themeColor="accent3" w:themeTint="99"/>
-              <w:left w:val="double" w:sz="4" w:space="0" w:color="47D459" w:themeColor="accent3" w:themeTint="99"/>
-              <w:bottom w:val="double" w:sz="4" w:space="0" w:color="47D459" w:themeColor="accent3" w:themeTint="99"/>
-              <w:right w:val="double" w:sz="4" w:space="0" w:color="47D459" w:themeColor="accent3" w:themeTint="99"/>
-            </w:tcBorders>
-            <w:vAlign w:val="center"/>
-            <w:hideMark/>
-          </w:tcPr>
-          <w:p>
-            <w:pPr>
-              <w:spacing w:after="160" w:line="259" w:lineRule="auto"/>
-              <w:rPr>
-                <w:rFonts w:ascii="Arial Nova Cond" w:hAnsi="Arial Nova Cond" w:cs="Times New Roman"/>
-                <w:b/>
-                <w:bCs/>
-                <w:color w:val="000000" w:themeColor="text1"/>
-              </w:rPr>
-            </w:pPr>
-            <w:r>
-              <w:rPr>
-                <w:rFonts w:ascii="Arial Nova Cond" w:hAnsi="Arial Nova Cond" w:cs="Times New Roman"/>
-                <w:b/>
-                <w:bCs/>
-                <w:color w:val="000000" w:themeColor="text1"/>
+            <w:vAlign w:val="center"/>
+          </w:tcPr>
+          <w:p>
+            <w:pPr>
+              <w:pStyle w:val="NormalWeb"/>
+              <w:jc w:val="both"/>
+              <w:rPr>
+                <w:rFonts w:ascii="Arial Nova Cond" w:eastAsia="Calibri" w:hAnsi="Arial Nova Cond"/>
+                <w:sz w:val="20"/>
+                <w:szCs w:val="20"/>
+              </w:rPr>
+            </w:pPr>
+            <w:r>
+              <w:rPr>
+                <w:rFonts w:ascii="Arial Nova Cond" w:eastAsia="Calibri" w:hAnsi="Arial Nova Cond"/>
+                <w:sz w:val="20"/>
+                <w:szCs w:val="20"/>
                 <w:lang w:val="es-ES_tradnl"/>
               </w:rPr>
               <w:t>{{problemapotencialidad2}}</w:t>
@@ -13610,32 +13631,31 @@
         <w:tc>
           <w:tcPr>
             <w:tcW w:w="6169" w:type="dxa"/>
-            <w:tcBorders>
-              <w:top w:val="double" w:sz="4" w:space="0" w:color="47D459" w:themeColor="accent3" w:themeTint="99"/>
-              <w:left w:val="double" w:sz="4" w:space="0" w:color="47D459" w:themeColor="accent3" w:themeTint="99"/>
-              <w:bottom w:val="double" w:sz="4" w:space="0" w:color="47D459" w:themeColor="accent3" w:themeTint="99"/>
-              <w:right w:val="double" w:sz="4" w:space="0" w:color="47D459" w:themeColor="accent3" w:themeTint="99"/>
-            </w:tcBorders>
-            <w:vAlign w:val="center"/>
-            <w:hideMark/>
-          </w:tcPr>
-          <w:p>
-            <w:pPr>
-              <w:spacing w:after="160" w:line="259" w:lineRule="auto"/>
-              <w:rPr>
-                <w:rFonts w:ascii="Arial Nova Cond" w:hAnsi="Arial Nova Cond" w:cs="Times New Roman"/>
-                <w:b/>
-                <w:bCs/>
-                <w:color w:val="000000" w:themeColor="text1"/>
+            <w:vAlign w:val="center"/>
+          </w:tcPr>
+          <w:p>
+            <w:pPr>
+              <w:pStyle w:val="Prrafodelista"/>
+              <w:tabs>
+                <w:tab w:val="left" w:pos="0"/>
+                <w:tab w:val="left" w:pos="142"/>
+                <w:tab w:val="left" w:pos="284"/>
+              </w:tabs>
+              <w:spacing w:line="276" w:lineRule="auto"/>
+              <w:ind w:left="0"/>
+              <w:jc w:val="both"/>
+              <w:rPr>
+                <w:rFonts w:ascii="Arial Nova Cond" w:eastAsia="Calibri" w:hAnsi="Arial Nova Cond" w:cs="Times New Roman"/>
+                <w:sz w:val="20"/>
+                <w:szCs w:val="20"/>
                 <w:lang w:val="es-ES_tradnl"/>
               </w:rPr>
             </w:pPr>
             <w:r>
               <w:rPr>
-                <w:rFonts w:ascii="Arial Nova Cond" w:hAnsi="Arial Nova Cond" w:cs="Times New Roman"/>
-                <w:b/>
-                <w:bCs/>
-                <w:color w:val="000000" w:themeColor="text1"/>
+                <w:rFonts w:ascii="Arial Nova Cond" w:eastAsia="Calibri" w:hAnsi="Arial Nova Cond" w:cs="Times New Roman"/>
+                <w:sz w:val="20"/>
+                <w:szCs w:val="20"/>
                 <w:lang w:val="es-ES_tradnl"/>
               </w:rPr>
               <w:t>{{situacionsignificativa2}}</w:t>
@@ -13645,31 +13665,29 @@
         <w:tc>
           <w:tcPr>
             <w:tcW w:w="2015" w:type="dxa"/>
-            <w:tcBorders>
-              <w:top w:val="double" w:sz="4" w:space="0" w:color="47D459" w:themeColor="accent3" w:themeTint="99"/>
-              <w:left w:val="double" w:sz="4" w:space="0" w:color="47D459" w:themeColor="accent3" w:themeTint="99"/>
-              <w:bottom w:val="double" w:sz="4" w:space="0" w:color="47D459" w:themeColor="accent3" w:themeTint="99"/>
-              <w:right w:val="double" w:sz="4" w:space="0" w:color="47D459" w:themeColor="accent3" w:themeTint="99"/>
-            </w:tcBorders>
-            <w:vAlign w:val="center"/>
-            <w:hideMark/>
-          </w:tcPr>
-          <w:p>
-            <w:pPr>
-              <w:spacing w:after="160" w:line="259" w:lineRule="auto"/>
-              <w:rPr>
-                <w:rFonts w:ascii="Arial Nova Cond" w:hAnsi="Arial Nova Cond" w:cs="Times New Roman"/>
-                <w:b/>
-                <w:bCs/>
-                <w:color w:val="000000" w:themeColor="text1"/>
-              </w:rPr>
-            </w:pPr>
-            <w:r>
-              <w:rPr>
-                <w:rFonts w:ascii="Arial Nova Cond" w:hAnsi="Arial Nova Cond" w:cs="Times New Roman"/>
-                <w:b/>
-                <w:bCs/>
-                <w:color w:val="000000" w:themeColor="text1"/>
+            <w:vAlign w:val="center"/>
+          </w:tcPr>
+          <w:p>
+            <w:pPr>
+              <w:autoSpaceDE w:val="0"/>
+              <w:autoSpaceDN w:val="0"/>
+              <w:adjustRightInd w:val="0"/>
+              <w:jc w:val="center"/>
+              <w:rPr>
+                <w:rFonts w:ascii="Arial Nova Cond" w:hAnsi="Arial Nova Cond" w:cs="Arial"/>
+                <w:color w:val="000000"/>
+                <w:kern w:val="0"/>
+                <w:sz w:val="20"/>
+                <w:szCs w:val="20"/>
+              </w:rPr>
+            </w:pPr>
+            <w:r>
+              <w:rPr>
+                <w:rFonts w:ascii="Arial Nova Cond" w:hAnsi="Arial Nova Cond" w:cs="Arial"/>
+                <w:color w:val="000000"/>
+                <w:kern w:val="0"/>
+                <w:sz w:val="20"/>
+                <w:szCs w:val="20"/>
               </w:rPr>
               <w:t>{{titulosituacionsignificativa2}}</w:t>
             </w:r>
@@ -13678,31 +13696,29 @@
         <w:tc>
           <w:tcPr>
             <w:tcW w:w="1634" w:type="dxa"/>
-            <w:tcBorders>
-              <w:top w:val="double" w:sz="4" w:space="0" w:color="47D459" w:themeColor="accent3" w:themeTint="99"/>
-              <w:left w:val="double" w:sz="4" w:space="0" w:color="47D459" w:themeColor="accent3" w:themeTint="99"/>
-              <w:bottom w:val="double" w:sz="4" w:space="0" w:color="47D459" w:themeColor="accent3" w:themeTint="99"/>
-              <w:right w:val="double" w:sz="4" w:space="0" w:color="47D459" w:themeColor="accent3" w:themeTint="99"/>
-            </w:tcBorders>
-            <w:vAlign w:val="center"/>
-            <w:hideMark/>
-          </w:tcPr>
-          <w:p>
-            <w:pPr>
-              <w:spacing w:after="160" w:line="259" w:lineRule="auto"/>
-              <w:rPr>
-                <w:rFonts w:ascii="Arial Nova Cond" w:hAnsi="Arial Nova Cond" w:cs="Times New Roman"/>
-                <w:b/>
-                <w:bCs/>
-                <w:color w:val="000000" w:themeColor="text1"/>
-              </w:rPr>
-            </w:pPr>
-            <w:r>
-              <w:rPr>
-                <w:rFonts w:ascii="Arial Nova Cond" w:hAnsi="Arial Nova Cond" w:cs="Times New Roman"/>
-                <w:b/>
-                <w:bCs/>
-                <w:color w:val="000000" w:themeColor="text1"/>
+            <w:vAlign w:val="center"/>
+          </w:tcPr>
+          <w:p>
+            <w:pPr>
+              <w:autoSpaceDE w:val="0"/>
+              <w:autoSpaceDN w:val="0"/>
+              <w:adjustRightInd w:val="0"/>
+              <w:jc w:val="both"/>
+              <w:rPr>
+                <w:rFonts w:ascii="Arial Nova Cond" w:hAnsi="Arial Nova Cond" w:cs="Arial"/>
+                <w:color w:val="000000"/>
+                <w:kern w:val="0"/>
+                <w:sz w:val="20"/>
+                <w:szCs w:val="20"/>
+              </w:rPr>
+            </w:pPr>
+            <w:r>
+              <w:rPr>
+                <w:rFonts w:ascii="Arial Nova Cond" w:hAnsi="Arial Nova Cond" w:cs="Arial"/>
+                <w:color w:val="000000"/>
+                <w:kern w:val="0"/>
+                <w:sz w:val="20"/>
+                <w:szCs w:val="20"/>
               </w:rPr>
               <w:t>{{competencias2}}</w:t>
             </w:r>
@@ -13711,31 +13727,29 @@
         <w:tc>
           <w:tcPr>
             <w:tcW w:w="1337" w:type="dxa"/>
-            <w:tcBorders>
-              <w:top w:val="double" w:sz="4" w:space="0" w:color="47D459" w:themeColor="accent3" w:themeTint="99"/>
-              <w:left w:val="double" w:sz="4" w:space="0" w:color="47D459" w:themeColor="accent3" w:themeTint="99"/>
-              <w:bottom w:val="double" w:sz="4" w:space="0" w:color="47D459" w:themeColor="accent3" w:themeTint="99"/>
-              <w:right w:val="double" w:sz="4" w:space="0" w:color="47D459" w:themeColor="accent3" w:themeTint="99"/>
-            </w:tcBorders>
-            <w:vAlign w:val="center"/>
-            <w:hideMark/>
-          </w:tcPr>
-          <w:p>
-            <w:pPr>
-              <w:spacing w:after="160" w:line="259" w:lineRule="auto"/>
-              <w:rPr>
-                <w:rFonts w:ascii="Arial Nova Cond" w:hAnsi="Arial Nova Cond" w:cs="Times New Roman"/>
-                <w:b/>
-                <w:bCs/>
-                <w:color w:val="000000" w:themeColor="text1"/>
-              </w:rPr>
-            </w:pPr>
-            <w:r>
-              <w:rPr>
-                <w:rFonts w:ascii="Arial Nova Cond" w:hAnsi="Arial Nova Cond" w:cs="Times New Roman"/>
-                <w:b/>
-                <w:bCs/>
-                <w:color w:val="000000" w:themeColor="text1"/>
+            <w:vAlign w:val="center"/>
+          </w:tcPr>
+          <w:p>
+            <w:pPr>
+              <w:autoSpaceDE w:val="0"/>
+              <w:autoSpaceDN w:val="0"/>
+              <w:adjustRightInd w:val="0"/>
+              <w:jc w:val="center"/>
+              <w:rPr>
+                <w:rFonts w:ascii="Arial Nova Cond" w:hAnsi="Arial Nova Cond" w:cs="Arial"/>
+                <w:color w:val="000000"/>
+                <w:kern w:val="0"/>
+                <w:sz w:val="20"/>
+                <w:szCs w:val="20"/>
+              </w:rPr>
+            </w:pPr>
+            <w:r>
+              <w:rPr>
+                <w:rFonts w:ascii="Arial Nova Cond" w:hAnsi="Arial Nova Cond" w:cs="Arial"/>
+                <w:color w:val="000000"/>
+                <w:kern w:val="0"/>
+                <w:sz w:val="20"/>
+                <w:szCs w:val="20"/>
               </w:rPr>
               <w:t>{{producto2}}</w:t>
             </w:r>
@@ -13751,33 +13765,35 @@
           <w:tcPr>
             <w:tcW w:w="875" w:type="dxa"/>
             <w:vMerge w:val="restart"/>
-            <w:tcBorders>
-              <w:top w:val="double" w:sz="4" w:space="0" w:color="47D459" w:themeColor="accent3" w:themeTint="99"/>
-              <w:left w:val="double" w:sz="4" w:space="0" w:color="47D459" w:themeColor="accent3" w:themeTint="99"/>
-              <w:bottom w:val="double" w:sz="4" w:space="0" w:color="47D459" w:themeColor="accent3" w:themeTint="99"/>
-              <w:right w:val="double" w:sz="4" w:space="0" w:color="47D459" w:themeColor="accent3" w:themeTint="99"/>
-            </w:tcBorders>
-            <w:vAlign w:val="center"/>
-            <w:hideMark/>
-          </w:tcPr>
-          <w:p>
-            <w:pPr>
-              <w:spacing w:after="160" w:line="259" w:lineRule="auto"/>
-              <w:ind w:right="-455"/>
-              <w:rPr>
-                <w:rFonts w:ascii="Arial Nova Cond" w:hAnsi="Arial Nova Cond" w:cs="Times New Roman"/>
-                <w:b/>
-                <w:bCs/>
-                <w:color w:val="000000" w:themeColor="text1"/>
+            <w:vAlign w:val="center"/>
+          </w:tcPr>
+          <w:p>
+            <w:pPr>
+              <w:pStyle w:val="Prrafodelista"/>
+              <w:tabs>
+                <w:tab w:val="left" w:pos="0"/>
+                <w:tab w:val="left" w:pos="142"/>
+                <w:tab w:val="left" w:pos="284"/>
+              </w:tabs>
+              <w:spacing w:line="276" w:lineRule="auto"/>
+              <w:ind w:left="0"/>
+              <w:jc w:val="center"/>
+              <w:rPr>
+                <w:rFonts w:ascii="Arial Nova Cond" w:eastAsia="Calibri" w:hAnsi="Arial Nova Cond" w:cs="Times New Roman"/>
+                <w:b/>
+                <w:bCs/>
+                <w:sz w:val="20"/>
+                <w:szCs w:val="20"/>
                 <w:lang w:val="es-ES_tradnl"/>
               </w:rPr>
             </w:pPr>
             <w:r>
               <w:rPr>
-                <w:rFonts w:ascii="Arial Nova Cond" w:hAnsi="Arial Nova Cond" w:cs="Times New Roman"/>
-                <w:b/>
-                <w:bCs/>
-                <w:color w:val="000000" w:themeColor="text1"/>
+                <w:rFonts w:ascii="Arial Nova Cond" w:eastAsia="Calibri" w:hAnsi="Arial Nova Cond" w:cs="Times New Roman"/>
+                <w:b/>
+                <w:bCs/>
+                <w:sz w:val="20"/>
+                <w:szCs w:val="20"/>
                 <w:lang w:val="es-ES_tradnl"/>
               </w:rPr>
               <w:t>II</w:t>
@@ -13787,33 +13803,35 @@
         <w:tc>
           <w:tcPr>
             <w:tcW w:w="1095" w:type="dxa"/>
-            <w:tcBorders>
-              <w:top w:val="double" w:sz="4" w:space="0" w:color="47D459" w:themeColor="accent3" w:themeTint="99"/>
-              <w:left w:val="double" w:sz="4" w:space="0" w:color="47D459" w:themeColor="accent3" w:themeTint="99"/>
-              <w:bottom w:val="double" w:sz="4" w:space="0" w:color="47D459" w:themeColor="accent3" w:themeTint="99"/>
-              <w:right w:val="double" w:sz="4" w:space="0" w:color="47D459" w:themeColor="accent3" w:themeTint="99"/>
-            </w:tcBorders>
-            <w:vAlign w:val="center"/>
-            <w:hideMark/>
-          </w:tcPr>
-          <w:p>
-            <w:pPr>
-              <w:spacing w:after="160" w:line="259" w:lineRule="auto"/>
-              <w:ind w:right="-455"/>
-              <w:rPr>
-                <w:rFonts w:ascii="Arial Nova Cond" w:hAnsi="Arial Nova Cond" w:cs="Times New Roman"/>
-                <w:b/>
-                <w:bCs/>
-                <w:color w:val="000000" w:themeColor="text1"/>
+            <w:vAlign w:val="center"/>
+          </w:tcPr>
+          <w:p>
+            <w:pPr>
+              <w:pStyle w:val="Prrafodelista"/>
+              <w:tabs>
+                <w:tab w:val="left" w:pos="0"/>
+                <w:tab w:val="left" w:pos="142"/>
+                <w:tab w:val="left" w:pos="284"/>
+              </w:tabs>
+              <w:spacing w:line="276" w:lineRule="auto"/>
+              <w:ind w:left="0"/>
+              <w:jc w:val="center"/>
+              <w:rPr>
+                <w:rFonts w:ascii="Arial Nova Cond" w:eastAsia="Calibri" w:hAnsi="Arial Nova Cond" w:cs="Times New Roman"/>
+                <w:b/>
+                <w:bCs/>
+                <w:sz w:val="20"/>
+                <w:szCs w:val="20"/>
                 <w:lang w:val="es-ES_tradnl"/>
               </w:rPr>
             </w:pPr>
             <w:r>
               <w:rPr>
-                <w:rFonts w:ascii="Arial Nova Cond" w:hAnsi="Arial Nova Cond" w:cs="Times New Roman"/>
-                <w:b/>
-                <w:bCs/>
-                <w:color w:val="000000" w:themeColor="text1"/>
+                <w:rFonts w:ascii="Arial Nova Cond" w:eastAsia="Calibri" w:hAnsi="Arial Nova Cond" w:cs="Times New Roman"/>
+                <w:b/>
+                <w:bCs/>
+                <w:sz w:val="20"/>
+                <w:szCs w:val="20"/>
                 <w:lang w:val="es-ES_tradnl"/>
               </w:rPr>
               <w:t>U 3</w:t>
@@ -13823,31 +13841,23 @@
         <w:tc>
           <w:tcPr>
             <w:tcW w:w="1726" w:type="dxa"/>
-            <w:tcBorders>
-              <w:top w:val="double" w:sz="4" w:space="0" w:color="47D459" w:themeColor="accent3" w:themeTint="99"/>
-              <w:left w:val="double" w:sz="4" w:space="0" w:color="47D459" w:themeColor="accent3" w:themeTint="99"/>
-              <w:bottom w:val="double" w:sz="4" w:space="0" w:color="47D459" w:themeColor="accent3" w:themeTint="99"/>
-              <w:right w:val="double" w:sz="4" w:space="0" w:color="47D459" w:themeColor="accent3" w:themeTint="99"/>
-            </w:tcBorders>
-            <w:vAlign w:val="center"/>
-            <w:hideMark/>
-          </w:tcPr>
-          <w:p>
-            <w:pPr>
-              <w:spacing w:after="160" w:line="259" w:lineRule="auto"/>
-              <w:rPr>
-                <w:rFonts w:ascii="Arial Nova Cond" w:hAnsi="Arial Nova Cond" w:cs="Times New Roman"/>
-                <w:b/>
-                <w:bCs/>
-                <w:color w:val="000000" w:themeColor="text1"/>
-              </w:rPr>
-            </w:pPr>
-            <w:r>
-              <w:rPr>
-                <w:rFonts w:ascii="Arial Nova Cond" w:hAnsi="Arial Nova Cond" w:cs="Times New Roman"/>
-                <w:b/>
-                <w:bCs/>
-                <w:color w:val="000000" w:themeColor="text1"/>
+            <w:vAlign w:val="center"/>
+          </w:tcPr>
+          <w:p>
+            <w:pPr>
+              <w:pStyle w:val="Sinespaciado"/>
+              <w:jc w:val="both"/>
+              <w:rPr>
+                <w:rFonts w:ascii="Arial Nova Cond" w:eastAsia="Times New Roman" w:hAnsi="Arial Nova Cond" w:cs="Times New Roman"/>
+                <w:sz w:val="20"/>
+                <w:szCs w:val="20"/>
+              </w:rPr>
+            </w:pPr>
+            <w:r>
+              <w:rPr>
+                <w:rFonts w:ascii="Arial Nova Cond" w:eastAsia="Calibri" w:hAnsi="Arial Nova Cond" w:cs="Times New Roman"/>
+                <w:sz w:val="20"/>
+                <w:szCs w:val="20"/>
                 <w:lang w:val="es-ES_tradnl"/>
               </w:rPr>
               <w:t>{{problemapotencialidad3}}</w:t>
@@ -13857,32 +13867,32 @@
         <w:tc>
           <w:tcPr>
             <w:tcW w:w="6169" w:type="dxa"/>
-            <w:tcBorders>
-              <w:top w:val="double" w:sz="4" w:space="0" w:color="47D459" w:themeColor="accent3" w:themeTint="99"/>
-              <w:left w:val="double" w:sz="4" w:space="0" w:color="47D459" w:themeColor="accent3" w:themeTint="99"/>
-              <w:bottom w:val="double" w:sz="4" w:space="0" w:color="47D459" w:themeColor="accent3" w:themeTint="99"/>
-              <w:right w:val="double" w:sz="4" w:space="0" w:color="47D459" w:themeColor="accent3" w:themeTint="99"/>
-            </w:tcBorders>
-            <w:vAlign w:val="center"/>
-            <w:hideMark/>
-          </w:tcPr>
-          <w:p>
-            <w:pPr>
-              <w:spacing w:after="160" w:line="259" w:lineRule="auto"/>
-              <w:rPr>
-                <w:rFonts w:ascii="Arial Nova Cond" w:hAnsi="Arial Nova Cond" w:cs="Times New Roman"/>
-                <w:b/>
-                <w:bCs/>
-                <w:color w:val="000000" w:themeColor="text1"/>
+            <w:vAlign w:val="center"/>
+          </w:tcPr>
+          <w:p>
+            <w:pPr>
+              <w:pStyle w:val="Prrafodelista"/>
+              <w:tabs>
+                <w:tab w:val="left" w:pos="0"/>
+                <w:tab w:val="left" w:pos="142"/>
+                <w:tab w:val="left" w:pos="284"/>
+              </w:tabs>
+              <w:spacing w:line="276" w:lineRule="auto"/>
+              <w:ind w:left="0"/>
+              <w:jc w:val="both"/>
+              <w:rPr>
+                <w:rFonts w:ascii="Arial Nova Cond" w:eastAsia="Calibri" w:hAnsi="Arial Nova Cond" w:cs="Times New Roman"/>
+                <w:color w:val="000000" w:themeColor="text1"/>
+                <w:sz w:val="20"/>
+                <w:szCs w:val="20"/>
                 <w:lang w:val="es-ES_tradnl"/>
               </w:rPr>
             </w:pPr>
             <w:r>
               <w:rPr>
-                <w:rFonts w:ascii="Arial Nova Cond" w:hAnsi="Arial Nova Cond" w:cs="Times New Roman"/>
-                <w:b/>
-                <w:bCs/>
-                <w:color w:val="000000" w:themeColor="text1"/>
+                <w:rFonts w:ascii="Arial Nova Cond" w:eastAsia="Calibri" w:hAnsi="Arial Nova Cond" w:cs="Times New Roman"/>
+                <w:sz w:val="20"/>
+                <w:szCs w:val="20"/>
                 <w:lang w:val="es-ES_tradnl"/>
               </w:rPr>
               <w:t>{{situacionsignificativa3}}</w:t>
@@ -13892,31 +13902,29 @@
         <w:tc>
           <w:tcPr>
             <w:tcW w:w="2015" w:type="dxa"/>
-            <w:tcBorders>
-              <w:top w:val="double" w:sz="4" w:space="0" w:color="47D459" w:themeColor="accent3" w:themeTint="99"/>
-              <w:left w:val="double" w:sz="4" w:space="0" w:color="47D459" w:themeColor="accent3" w:themeTint="99"/>
-              <w:bottom w:val="double" w:sz="4" w:space="0" w:color="47D459" w:themeColor="accent3" w:themeTint="99"/>
-              <w:right w:val="double" w:sz="4" w:space="0" w:color="47D459" w:themeColor="accent3" w:themeTint="99"/>
-            </w:tcBorders>
-            <w:vAlign w:val="center"/>
-            <w:hideMark/>
-          </w:tcPr>
-          <w:p>
-            <w:pPr>
-              <w:spacing w:after="160" w:line="259" w:lineRule="auto"/>
-              <w:rPr>
-                <w:rFonts w:ascii="Arial Nova Cond" w:hAnsi="Arial Nova Cond" w:cs="Times New Roman"/>
-                <w:b/>
-                <w:bCs/>
-                <w:color w:val="000000" w:themeColor="text1"/>
-              </w:rPr>
-            </w:pPr>
-            <w:r>
-              <w:rPr>
-                <w:rFonts w:ascii="Arial Nova Cond" w:hAnsi="Arial Nova Cond" w:cs="Times New Roman"/>
-                <w:b/>
-                <w:bCs/>
-                <w:color w:val="000000" w:themeColor="text1"/>
+            <w:vAlign w:val="center"/>
+          </w:tcPr>
+          <w:p>
+            <w:pPr>
+              <w:autoSpaceDE w:val="0"/>
+              <w:autoSpaceDN w:val="0"/>
+              <w:adjustRightInd w:val="0"/>
+              <w:jc w:val="center"/>
+              <w:rPr>
+                <w:rFonts w:ascii="Arial Nova Cond" w:hAnsi="Arial Nova Cond" w:cs="Arial"/>
+                <w:color w:val="215E99" w:themeColor="text2" w:themeTint="BF"/>
+                <w:kern w:val="0"/>
+                <w:sz w:val="20"/>
+                <w:szCs w:val="20"/>
+              </w:rPr>
+            </w:pPr>
+            <w:r>
+              <w:rPr>
+                <w:rFonts w:ascii="Arial Nova Cond" w:hAnsi="Arial Nova Cond" w:cs="Arial"/>
+                <w:color w:val="000000"/>
+                <w:kern w:val="0"/>
+                <w:sz w:val="20"/>
+                <w:szCs w:val="20"/>
               </w:rPr>
               <w:t>{{titulosituacionsignificativa3}}</w:t>
             </w:r>
@@ -13925,31 +13933,29 @@
         <w:tc>
           <w:tcPr>
             <w:tcW w:w="1634" w:type="dxa"/>
-            <w:tcBorders>
-              <w:top w:val="double" w:sz="4" w:space="0" w:color="47D459" w:themeColor="accent3" w:themeTint="99"/>
-              <w:left w:val="double" w:sz="4" w:space="0" w:color="47D459" w:themeColor="accent3" w:themeTint="99"/>
-              <w:bottom w:val="double" w:sz="4" w:space="0" w:color="47D459" w:themeColor="accent3" w:themeTint="99"/>
-              <w:right w:val="double" w:sz="4" w:space="0" w:color="47D459" w:themeColor="accent3" w:themeTint="99"/>
-            </w:tcBorders>
-            <w:vAlign w:val="center"/>
-            <w:hideMark/>
-          </w:tcPr>
-          <w:p>
-            <w:pPr>
-              <w:spacing w:after="160" w:line="259" w:lineRule="auto"/>
-              <w:rPr>
-                <w:rFonts w:ascii="Arial Nova Cond" w:hAnsi="Arial Nova Cond" w:cs="Times New Roman"/>
-                <w:b/>
-                <w:bCs/>
-                <w:color w:val="000000" w:themeColor="text1"/>
-              </w:rPr>
-            </w:pPr>
-            <w:r>
-              <w:rPr>
-                <w:rFonts w:ascii="Arial Nova Cond" w:hAnsi="Arial Nova Cond" w:cs="Times New Roman"/>
-                <w:b/>
-                <w:bCs/>
-                <w:color w:val="000000" w:themeColor="text1"/>
+            <w:vAlign w:val="center"/>
+          </w:tcPr>
+          <w:p>
+            <w:pPr>
+              <w:autoSpaceDE w:val="0"/>
+              <w:autoSpaceDN w:val="0"/>
+              <w:adjustRightInd w:val="0"/>
+              <w:jc w:val="both"/>
+              <w:rPr>
+                <w:rFonts w:ascii="Arial Nova Cond" w:hAnsi="Arial Nova Cond" w:cs="Arial"/>
+                <w:color w:val="000000"/>
+                <w:kern w:val="0"/>
+                <w:sz w:val="20"/>
+                <w:szCs w:val="20"/>
+              </w:rPr>
+            </w:pPr>
+            <w:r>
+              <w:rPr>
+                <w:rFonts w:ascii="Arial Nova Cond" w:hAnsi="Arial Nova Cond" w:cs="Arial"/>
+                <w:color w:val="000000"/>
+                <w:kern w:val="0"/>
+                <w:sz w:val="20"/>
+                <w:szCs w:val="20"/>
               </w:rPr>
               <w:t>{{competencias3}}</w:t>
             </w:r>
@@ -13958,31 +13964,29 @@
         <w:tc>
           <w:tcPr>
             <w:tcW w:w="1337" w:type="dxa"/>
-            <w:tcBorders>
-              <w:top w:val="double" w:sz="4" w:space="0" w:color="47D459" w:themeColor="accent3" w:themeTint="99"/>
-              <w:left w:val="double" w:sz="4" w:space="0" w:color="47D459" w:themeColor="accent3" w:themeTint="99"/>
-              <w:bottom w:val="double" w:sz="4" w:space="0" w:color="47D459" w:themeColor="accent3" w:themeTint="99"/>
-              <w:right w:val="double" w:sz="4" w:space="0" w:color="47D459" w:themeColor="accent3" w:themeTint="99"/>
-            </w:tcBorders>
-            <w:vAlign w:val="center"/>
-            <w:hideMark/>
-          </w:tcPr>
-          <w:p>
-            <w:pPr>
-              <w:spacing w:after="160" w:line="259" w:lineRule="auto"/>
-              <w:rPr>
-                <w:rFonts w:ascii="Arial Nova Cond" w:hAnsi="Arial Nova Cond" w:cs="Times New Roman"/>
-                <w:b/>
-                <w:bCs/>
-                <w:color w:val="000000" w:themeColor="text1"/>
-              </w:rPr>
-            </w:pPr>
-            <w:r>
-              <w:rPr>
-                <w:rFonts w:ascii="Arial Nova Cond" w:hAnsi="Arial Nova Cond" w:cs="Times New Roman"/>
-                <w:b/>
-                <w:bCs/>
-                <w:color w:val="000000" w:themeColor="text1"/>
+            <w:vAlign w:val="center"/>
+          </w:tcPr>
+          <w:p>
+            <w:pPr>
+              <w:autoSpaceDE w:val="0"/>
+              <w:autoSpaceDN w:val="0"/>
+              <w:adjustRightInd w:val="0"/>
+              <w:jc w:val="center"/>
+              <w:rPr>
+                <w:rFonts w:ascii="Arial Nova Cond" w:hAnsi="Arial Nova Cond" w:cs="Arial"/>
+                <w:color w:val="000000"/>
+                <w:kern w:val="0"/>
+                <w:sz w:val="20"/>
+                <w:szCs w:val="20"/>
+              </w:rPr>
+            </w:pPr>
+            <w:r>
+              <w:rPr>
+                <w:rFonts w:ascii="Arial Nova Cond" w:hAnsi="Arial Nova Cond" w:cs="Arial"/>
+                <w:color w:val="000000"/>
+                <w:kern w:val="0"/>
+                <w:sz w:val="20"/>
+                <w:szCs w:val="20"/>
               </w:rPr>
               <w:t>{{producto3}}</w:t>
             </w:r>
@@ -13998,24 +14002,25 @@
           <w:tcPr>
             <w:tcW w:w="875" w:type="dxa"/>
             <w:vMerge/>
-            <w:tcBorders>
-              <w:top w:val="double" w:sz="4" w:space="0" w:color="47D459" w:themeColor="accent3" w:themeTint="99"/>
-              <w:left w:val="double" w:sz="4" w:space="0" w:color="47D459" w:themeColor="accent3" w:themeTint="99"/>
-              <w:bottom w:val="double" w:sz="4" w:space="0" w:color="47D459" w:themeColor="accent3" w:themeTint="99"/>
-              <w:right w:val="double" w:sz="4" w:space="0" w:color="47D459" w:themeColor="accent3" w:themeTint="99"/>
-            </w:tcBorders>
-            <w:vAlign w:val="center"/>
-            <w:hideMark/>
-          </w:tcPr>
-          <w:p>
-            <w:pPr>
-              <w:spacing w:after="160" w:line="259" w:lineRule="auto"/>
-              <w:ind w:right="-455"/>
-              <w:rPr>
-                <w:rFonts w:ascii="Arial Nova Cond" w:hAnsi="Arial Nova Cond" w:cs="Times New Roman"/>
-                <w:b/>
-                <w:bCs/>
-                <w:color w:val="000000" w:themeColor="text1"/>
+            <w:vAlign w:val="center"/>
+          </w:tcPr>
+          <w:p>
+            <w:pPr>
+              <w:pStyle w:val="Prrafodelista"/>
+              <w:tabs>
+                <w:tab w:val="left" w:pos="0"/>
+                <w:tab w:val="left" w:pos="142"/>
+                <w:tab w:val="left" w:pos="284"/>
+              </w:tabs>
+              <w:spacing w:line="276" w:lineRule="auto"/>
+              <w:ind w:left="0"/>
+              <w:jc w:val="center"/>
+              <w:rPr>
+                <w:rFonts w:ascii="Arial Nova Cond" w:eastAsia="Calibri" w:hAnsi="Arial Nova Cond" w:cs="Times New Roman"/>
+                <w:b/>
+                <w:bCs/>
+                <w:sz w:val="20"/>
+                <w:szCs w:val="20"/>
                 <w:lang w:val="es-ES_tradnl"/>
               </w:rPr>
             </w:pPr>
@@ -14024,33 +14029,35 @@
         <w:tc>
           <w:tcPr>
             <w:tcW w:w="1095" w:type="dxa"/>
-            <w:tcBorders>
-              <w:top w:val="double" w:sz="4" w:space="0" w:color="47D459" w:themeColor="accent3" w:themeTint="99"/>
-              <w:left w:val="double" w:sz="4" w:space="0" w:color="47D459" w:themeColor="accent3" w:themeTint="99"/>
-              <w:bottom w:val="double" w:sz="4" w:space="0" w:color="47D459" w:themeColor="accent3" w:themeTint="99"/>
-              <w:right w:val="double" w:sz="4" w:space="0" w:color="47D459" w:themeColor="accent3" w:themeTint="99"/>
-            </w:tcBorders>
-            <w:vAlign w:val="center"/>
-            <w:hideMark/>
-          </w:tcPr>
-          <w:p>
-            <w:pPr>
-              <w:spacing w:after="160" w:line="259" w:lineRule="auto"/>
-              <w:ind w:right="-455"/>
-              <w:rPr>
-                <w:rFonts w:ascii="Arial Nova Cond" w:hAnsi="Arial Nova Cond" w:cs="Times New Roman"/>
-                <w:b/>
-                <w:bCs/>
-                <w:color w:val="000000" w:themeColor="text1"/>
+            <w:vAlign w:val="center"/>
+          </w:tcPr>
+          <w:p>
+            <w:pPr>
+              <w:pStyle w:val="Prrafodelista"/>
+              <w:tabs>
+                <w:tab w:val="left" w:pos="0"/>
+                <w:tab w:val="left" w:pos="142"/>
+                <w:tab w:val="left" w:pos="284"/>
+              </w:tabs>
+              <w:spacing w:line="276" w:lineRule="auto"/>
+              <w:ind w:left="0"/>
+              <w:jc w:val="center"/>
+              <w:rPr>
+                <w:rFonts w:ascii="Arial Nova Cond" w:eastAsia="Calibri" w:hAnsi="Arial Nova Cond" w:cs="Times New Roman"/>
+                <w:b/>
+                <w:bCs/>
+                <w:sz w:val="20"/>
+                <w:szCs w:val="20"/>
                 <w:lang w:val="es-ES_tradnl"/>
               </w:rPr>
             </w:pPr>
             <w:r>
               <w:rPr>
-                <w:rFonts w:ascii="Arial Nova Cond" w:hAnsi="Arial Nova Cond" w:cs="Times New Roman"/>
-                <w:b/>
-                <w:bCs/>
-                <w:color w:val="000000" w:themeColor="text1"/>
+                <w:rFonts w:ascii="Arial Nova Cond" w:eastAsia="Calibri" w:hAnsi="Arial Nova Cond" w:cs="Times New Roman"/>
+                <w:b/>
+                <w:bCs/>
+                <w:sz w:val="20"/>
+                <w:szCs w:val="20"/>
                 <w:lang w:val="es-ES_tradnl"/>
               </w:rPr>
               <w:t>U 4</w:t>
@@ -14060,31 +14067,23 @@
         <w:tc>
           <w:tcPr>
             <w:tcW w:w="1726" w:type="dxa"/>
-            <w:tcBorders>
-              <w:top w:val="double" w:sz="4" w:space="0" w:color="47D459" w:themeColor="accent3" w:themeTint="99"/>
-              <w:left w:val="double" w:sz="4" w:space="0" w:color="47D459" w:themeColor="accent3" w:themeTint="99"/>
-              <w:bottom w:val="double" w:sz="4" w:space="0" w:color="47D459" w:themeColor="accent3" w:themeTint="99"/>
-              <w:right w:val="double" w:sz="4" w:space="0" w:color="47D459" w:themeColor="accent3" w:themeTint="99"/>
-            </w:tcBorders>
-            <w:vAlign w:val="center"/>
-            <w:hideMark/>
-          </w:tcPr>
-          <w:p>
-            <w:pPr>
-              <w:spacing w:after="160" w:line="259" w:lineRule="auto"/>
-              <w:rPr>
-                <w:rFonts w:ascii="Arial Nova Cond" w:hAnsi="Arial Nova Cond" w:cs="Times New Roman"/>
-                <w:b/>
-                <w:bCs/>
-                <w:color w:val="000000" w:themeColor="text1"/>
-              </w:rPr>
-            </w:pPr>
-            <w:r>
-              <w:rPr>
-                <w:rFonts w:ascii="Arial Nova Cond" w:hAnsi="Arial Nova Cond" w:cs="Times New Roman"/>
-                <w:b/>
-                <w:bCs/>
-                <w:color w:val="000000" w:themeColor="text1"/>
+            <w:vAlign w:val="center"/>
+          </w:tcPr>
+          <w:p>
+            <w:pPr>
+              <w:pStyle w:val="Sinespaciado"/>
+              <w:jc w:val="both"/>
+              <w:rPr>
+                <w:rFonts w:ascii="Arial Nova Cond" w:hAnsi="Arial Nova Cond"/>
+                <w:sz w:val="20"/>
+                <w:szCs w:val="20"/>
+              </w:rPr>
+            </w:pPr>
+            <w:r>
+              <w:rPr>
+                <w:rFonts w:ascii="Arial Nova Cond" w:eastAsia="Calibri" w:hAnsi="Arial Nova Cond" w:cs="Times New Roman"/>
+                <w:sz w:val="20"/>
+                <w:szCs w:val="20"/>
                 <w:lang w:val="es-ES_tradnl"/>
               </w:rPr>
               <w:t>{{problemapotencialidad4}}</w:t>
@@ -14094,32 +14093,32 @@
         <w:tc>
           <w:tcPr>
             <w:tcW w:w="6169" w:type="dxa"/>
-            <w:tcBorders>
-              <w:top w:val="double" w:sz="4" w:space="0" w:color="47D459" w:themeColor="accent3" w:themeTint="99"/>
-              <w:left w:val="double" w:sz="4" w:space="0" w:color="47D459" w:themeColor="accent3" w:themeTint="99"/>
-              <w:bottom w:val="double" w:sz="4" w:space="0" w:color="47D459" w:themeColor="accent3" w:themeTint="99"/>
-              <w:right w:val="double" w:sz="4" w:space="0" w:color="47D459" w:themeColor="accent3" w:themeTint="99"/>
-            </w:tcBorders>
-            <w:vAlign w:val="center"/>
-            <w:hideMark/>
-          </w:tcPr>
-          <w:p>
-            <w:pPr>
-              <w:spacing w:after="160" w:line="259" w:lineRule="auto"/>
-              <w:rPr>
-                <w:rFonts w:ascii="Arial Nova Cond" w:hAnsi="Arial Nova Cond" w:cs="Times New Roman"/>
-                <w:b/>
-                <w:bCs/>
-                <w:color w:val="000000" w:themeColor="text1"/>
+            <w:vAlign w:val="center"/>
+          </w:tcPr>
+          <w:p>
+            <w:pPr>
+              <w:pStyle w:val="Prrafodelista"/>
+              <w:tabs>
+                <w:tab w:val="left" w:pos="0"/>
+                <w:tab w:val="left" w:pos="142"/>
+                <w:tab w:val="left" w:pos="284"/>
+              </w:tabs>
+              <w:spacing w:line="276" w:lineRule="auto"/>
+              <w:ind w:left="0"/>
+              <w:jc w:val="both"/>
+              <w:rPr>
+                <w:rFonts w:ascii="Arial Nova Cond" w:eastAsia="Calibri" w:hAnsi="Arial Nova Cond" w:cs="Times New Roman"/>
+                <w:color w:val="000000" w:themeColor="text1"/>
+                <w:sz w:val="20"/>
+                <w:szCs w:val="20"/>
                 <w:lang w:val="es-ES_tradnl"/>
               </w:rPr>
             </w:pPr>
             <w:r>
               <w:rPr>
-                <w:rFonts w:ascii="Arial Nova Cond" w:hAnsi="Arial Nova Cond" w:cs="Times New Roman"/>
-                <w:b/>
-                <w:bCs/>
-                <w:color w:val="000000" w:themeColor="text1"/>
+                <w:rFonts w:ascii="Arial Nova Cond" w:eastAsia="Calibri" w:hAnsi="Arial Nova Cond" w:cs="Times New Roman"/>
+                <w:sz w:val="20"/>
+                <w:szCs w:val="20"/>
                 <w:lang w:val="es-ES_tradnl"/>
               </w:rPr>
               <w:t>{{situacionsignificativa4}}</w:t>
@@ -14129,31 +14128,29 @@
         <w:tc>
           <w:tcPr>
             <w:tcW w:w="2015" w:type="dxa"/>
-            <w:tcBorders>
-              <w:top w:val="double" w:sz="4" w:space="0" w:color="47D459" w:themeColor="accent3" w:themeTint="99"/>
-              <w:left w:val="double" w:sz="4" w:space="0" w:color="47D459" w:themeColor="accent3" w:themeTint="99"/>
-              <w:bottom w:val="double" w:sz="4" w:space="0" w:color="47D459" w:themeColor="accent3" w:themeTint="99"/>
-              <w:right w:val="double" w:sz="4" w:space="0" w:color="47D459" w:themeColor="accent3" w:themeTint="99"/>
-            </w:tcBorders>
-            <w:vAlign w:val="center"/>
-            <w:hideMark/>
-          </w:tcPr>
-          <w:p>
-            <w:pPr>
-              <w:spacing w:after="160" w:line="259" w:lineRule="auto"/>
-              <w:rPr>
-                <w:rFonts w:ascii="Arial Nova Cond" w:hAnsi="Arial Nova Cond" w:cs="Times New Roman"/>
-                <w:b/>
-                <w:bCs/>
-                <w:color w:val="000000" w:themeColor="text1"/>
-              </w:rPr>
-            </w:pPr>
-            <w:r>
-              <w:rPr>
-                <w:rFonts w:ascii="Arial Nova Cond" w:hAnsi="Arial Nova Cond" w:cs="Times New Roman"/>
-                <w:b/>
-                <w:bCs/>
-                <w:color w:val="000000" w:themeColor="text1"/>
+            <w:vAlign w:val="center"/>
+          </w:tcPr>
+          <w:p>
+            <w:pPr>
+              <w:autoSpaceDE w:val="0"/>
+              <w:autoSpaceDN w:val="0"/>
+              <w:adjustRightInd w:val="0"/>
+              <w:jc w:val="center"/>
+              <w:rPr>
+                <w:rFonts w:ascii="Arial Nova Cond" w:hAnsi="Arial Nova Cond" w:cs="Arial"/>
+                <w:color w:val="000000" w:themeColor="text1"/>
+                <w:kern w:val="0"/>
+                <w:sz w:val="20"/>
+                <w:szCs w:val="20"/>
+              </w:rPr>
+            </w:pPr>
+            <w:r>
+              <w:rPr>
+                <w:rFonts w:ascii="Arial Nova Cond" w:hAnsi="Arial Nova Cond" w:cs="Arial"/>
+                <w:color w:val="000000"/>
+                <w:kern w:val="0"/>
+                <w:sz w:val="20"/>
+                <w:szCs w:val="20"/>
               </w:rPr>
               <w:t>{{titulosituacionsignificativa4}}</w:t>
             </w:r>
@@ -14162,31 +14159,29 @@
         <w:tc>
           <w:tcPr>
             <w:tcW w:w="1634" w:type="dxa"/>
-            <w:tcBorders>
-              <w:top w:val="double" w:sz="4" w:space="0" w:color="47D459" w:themeColor="accent3" w:themeTint="99"/>
-              <w:left w:val="double" w:sz="4" w:space="0" w:color="47D459" w:themeColor="accent3" w:themeTint="99"/>
-              <w:bottom w:val="double" w:sz="4" w:space="0" w:color="47D459" w:themeColor="accent3" w:themeTint="99"/>
-              <w:right w:val="double" w:sz="4" w:space="0" w:color="47D459" w:themeColor="accent3" w:themeTint="99"/>
-            </w:tcBorders>
-            <w:vAlign w:val="center"/>
-            <w:hideMark/>
-          </w:tcPr>
-          <w:p>
-            <w:pPr>
-              <w:spacing w:after="160" w:line="259" w:lineRule="auto"/>
-              <w:rPr>
-                <w:rFonts w:ascii="Arial Nova Cond" w:hAnsi="Arial Nova Cond" w:cs="Times New Roman"/>
-                <w:b/>
-                <w:bCs/>
-                <w:color w:val="000000" w:themeColor="text1"/>
-              </w:rPr>
-            </w:pPr>
-            <w:r>
-              <w:rPr>
-                <w:rFonts w:ascii="Arial Nova Cond" w:hAnsi="Arial Nova Cond" w:cs="Times New Roman"/>
-                <w:b/>
-                <w:bCs/>
-                <w:color w:val="000000" w:themeColor="text1"/>
+            <w:vAlign w:val="center"/>
+          </w:tcPr>
+          <w:p>
+            <w:pPr>
+              <w:autoSpaceDE w:val="0"/>
+              <w:autoSpaceDN w:val="0"/>
+              <w:adjustRightInd w:val="0"/>
+              <w:jc w:val="both"/>
+              <w:rPr>
+                <w:rFonts w:ascii="Arial Nova Cond" w:hAnsi="Arial Nova Cond" w:cs="Arial"/>
+                <w:color w:val="000000"/>
+                <w:kern w:val="0"/>
+                <w:sz w:val="20"/>
+                <w:szCs w:val="20"/>
+              </w:rPr>
+            </w:pPr>
+            <w:r>
+              <w:rPr>
+                <w:rFonts w:ascii="Arial Nova Cond" w:hAnsi="Arial Nova Cond" w:cs="Arial"/>
+                <w:color w:val="000000"/>
+                <w:kern w:val="0"/>
+                <w:sz w:val="20"/>
+                <w:szCs w:val="20"/>
               </w:rPr>
               <w:t>{{competencias4}}</w:t>
             </w:r>
@@ -14195,31 +14190,29 @@
         <w:tc>
           <w:tcPr>
             <w:tcW w:w="1337" w:type="dxa"/>
-            <w:tcBorders>
-              <w:top w:val="double" w:sz="4" w:space="0" w:color="47D459" w:themeColor="accent3" w:themeTint="99"/>
-              <w:left w:val="double" w:sz="4" w:space="0" w:color="47D459" w:themeColor="accent3" w:themeTint="99"/>
-              <w:bottom w:val="double" w:sz="4" w:space="0" w:color="47D459" w:themeColor="accent3" w:themeTint="99"/>
-              <w:right w:val="double" w:sz="4" w:space="0" w:color="47D459" w:themeColor="accent3" w:themeTint="99"/>
-            </w:tcBorders>
-            <w:vAlign w:val="center"/>
-            <w:hideMark/>
-          </w:tcPr>
-          <w:p>
-            <w:pPr>
-              <w:spacing w:after="160" w:line="259" w:lineRule="auto"/>
-              <w:rPr>
-                <w:rFonts w:ascii="Arial Nova Cond" w:hAnsi="Arial Nova Cond" w:cs="Times New Roman"/>
-                <w:b/>
-                <w:bCs/>
-                <w:color w:val="000000" w:themeColor="text1"/>
-              </w:rPr>
-            </w:pPr>
-            <w:r>
-              <w:rPr>
-                <w:rFonts w:ascii="Arial Nova Cond" w:hAnsi="Arial Nova Cond" w:cs="Times New Roman"/>
-                <w:b/>
-                <w:bCs/>
-                <w:color w:val="000000" w:themeColor="text1"/>
+            <w:vAlign w:val="center"/>
+          </w:tcPr>
+          <w:p>
+            <w:pPr>
+              <w:autoSpaceDE w:val="0"/>
+              <w:autoSpaceDN w:val="0"/>
+              <w:adjustRightInd w:val="0"/>
+              <w:jc w:val="center"/>
+              <w:rPr>
+                <w:rFonts w:ascii="Arial Nova Cond" w:hAnsi="Arial Nova Cond" w:cs="Arial"/>
+                <w:color w:val="000000"/>
+                <w:kern w:val="0"/>
+                <w:sz w:val="20"/>
+                <w:szCs w:val="20"/>
+              </w:rPr>
+            </w:pPr>
+            <w:r>
+              <w:rPr>
+                <w:rFonts w:ascii="Arial Nova Cond" w:hAnsi="Arial Nova Cond" w:cs="Arial"/>
+                <w:color w:val="000000"/>
+                <w:kern w:val="0"/>
+                <w:sz w:val="20"/>
+                <w:szCs w:val="20"/>
               </w:rPr>
               <w:t>{{producto4}}</w:t>
             </w:r>
@@ -14235,33 +14228,35 @@
           <w:tcPr>
             <w:tcW w:w="875" w:type="dxa"/>
             <w:vMerge w:val="restart"/>
-            <w:tcBorders>
-              <w:top w:val="double" w:sz="4" w:space="0" w:color="47D459" w:themeColor="accent3" w:themeTint="99"/>
-              <w:left w:val="double" w:sz="4" w:space="0" w:color="47D459" w:themeColor="accent3" w:themeTint="99"/>
-              <w:bottom w:val="double" w:sz="4" w:space="0" w:color="47D459" w:themeColor="accent3" w:themeTint="99"/>
-              <w:right w:val="double" w:sz="4" w:space="0" w:color="47D459" w:themeColor="accent3" w:themeTint="99"/>
-            </w:tcBorders>
-            <w:vAlign w:val="center"/>
-            <w:hideMark/>
-          </w:tcPr>
-          <w:p>
-            <w:pPr>
-              <w:spacing w:after="160" w:line="259" w:lineRule="auto"/>
-              <w:ind w:right="-455"/>
-              <w:rPr>
-                <w:rFonts w:ascii="Arial Nova Cond" w:hAnsi="Arial Nova Cond" w:cs="Times New Roman"/>
-                <w:b/>
-                <w:bCs/>
-                <w:color w:val="000000" w:themeColor="text1"/>
+            <w:vAlign w:val="center"/>
+          </w:tcPr>
+          <w:p>
+            <w:pPr>
+              <w:pStyle w:val="Prrafodelista"/>
+              <w:tabs>
+                <w:tab w:val="left" w:pos="0"/>
+                <w:tab w:val="left" w:pos="142"/>
+                <w:tab w:val="left" w:pos="284"/>
+              </w:tabs>
+              <w:spacing w:line="276" w:lineRule="auto"/>
+              <w:ind w:left="0"/>
+              <w:jc w:val="center"/>
+              <w:rPr>
+                <w:rFonts w:ascii="Arial Nova Cond" w:eastAsia="Calibri" w:hAnsi="Arial Nova Cond" w:cs="Times New Roman"/>
+                <w:b/>
+                <w:bCs/>
+                <w:sz w:val="20"/>
+                <w:szCs w:val="20"/>
                 <w:lang w:val="es-ES_tradnl"/>
               </w:rPr>
             </w:pPr>
             <w:r>
               <w:rPr>
-                <w:rFonts w:ascii="Arial Nova Cond" w:hAnsi="Arial Nova Cond" w:cs="Times New Roman"/>
-                <w:b/>
-                <w:bCs/>
-                <w:color w:val="000000" w:themeColor="text1"/>
+                <w:rFonts w:ascii="Arial Nova Cond" w:eastAsia="Calibri" w:hAnsi="Arial Nova Cond" w:cs="Times New Roman"/>
+                <w:b/>
+                <w:bCs/>
+                <w:sz w:val="20"/>
+                <w:szCs w:val="20"/>
                 <w:lang w:val="es-ES_tradnl"/>
               </w:rPr>
               <w:t>III</w:t>
@@ -14271,33 +14266,35 @@
         <w:tc>
           <w:tcPr>
             <w:tcW w:w="1095" w:type="dxa"/>
-            <w:tcBorders>
-              <w:top w:val="double" w:sz="4" w:space="0" w:color="47D459" w:themeColor="accent3" w:themeTint="99"/>
-              <w:left w:val="double" w:sz="4" w:space="0" w:color="47D459" w:themeColor="accent3" w:themeTint="99"/>
-              <w:bottom w:val="double" w:sz="4" w:space="0" w:color="47D459" w:themeColor="accent3" w:themeTint="99"/>
-              <w:right w:val="double" w:sz="4" w:space="0" w:color="47D459" w:themeColor="accent3" w:themeTint="99"/>
-            </w:tcBorders>
-            <w:vAlign w:val="center"/>
-            <w:hideMark/>
-          </w:tcPr>
-          <w:p>
-            <w:pPr>
-              <w:spacing w:after="160" w:line="259" w:lineRule="auto"/>
-              <w:ind w:right="-455"/>
-              <w:rPr>
-                <w:rFonts w:ascii="Arial Nova Cond" w:hAnsi="Arial Nova Cond" w:cs="Times New Roman"/>
-                <w:b/>
-                <w:bCs/>
-                <w:color w:val="000000" w:themeColor="text1"/>
+            <w:vAlign w:val="center"/>
+          </w:tcPr>
+          <w:p>
+            <w:pPr>
+              <w:pStyle w:val="Prrafodelista"/>
+              <w:tabs>
+                <w:tab w:val="left" w:pos="0"/>
+                <w:tab w:val="left" w:pos="142"/>
+                <w:tab w:val="left" w:pos="284"/>
+              </w:tabs>
+              <w:spacing w:line="276" w:lineRule="auto"/>
+              <w:ind w:left="0"/>
+              <w:jc w:val="center"/>
+              <w:rPr>
+                <w:rFonts w:ascii="Arial Nova Cond" w:eastAsia="Calibri" w:hAnsi="Arial Nova Cond" w:cs="Times New Roman"/>
+                <w:b/>
+                <w:bCs/>
+                <w:sz w:val="20"/>
+                <w:szCs w:val="20"/>
                 <w:lang w:val="es-ES_tradnl"/>
               </w:rPr>
             </w:pPr>
             <w:r>
               <w:rPr>
-                <w:rFonts w:ascii="Arial Nova Cond" w:hAnsi="Arial Nova Cond" w:cs="Times New Roman"/>
-                <w:b/>
-                <w:bCs/>
-                <w:color w:val="000000" w:themeColor="text1"/>
+                <w:rFonts w:ascii="Arial Nova Cond" w:eastAsia="Calibri" w:hAnsi="Arial Nova Cond" w:cs="Times New Roman"/>
+                <w:b/>
+                <w:bCs/>
+                <w:sz w:val="20"/>
+                <w:szCs w:val="20"/>
                 <w:lang w:val="es-ES_tradnl"/>
               </w:rPr>
               <w:t>U 5</w:t>
@@ -14307,31 +14304,24 @@
         <w:tc>
           <w:tcPr>
             <w:tcW w:w="1726" w:type="dxa"/>
-            <w:tcBorders>
-              <w:top w:val="double" w:sz="4" w:space="0" w:color="47D459" w:themeColor="accent3" w:themeTint="99"/>
-              <w:left w:val="double" w:sz="4" w:space="0" w:color="47D459" w:themeColor="accent3" w:themeTint="99"/>
-              <w:bottom w:val="double" w:sz="4" w:space="0" w:color="47D459" w:themeColor="accent3" w:themeTint="99"/>
-              <w:right w:val="double" w:sz="4" w:space="0" w:color="47D459" w:themeColor="accent3" w:themeTint="99"/>
-            </w:tcBorders>
-            <w:vAlign w:val="center"/>
-            <w:hideMark/>
-          </w:tcPr>
-          <w:p>
-            <w:pPr>
-              <w:spacing w:after="160" w:line="259" w:lineRule="auto"/>
-              <w:rPr>
-                <w:rFonts w:ascii="Arial Nova Cond" w:hAnsi="Arial Nova Cond" w:cs="Times New Roman"/>
-                <w:b/>
-                <w:bCs/>
-                <w:color w:val="000000" w:themeColor="text1"/>
-              </w:rPr>
-            </w:pPr>
-            <w:r>
-              <w:rPr>
-                <w:rFonts w:ascii="Arial Nova Cond" w:hAnsi="Arial Nova Cond" w:cs="Times New Roman"/>
-                <w:b/>
-                <w:bCs/>
-                <w:color w:val="000000" w:themeColor="text1"/>
+            <w:vAlign w:val="center"/>
+          </w:tcPr>
+          <w:p>
+            <w:pPr>
+              <w:pStyle w:val="Sinespaciado"/>
+              <w:jc w:val="both"/>
+              <w:rPr>
+                <w:rFonts w:ascii="Arial Nova Cond" w:hAnsi="Arial Nova Cond"/>
+                <w:color w:val="000000" w:themeColor="text1"/>
+                <w:sz w:val="20"/>
+                <w:szCs w:val="20"/>
+              </w:rPr>
+            </w:pPr>
+            <w:r>
+              <w:rPr>
+                <w:rFonts w:ascii="Arial Nova Cond" w:eastAsia="Calibri" w:hAnsi="Arial Nova Cond" w:cs="Times New Roman"/>
+                <w:sz w:val="20"/>
+                <w:szCs w:val="20"/>
                 <w:lang w:val="es-ES_tradnl"/>
               </w:rPr>
               <w:t>{{problemapotencialidad5}}</w:t>
@@ -14341,32 +14331,32 @@
         <w:tc>
           <w:tcPr>
             <w:tcW w:w="6169" w:type="dxa"/>
-            <w:tcBorders>
-              <w:top w:val="double" w:sz="4" w:space="0" w:color="47D459" w:themeColor="accent3" w:themeTint="99"/>
-              <w:left w:val="double" w:sz="4" w:space="0" w:color="47D459" w:themeColor="accent3" w:themeTint="99"/>
-              <w:bottom w:val="double" w:sz="4" w:space="0" w:color="47D459" w:themeColor="accent3" w:themeTint="99"/>
-              <w:right w:val="double" w:sz="4" w:space="0" w:color="47D459" w:themeColor="accent3" w:themeTint="99"/>
-            </w:tcBorders>
-            <w:vAlign w:val="center"/>
-            <w:hideMark/>
-          </w:tcPr>
-          <w:p>
-            <w:pPr>
-              <w:spacing w:after="160" w:line="259" w:lineRule="auto"/>
-              <w:rPr>
-                <w:rFonts w:ascii="Arial Nova Cond" w:hAnsi="Arial Nova Cond" w:cs="Times New Roman"/>
-                <w:b/>
-                <w:bCs/>
-                <w:color w:val="000000" w:themeColor="text1"/>
+            <w:vAlign w:val="center"/>
+          </w:tcPr>
+          <w:p>
+            <w:pPr>
+              <w:pStyle w:val="Prrafodelista"/>
+              <w:tabs>
+                <w:tab w:val="left" w:pos="0"/>
+                <w:tab w:val="left" w:pos="142"/>
+                <w:tab w:val="left" w:pos="284"/>
+              </w:tabs>
+              <w:spacing w:line="276" w:lineRule="auto"/>
+              <w:ind w:left="0"/>
+              <w:jc w:val="both"/>
+              <w:rPr>
+                <w:rFonts w:ascii="Arial Nova Cond" w:eastAsia="Calibri" w:hAnsi="Arial Nova Cond" w:cs="Times New Roman"/>
+                <w:color w:val="000000" w:themeColor="text1"/>
+                <w:sz w:val="20"/>
+                <w:szCs w:val="20"/>
                 <w:lang w:val="es-ES_tradnl"/>
               </w:rPr>
             </w:pPr>
             <w:r>
               <w:rPr>
-                <w:rFonts w:ascii="Arial Nova Cond" w:hAnsi="Arial Nova Cond" w:cs="Times New Roman"/>
-                <w:b/>
-                <w:bCs/>
-                <w:color w:val="000000" w:themeColor="text1"/>
+                <w:rFonts w:ascii="Arial Nova Cond" w:eastAsia="Calibri" w:hAnsi="Arial Nova Cond" w:cs="Times New Roman"/>
+                <w:sz w:val="20"/>
+                <w:szCs w:val="20"/>
                 <w:lang w:val="es-ES_tradnl"/>
               </w:rPr>
               <w:t>{{situacionsignificativa5}}</w:t>
@@ -14376,31 +14366,29 @@
         <w:tc>
           <w:tcPr>
             <w:tcW w:w="2015" w:type="dxa"/>
-            <w:tcBorders>
-              <w:top w:val="double" w:sz="4" w:space="0" w:color="47D459" w:themeColor="accent3" w:themeTint="99"/>
-              <w:left w:val="double" w:sz="4" w:space="0" w:color="47D459" w:themeColor="accent3" w:themeTint="99"/>
-              <w:bottom w:val="double" w:sz="4" w:space="0" w:color="47D459" w:themeColor="accent3" w:themeTint="99"/>
-              <w:right w:val="double" w:sz="4" w:space="0" w:color="47D459" w:themeColor="accent3" w:themeTint="99"/>
-            </w:tcBorders>
-            <w:vAlign w:val="center"/>
-            <w:hideMark/>
-          </w:tcPr>
-          <w:p>
-            <w:pPr>
-              <w:spacing w:after="160" w:line="259" w:lineRule="auto"/>
-              <w:rPr>
-                <w:rFonts w:ascii="Arial Nova Cond" w:hAnsi="Arial Nova Cond" w:cs="Times New Roman"/>
-                <w:b/>
-                <w:bCs/>
-                <w:color w:val="000000" w:themeColor="text1"/>
-              </w:rPr>
-            </w:pPr>
-            <w:r>
-              <w:rPr>
-                <w:rFonts w:ascii="Arial Nova Cond" w:hAnsi="Arial Nova Cond" w:cs="Times New Roman"/>
-                <w:b/>
-                <w:bCs/>
-                <w:color w:val="000000" w:themeColor="text1"/>
+            <w:vAlign w:val="center"/>
+          </w:tcPr>
+          <w:p>
+            <w:pPr>
+              <w:autoSpaceDE w:val="0"/>
+              <w:autoSpaceDN w:val="0"/>
+              <w:adjustRightInd w:val="0"/>
+              <w:jc w:val="center"/>
+              <w:rPr>
+                <w:rFonts w:ascii="Arial Nova Cond" w:hAnsi="Arial Nova Cond" w:cs="Arial"/>
+                <w:color w:val="000000" w:themeColor="text1"/>
+                <w:kern w:val="0"/>
+                <w:sz w:val="20"/>
+                <w:szCs w:val="20"/>
+              </w:rPr>
+            </w:pPr>
+            <w:r>
+              <w:rPr>
+                <w:rFonts w:ascii="Arial Nova Cond" w:hAnsi="Arial Nova Cond" w:cs="Arial"/>
+                <w:color w:val="000000"/>
+                <w:kern w:val="0"/>
+                <w:sz w:val="20"/>
+                <w:szCs w:val="20"/>
               </w:rPr>
               <w:t>{{titulosituacionsignificativa5}}</w:t>
             </w:r>
@@ -14409,31 +14397,29 @@
         <w:tc>
           <w:tcPr>
             <w:tcW w:w="1634" w:type="dxa"/>
-            <w:tcBorders>
-              <w:top w:val="double" w:sz="4" w:space="0" w:color="47D459" w:themeColor="accent3" w:themeTint="99"/>
-              <w:left w:val="double" w:sz="4" w:space="0" w:color="47D459" w:themeColor="accent3" w:themeTint="99"/>
-              <w:bottom w:val="double" w:sz="4" w:space="0" w:color="47D459" w:themeColor="accent3" w:themeTint="99"/>
-              <w:right w:val="double" w:sz="4" w:space="0" w:color="47D459" w:themeColor="accent3" w:themeTint="99"/>
-            </w:tcBorders>
-            <w:vAlign w:val="center"/>
-            <w:hideMark/>
-          </w:tcPr>
-          <w:p>
-            <w:pPr>
-              <w:spacing w:after="160" w:line="259" w:lineRule="auto"/>
-              <w:rPr>
-                <w:rFonts w:ascii="Arial Nova Cond" w:hAnsi="Arial Nova Cond" w:cs="Times New Roman"/>
-                <w:b/>
-                <w:bCs/>
-                <w:color w:val="000000" w:themeColor="text1"/>
-              </w:rPr>
-            </w:pPr>
-            <w:r>
-              <w:rPr>
-                <w:rFonts w:ascii="Arial Nova Cond" w:hAnsi="Arial Nova Cond" w:cs="Times New Roman"/>
-                <w:b/>
-                <w:bCs/>
-                <w:color w:val="000000" w:themeColor="text1"/>
+            <w:vAlign w:val="center"/>
+          </w:tcPr>
+          <w:p>
+            <w:pPr>
+              <w:autoSpaceDE w:val="0"/>
+              <w:autoSpaceDN w:val="0"/>
+              <w:adjustRightInd w:val="0"/>
+              <w:jc w:val="both"/>
+              <w:rPr>
+                <w:rFonts w:ascii="Arial Nova Cond" w:hAnsi="Arial Nova Cond" w:cs="Arial"/>
+                <w:color w:val="000000"/>
+                <w:kern w:val="0"/>
+                <w:sz w:val="20"/>
+                <w:szCs w:val="20"/>
+              </w:rPr>
+            </w:pPr>
+            <w:r>
+              <w:rPr>
+                <w:rFonts w:ascii="Arial Nova Cond" w:hAnsi="Arial Nova Cond" w:cs="Arial"/>
+                <w:color w:val="000000"/>
+                <w:kern w:val="0"/>
+                <w:sz w:val="20"/>
+                <w:szCs w:val="20"/>
               </w:rPr>
               <w:t>{{competencias5}}</w:t>
             </w:r>
@@ -14442,31 +14428,29 @@
         <w:tc>
           <w:tcPr>
             <w:tcW w:w="1337" w:type="dxa"/>
-            <w:tcBorders>
-              <w:top w:val="double" w:sz="4" w:space="0" w:color="47D459" w:themeColor="accent3" w:themeTint="99"/>
-              <w:left w:val="double" w:sz="4" w:space="0" w:color="47D459" w:themeColor="accent3" w:themeTint="99"/>
-              <w:bottom w:val="double" w:sz="4" w:space="0" w:color="47D459" w:themeColor="accent3" w:themeTint="99"/>
-              <w:right w:val="double" w:sz="4" w:space="0" w:color="47D459" w:themeColor="accent3" w:themeTint="99"/>
-            </w:tcBorders>
-            <w:vAlign w:val="center"/>
-            <w:hideMark/>
-          </w:tcPr>
-          <w:p>
-            <w:pPr>
-              <w:spacing w:after="160" w:line="259" w:lineRule="auto"/>
-              <w:rPr>
-                <w:rFonts w:ascii="Arial Nova Cond" w:hAnsi="Arial Nova Cond" w:cs="Times New Roman"/>
-                <w:b/>
-                <w:bCs/>
-                <w:color w:val="000000" w:themeColor="text1"/>
-              </w:rPr>
-            </w:pPr>
-            <w:r>
-              <w:rPr>
-                <w:rFonts w:ascii="Arial Nova Cond" w:hAnsi="Arial Nova Cond" w:cs="Times New Roman"/>
-                <w:b/>
-                <w:bCs/>
-                <w:color w:val="000000" w:themeColor="text1"/>
+            <w:vAlign w:val="center"/>
+          </w:tcPr>
+          <w:p>
+            <w:pPr>
+              <w:autoSpaceDE w:val="0"/>
+              <w:autoSpaceDN w:val="0"/>
+              <w:adjustRightInd w:val="0"/>
+              <w:jc w:val="center"/>
+              <w:rPr>
+                <w:rFonts w:ascii="Arial Nova Cond" w:hAnsi="Arial Nova Cond" w:cs="Arial"/>
+                <w:color w:val="000000"/>
+                <w:kern w:val="0"/>
+                <w:sz w:val="20"/>
+                <w:szCs w:val="20"/>
+              </w:rPr>
+            </w:pPr>
+            <w:r>
+              <w:rPr>
+                <w:rFonts w:ascii="Arial Nova Cond" w:hAnsi="Arial Nova Cond" w:cs="Arial"/>
+                <w:color w:val="000000"/>
+                <w:kern w:val="0"/>
+                <w:sz w:val="20"/>
+                <w:szCs w:val="20"/>
               </w:rPr>
               <w:t>{{producto5}}</w:t>
             </w:r>
@@ -14482,24 +14466,25 @@
           <w:tcPr>
             <w:tcW w:w="875" w:type="dxa"/>
             <w:vMerge/>
-            <w:tcBorders>
-              <w:top w:val="double" w:sz="4" w:space="0" w:color="47D459" w:themeColor="accent3" w:themeTint="99"/>
-              <w:left w:val="double" w:sz="4" w:space="0" w:color="47D459" w:themeColor="accent3" w:themeTint="99"/>
-              <w:bottom w:val="double" w:sz="4" w:space="0" w:color="47D459" w:themeColor="accent3" w:themeTint="99"/>
-              <w:right w:val="double" w:sz="4" w:space="0" w:color="47D459" w:themeColor="accent3" w:themeTint="99"/>
-            </w:tcBorders>
-            <w:vAlign w:val="center"/>
-            <w:hideMark/>
-          </w:tcPr>
-          <w:p>
-            <w:pPr>
-              <w:spacing w:after="160" w:line="259" w:lineRule="auto"/>
-              <w:ind w:right="-455"/>
-              <w:rPr>
-                <w:rFonts w:ascii="Arial Nova Cond" w:hAnsi="Arial Nova Cond" w:cs="Times New Roman"/>
-                <w:b/>
-                <w:bCs/>
-                <w:color w:val="000000" w:themeColor="text1"/>
+            <w:vAlign w:val="center"/>
+          </w:tcPr>
+          <w:p>
+            <w:pPr>
+              <w:pStyle w:val="Prrafodelista"/>
+              <w:tabs>
+                <w:tab w:val="left" w:pos="0"/>
+                <w:tab w:val="left" w:pos="142"/>
+                <w:tab w:val="left" w:pos="284"/>
+              </w:tabs>
+              <w:spacing w:line="276" w:lineRule="auto"/>
+              <w:ind w:left="0"/>
+              <w:jc w:val="center"/>
+              <w:rPr>
+                <w:rFonts w:ascii="Arial Nova Cond" w:eastAsia="Calibri" w:hAnsi="Arial Nova Cond" w:cs="Times New Roman"/>
+                <w:b/>
+                <w:bCs/>
+                <w:sz w:val="20"/>
+                <w:szCs w:val="20"/>
                 <w:lang w:val="es-ES_tradnl"/>
               </w:rPr>
             </w:pPr>
@@ -14508,33 +14493,35 @@
         <w:tc>
           <w:tcPr>
             <w:tcW w:w="1095" w:type="dxa"/>
-            <w:tcBorders>
-              <w:top w:val="double" w:sz="4" w:space="0" w:color="47D459" w:themeColor="accent3" w:themeTint="99"/>
-              <w:left w:val="double" w:sz="4" w:space="0" w:color="47D459" w:themeColor="accent3" w:themeTint="99"/>
-              <w:bottom w:val="double" w:sz="4" w:space="0" w:color="47D459" w:themeColor="accent3" w:themeTint="99"/>
-              <w:right w:val="double" w:sz="4" w:space="0" w:color="47D459" w:themeColor="accent3" w:themeTint="99"/>
-            </w:tcBorders>
-            <w:vAlign w:val="center"/>
-            <w:hideMark/>
-          </w:tcPr>
-          <w:p>
-            <w:pPr>
-              <w:spacing w:after="160" w:line="259" w:lineRule="auto"/>
-              <w:ind w:right="-455"/>
-              <w:rPr>
-                <w:rFonts w:ascii="Arial Nova Cond" w:hAnsi="Arial Nova Cond" w:cs="Times New Roman"/>
-                <w:b/>
-                <w:bCs/>
-                <w:color w:val="000000" w:themeColor="text1"/>
+            <w:vAlign w:val="center"/>
+          </w:tcPr>
+          <w:p>
+            <w:pPr>
+              <w:pStyle w:val="Prrafodelista"/>
+              <w:tabs>
+                <w:tab w:val="left" w:pos="0"/>
+                <w:tab w:val="left" w:pos="142"/>
+                <w:tab w:val="left" w:pos="284"/>
+              </w:tabs>
+              <w:spacing w:line="276" w:lineRule="auto"/>
+              <w:ind w:left="0"/>
+              <w:jc w:val="center"/>
+              <w:rPr>
+                <w:rFonts w:ascii="Arial Nova Cond" w:eastAsia="Calibri" w:hAnsi="Arial Nova Cond" w:cs="Times New Roman"/>
+                <w:b/>
+                <w:bCs/>
+                <w:sz w:val="20"/>
+                <w:szCs w:val="20"/>
                 <w:lang w:val="es-ES_tradnl"/>
               </w:rPr>
             </w:pPr>
             <w:r>
               <w:rPr>
-                <w:rFonts w:ascii="Arial Nova Cond" w:hAnsi="Arial Nova Cond" w:cs="Times New Roman"/>
-                <w:b/>
-                <w:bCs/>
-                <w:color w:val="000000" w:themeColor="text1"/>
+                <w:rFonts w:ascii="Arial Nova Cond" w:eastAsia="Calibri" w:hAnsi="Arial Nova Cond" w:cs="Times New Roman"/>
+                <w:b/>
+                <w:bCs/>
+                <w:sz w:val="20"/>
+                <w:szCs w:val="20"/>
                 <w:lang w:val="es-ES_tradnl"/>
               </w:rPr>
               <w:t>U 6</w:t>
@@ -14544,31 +14531,23 @@
         <w:tc>
           <w:tcPr>
             <w:tcW w:w="1726" w:type="dxa"/>
-            <w:tcBorders>
-              <w:top w:val="double" w:sz="4" w:space="0" w:color="47D459" w:themeColor="accent3" w:themeTint="99"/>
-              <w:left w:val="double" w:sz="4" w:space="0" w:color="47D459" w:themeColor="accent3" w:themeTint="99"/>
-              <w:bottom w:val="double" w:sz="4" w:space="0" w:color="47D459" w:themeColor="accent3" w:themeTint="99"/>
-              <w:right w:val="double" w:sz="4" w:space="0" w:color="47D459" w:themeColor="accent3" w:themeTint="99"/>
-            </w:tcBorders>
-            <w:vAlign w:val="center"/>
-            <w:hideMark/>
-          </w:tcPr>
-          <w:p>
-            <w:pPr>
-              <w:spacing w:after="160" w:line="259" w:lineRule="auto"/>
-              <w:rPr>
-                <w:rFonts w:ascii="Arial Nova Cond" w:hAnsi="Arial Nova Cond" w:cs="Times New Roman"/>
-                <w:b/>
-                <w:bCs/>
-                <w:color w:val="000000" w:themeColor="text1"/>
-              </w:rPr>
-            </w:pPr>
-            <w:r>
-              <w:rPr>
-                <w:rFonts w:ascii="Arial Nova Cond" w:hAnsi="Arial Nova Cond" w:cs="Times New Roman"/>
-                <w:b/>
-                <w:bCs/>
-                <w:color w:val="000000" w:themeColor="text1"/>
+            <w:vAlign w:val="center"/>
+          </w:tcPr>
+          <w:p>
+            <w:pPr>
+              <w:pStyle w:val="Sinespaciado"/>
+              <w:jc w:val="both"/>
+              <w:rPr>
+                <w:rFonts w:ascii="Arial Nova Cond" w:hAnsi="Arial Nova Cond"/>
+                <w:sz w:val="20"/>
+                <w:szCs w:val="20"/>
+              </w:rPr>
+            </w:pPr>
+            <w:r>
+              <w:rPr>
+                <w:rFonts w:ascii="Arial Nova Cond" w:eastAsia="Calibri" w:hAnsi="Arial Nova Cond" w:cs="Times New Roman"/>
+                <w:sz w:val="20"/>
+                <w:szCs w:val="20"/>
                 <w:lang w:val="es-ES_tradnl"/>
               </w:rPr>
               <w:t>{{problemapotencialidad6}}</w:t>
@@ -14578,32 +14557,31 @@
         <w:tc>
           <w:tcPr>
             <w:tcW w:w="6169" w:type="dxa"/>
-            <w:tcBorders>
-              <w:top w:val="double" w:sz="4" w:space="0" w:color="47D459" w:themeColor="accent3" w:themeTint="99"/>
-              <w:left w:val="double" w:sz="4" w:space="0" w:color="47D459" w:themeColor="accent3" w:themeTint="99"/>
-              <w:bottom w:val="double" w:sz="4" w:space="0" w:color="47D459" w:themeColor="accent3" w:themeTint="99"/>
-              <w:right w:val="double" w:sz="4" w:space="0" w:color="47D459" w:themeColor="accent3" w:themeTint="99"/>
-            </w:tcBorders>
-            <w:vAlign w:val="center"/>
-            <w:hideMark/>
-          </w:tcPr>
-          <w:p>
-            <w:pPr>
-              <w:spacing w:after="160" w:line="259" w:lineRule="auto"/>
-              <w:rPr>
-                <w:rFonts w:ascii="Arial Nova Cond" w:hAnsi="Arial Nova Cond" w:cs="Times New Roman"/>
-                <w:b/>
-                <w:bCs/>
-                <w:color w:val="000000" w:themeColor="text1"/>
+            <w:vAlign w:val="center"/>
+          </w:tcPr>
+          <w:p>
+            <w:pPr>
+              <w:pStyle w:val="Prrafodelista"/>
+              <w:tabs>
+                <w:tab w:val="left" w:pos="0"/>
+                <w:tab w:val="left" w:pos="142"/>
+                <w:tab w:val="left" w:pos="284"/>
+              </w:tabs>
+              <w:spacing w:line="276" w:lineRule="auto"/>
+              <w:ind w:left="0"/>
+              <w:jc w:val="both"/>
+              <w:rPr>
+                <w:rFonts w:ascii="Arial Nova Cond" w:eastAsia="Calibri" w:hAnsi="Arial Nova Cond" w:cs="Times New Roman"/>
+                <w:sz w:val="20"/>
+                <w:szCs w:val="20"/>
                 <w:lang w:val="es-ES_tradnl"/>
               </w:rPr>
             </w:pPr>
             <w:r>
               <w:rPr>
-                <w:rFonts w:ascii="Arial Nova Cond" w:hAnsi="Arial Nova Cond" w:cs="Times New Roman"/>
-                <w:b/>
-                <w:bCs/>
-                <w:color w:val="000000" w:themeColor="text1"/>
+                <w:rFonts w:ascii="Arial Nova Cond" w:eastAsia="Calibri" w:hAnsi="Arial Nova Cond" w:cs="Times New Roman"/>
+                <w:sz w:val="20"/>
+                <w:szCs w:val="20"/>
                 <w:lang w:val="es-ES_tradnl"/>
               </w:rPr>
               <w:t>{{situacionsignificativa6}}</w:t>
@@ -14613,31 +14591,29 @@
         <w:tc>
           <w:tcPr>
             <w:tcW w:w="2015" w:type="dxa"/>
-            <w:tcBorders>
-              <w:top w:val="double" w:sz="4" w:space="0" w:color="47D459" w:themeColor="accent3" w:themeTint="99"/>
-              <w:left w:val="double" w:sz="4" w:space="0" w:color="47D459" w:themeColor="accent3" w:themeTint="99"/>
-              <w:bottom w:val="double" w:sz="4" w:space="0" w:color="47D459" w:themeColor="accent3" w:themeTint="99"/>
-              <w:right w:val="double" w:sz="4" w:space="0" w:color="47D459" w:themeColor="accent3" w:themeTint="99"/>
-            </w:tcBorders>
-            <w:vAlign w:val="center"/>
-            <w:hideMark/>
-          </w:tcPr>
-          <w:p>
-            <w:pPr>
-              <w:spacing w:after="160" w:line="259" w:lineRule="auto"/>
-              <w:rPr>
-                <w:rFonts w:ascii="Arial Nova Cond" w:hAnsi="Arial Nova Cond" w:cs="Times New Roman"/>
-                <w:b/>
-                <w:bCs/>
-                <w:color w:val="000000" w:themeColor="text1"/>
-              </w:rPr>
-            </w:pPr>
-            <w:r>
-              <w:rPr>
-                <w:rFonts w:ascii="Arial Nova Cond" w:hAnsi="Arial Nova Cond" w:cs="Times New Roman"/>
-                <w:b/>
-                <w:bCs/>
-                <w:color w:val="000000" w:themeColor="text1"/>
+            <w:vAlign w:val="center"/>
+          </w:tcPr>
+          <w:p>
+            <w:pPr>
+              <w:autoSpaceDE w:val="0"/>
+              <w:autoSpaceDN w:val="0"/>
+              <w:adjustRightInd w:val="0"/>
+              <w:jc w:val="center"/>
+              <w:rPr>
+                <w:rFonts w:ascii="Arial Nova Cond" w:hAnsi="Arial Nova Cond" w:cs="Arial"/>
+                <w:color w:val="0070C0"/>
+                <w:kern w:val="0"/>
+                <w:sz w:val="20"/>
+                <w:szCs w:val="20"/>
+              </w:rPr>
+            </w:pPr>
+            <w:r>
+              <w:rPr>
+                <w:rFonts w:ascii="Arial Nova Cond" w:hAnsi="Arial Nova Cond" w:cs="Arial"/>
+                <w:color w:val="000000"/>
+                <w:kern w:val="0"/>
+                <w:sz w:val="20"/>
+                <w:szCs w:val="20"/>
               </w:rPr>
               <w:t>{{titulosituacionsignificativa6}}</w:t>
             </w:r>
@@ -14646,31 +14622,29 @@
         <w:tc>
           <w:tcPr>
             <w:tcW w:w="1634" w:type="dxa"/>
-            <w:tcBorders>
-              <w:top w:val="double" w:sz="4" w:space="0" w:color="47D459" w:themeColor="accent3" w:themeTint="99"/>
-              <w:left w:val="double" w:sz="4" w:space="0" w:color="47D459" w:themeColor="accent3" w:themeTint="99"/>
-              <w:bottom w:val="double" w:sz="4" w:space="0" w:color="47D459" w:themeColor="accent3" w:themeTint="99"/>
-              <w:right w:val="double" w:sz="4" w:space="0" w:color="47D459" w:themeColor="accent3" w:themeTint="99"/>
-            </w:tcBorders>
-            <w:vAlign w:val="center"/>
-            <w:hideMark/>
-          </w:tcPr>
-          <w:p>
-            <w:pPr>
-              <w:spacing w:after="160" w:line="259" w:lineRule="auto"/>
-              <w:rPr>
-                <w:rFonts w:ascii="Arial Nova Cond" w:hAnsi="Arial Nova Cond" w:cs="Times New Roman"/>
-                <w:b/>
-                <w:bCs/>
-                <w:color w:val="000000" w:themeColor="text1"/>
-              </w:rPr>
-            </w:pPr>
-            <w:r>
-              <w:rPr>
-                <w:rFonts w:ascii="Arial Nova Cond" w:hAnsi="Arial Nova Cond" w:cs="Times New Roman"/>
-                <w:b/>
-                <w:bCs/>
-                <w:color w:val="000000" w:themeColor="text1"/>
+            <w:vAlign w:val="center"/>
+          </w:tcPr>
+          <w:p>
+            <w:pPr>
+              <w:autoSpaceDE w:val="0"/>
+              <w:autoSpaceDN w:val="0"/>
+              <w:adjustRightInd w:val="0"/>
+              <w:jc w:val="both"/>
+              <w:rPr>
+                <w:rFonts w:ascii="Arial Nova Cond" w:hAnsi="Arial Nova Cond" w:cs="Arial"/>
+                <w:color w:val="000000"/>
+                <w:kern w:val="0"/>
+                <w:sz w:val="20"/>
+                <w:szCs w:val="20"/>
+              </w:rPr>
+            </w:pPr>
+            <w:r>
+              <w:rPr>
+                <w:rFonts w:ascii="Arial Nova Cond" w:hAnsi="Arial Nova Cond" w:cs="Arial"/>
+                <w:color w:val="000000"/>
+                <w:kern w:val="0"/>
+                <w:sz w:val="20"/>
+                <w:szCs w:val="20"/>
               </w:rPr>
               <w:t>{{competencias6}}</w:t>
             </w:r>
@@ -14679,31 +14653,29 @@
         <w:tc>
           <w:tcPr>
             <w:tcW w:w="1337" w:type="dxa"/>
-            <w:tcBorders>
-              <w:top w:val="double" w:sz="4" w:space="0" w:color="47D459" w:themeColor="accent3" w:themeTint="99"/>
-              <w:left w:val="double" w:sz="4" w:space="0" w:color="47D459" w:themeColor="accent3" w:themeTint="99"/>
-              <w:bottom w:val="double" w:sz="4" w:space="0" w:color="47D459" w:themeColor="accent3" w:themeTint="99"/>
-              <w:right w:val="double" w:sz="4" w:space="0" w:color="47D459" w:themeColor="accent3" w:themeTint="99"/>
-            </w:tcBorders>
-            <w:vAlign w:val="center"/>
-            <w:hideMark/>
-          </w:tcPr>
-          <w:p>
-            <w:pPr>
-              <w:spacing w:after="160" w:line="259" w:lineRule="auto"/>
-              <w:rPr>
-                <w:rFonts w:ascii="Arial Nova Cond" w:hAnsi="Arial Nova Cond" w:cs="Times New Roman"/>
-                <w:b/>
-                <w:bCs/>
-                <w:color w:val="000000" w:themeColor="text1"/>
-              </w:rPr>
-            </w:pPr>
-            <w:r>
-              <w:rPr>
-                <w:rFonts w:ascii="Arial Nova Cond" w:hAnsi="Arial Nova Cond" w:cs="Times New Roman"/>
-                <w:b/>
-                <w:bCs/>
-                <w:color w:val="000000" w:themeColor="text1"/>
+            <w:vAlign w:val="center"/>
+          </w:tcPr>
+          <w:p>
+            <w:pPr>
+              <w:autoSpaceDE w:val="0"/>
+              <w:autoSpaceDN w:val="0"/>
+              <w:adjustRightInd w:val="0"/>
+              <w:jc w:val="center"/>
+              <w:rPr>
+                <w:rFonts w:ascii="Arial Nova Cond" w:hAnsi="Arial Nova Cond" w:cs="Arial"/>
+                <w:color w:val="000000"/>
+                <w:kern w:val="0"/>
+                <w:sz w:val="20"/>
+                <w:szCs w:val="20"/>
+              </w:rPr>
+            </w:pPr>
+            <w:r>
+              <w:rPr>
+                <w:rFonts w:ascii="Arial Nova Cond" w:hAnsi="Arial Nova Cond" w:cs="Arial"/>
+                <w:color w:val="000000"/>
+                <w:kern w:val="0"/>
+                <w:sz w:val="20"/>
+                <w:szCs w:val="20"/>
               </w:rPr>
               <w:t>{{producto6}}</w:t>
             </w:r>
@@ -14719,33 +14691,35 @@
           <w:tcPr>
             <w:tcW w:w="875" w:type="dxa"/>
             <w:vMerge w:val="restart"/>
-            <w:tcBorders>
-              <w:top w:val="double" w:sz="4" w:space="0" w:color="47D459" w:themeColor="accent3" w:themeTint="99"/>
-              <w:left w:val="double" w:sz="4" w:space="0" w:color="47D459" w:themeColor="accent3" w:themeTint="99"/>
-              <w:bottom w:val="double" w:sz="4" w:space="0" w:color="47D459" w:themeColor="accent3" w:themeTint="99"/>
-              <w:right w:val="double" w:sz="4" w:space="0" w:color="47D459" w:themeColor="accent3" w:themeTint="99"/>
-            </w:tcBorders>
-            <w:vAlign w:val="center"/>
-            <w:hideMark/>
-          </w:tcPr>
-          <w:p>
-            <w:pPr>
-              <w:spacing w:after="160" w:line="259" w:lineRule="auto"/>
-              <w:ind w:right="-455"/>
-              <w:rPr>
-                <w:rFonts w:ascii="Arial Nova Cond" w:hAnsi="Arial Nova Cond" w:cs="Times New Roman"/>
-                <w:b/>
-                <w:bCs/>
-                <w:color w:val="000000" w:themeColor="text1"/>
+            <w:vAlign w:val="center"/>
+          </w:tcPr>
+          <w:p>
+            <w:pPr>
+              <w:pStyle w:val="Prrafodelista"/>
+              <w:tabs>
+                <w:tab w:val="left" w:pos="0"/>
+                <w:tab w:val="left" w:pos="142"/>
+                <w:tab w:val="left" w:pos="284"/>
+              </w:tabs>
+              <w:spacing w:line="276" w:lineRule="auto"/>
+              <w:ind w:left="0"/>
+              <w:jc w:val="center"/>
+              <w:rPr>
+                <w:rFonts w:ascii="Arial Nova Cond" w:eastAsia="Calibri" w:hAnsi="Arial Nova Cond" w:cs="Times New Roman"/>
+                <w:b/>
+                <w:bCs/>
+                <w:sz w:val="20"/>
+                <w:szCs w:val="20"/>
                 <w:lang w:val="es-ES_tradnl"/>
               </w:rPr>
             </w:pPr>
             <w:r>
               <w:rPr>
-                <w:rFonts w:ascii="Arial Nova Cond" w:hAnsi="Arial Nova Cond" w:cs="Times New Roman"/>
-                <w:b/>
-                <w:bCs/>
-                <w:color w:val="000000" w:themeColor="text1"/>
+                <w:rFonts w:ascii="Arial Nova Cond" w:eastAsia="Calibri" w:hAnsi="Arial Nova Cond" w:cs="Times New Roman"/>
+                <w:b/>
+                <w:bCs/>
+                <w:sz w:val="20"/>
+                <w:szCs w:val="20"/>
                 <w:lang w:val="es-ES_tradnl"/>
               </w:rPr>
               <w:t>IV</w:t>
@@ -14755,33 +14729,35 @@
         <w:tc>
           <w:tcPr>
             <w:tcW w:w="1095" w:type="dxa"/>
-            <w:tcBorders>
-              <w:top w:val="double" w:sz="4" w:space="0" w:color="47D459" w:themeColor="accent3" w:themeTint="99"/>
-              <w:left w:val="double" w:sz="4" w:space="0" w:color="47D459" w:themeColor="accent3" w:themeTint="99"/>
-              <w:bottom w:val="double" w:sz="4" w:space="0" w:color="47D459" w:themeColor="accent3" w:themeTint="99"/>
-              <w:right w:val="double" w:sz="4" w:space="0" w:color="47D459" w:themeColor="accent3" w:themeTint="99"/>
-            </w:tcBorders>
-            <w:vAlign w:val="center"/>
-            <w:hideMark/>
-          </w:tcPr>
-          <w:p>
-            <w:pPr>
-              <w:spacing w:after="160" w:line="259" w:lineRule="auto"/>
-              <w:ind w:right="-455"/>
-              <w:rPr>
-                <w:rFonts w:ascii="Arial Nova Cond" w:hAnsi="Arial Nova Cond" w:cs="Times New Roman"/>
-                <w:b/>
-                <w:bCs/>
-                <w:color w:val="000000" w:themeColor="text1"/>
+            <w:vAlign w:val="center"/>
+          </w:tcPr>
+          <w:p>
+            <w:pPr>
+              <w:pStyle w:val="Prrafodelista"/>
+              <w:tabs>
+                <w:tab w:val="left" w:pos="0"/>
+                <w:tab w:val="left" w:pos="142"/>
+                <w:tab w:val="left" w:pos="284"/>
+              </w:tabs>
+              <w:spacing w:line="276" w:lineRule="auto"/>
+              <w:ind w:left="0"/>
+              <w:jc w:val="center"/>
+              <w:rPr>
+                <w:rFonts w:ascii="Arial Nova Cond" w:eastAsia="Calibri" w:hAnsi="Arial Nova Cond" w:cs="Times New Roman"/>
+                <w:b/>
+                <w:bCs/>
+                <w:sz w:val="20"/>
+                <w:szCs w:val="20"/>
                 <w:lang w:val="es-ES_tradnl"/>
               </w:rPr>
             </w:pPr>
             <w:r>
               <w:rPr>
-                <w:rFonts w:ascii="Arial Nova Cond" w:hAnsi="Arial Nova Cond" w:cs="Times New Roman"/>
-                <w:b/>
-                <w:bCs/>
-                <w:color w:val="000000" w:themeColor="text1"/>
+                <w:rFonts w:ascii="Arial Nova Cond" w:eastAsia="Calibri" w:hAnsi="Arial Nova Cond" w:cs="Times New Roman"/>
+                <w:b/>
+                <w:bCs/>
+                <w:sz w:val="20"/>
+                <w:szCs w:val="20"/>
                 <w:lang w:val="es-ES_tradnl"/>
               </w:rPr>
               <w:t>U 7</w:t>
@@ -14791,32 +14767,31 @@
         <w:tc>
           <w:tcPr>
             <w:tcW w:w="1726" w:type="dxa"/>
-            <w:tcBorders>
-              <w:top w:val="double" w:sz="4" w:space="0" w:color="47D459" w:themeColor="accent3" w:themeTint="99"/>
-              <w:left w:val="double" w:sz="4" w:space="0" w:color="47D459" w:themeColor="accent3" w:themeTint="99"/>
-              <w:bottom w:val="double" w:sz="4" w:space="0" w:color="47D459" w:themeColor="accent3" w:themeTint="99"/>
-              <w:right w:val="double" w:sz="4" w:space="0" w:color="47D459" w:themeColor="accent3" w:themeTint="99"/>
-            </w:tcBorders>
-            <w:vAlign w:val="center"/>
-            <w:hideMark/>
-          </w:tcPr>
-          <w:p>
-            <w:pPr>
-              <w:spacing w:after="160" w:line="259" w:lineRule="auto"/>
-              <w:rPr>
-                <w:rFonts w:ascii="Arial Nova Cond" w:hAnsi="Arial Nova Cond" w:cs="Times New Roman"/>
-                <w:b/>
-                <w:bCs/>
-                <w:color w:val="000000" w:themeColor="text1"/>
+            <w:vAlign w:val="center"/>
+          </w:tcPr>
+          <w:p>
+            <w:pPr>
+              <w:pStyle w:val="Prrafodelista"/>
+              <w:tabs>
+                <w:tab w:val="left" w:pos="0"/>
+                <w:tab w:val="left" w:pos="142"/>
+                <w:tab w:val="left" w:pos="284"/>
+              </w:tabs>
+              <w:spacing w:line="276" w:lineRule="auto"/>
+              <w:ind w:left="0"/>
+              <w:rPr>
+                <w:rFonts w:ascii="Arial Nova Cond" w:eastAsia="Calibri" w:hAnsi="Arial Nova Cond" w:cs="Times New Roman"/>
+                <w:color w:val="000000" w:themeColor="text1"/>
+                <w:sz w:val="20"/>
+                <w:szCs w:val="20"/>
                 <w:lang w:val="es-ES_tradnl"/>
               </w:rPr>
             </w:pPr>
             <w:r>
               <w:rPr>
-                <w:rFonts w:ascii="Arial Nova Cond" w:hAnsi="Arial Nova Cond" w:cs="Times New Roman"/>
-                <w:b/>
-                <w:bCs/>
-                <w:color w:val="000000" w:themeColor="text1"/>
+                <w:rFonts w:ascii="Arial Nova Cond" w:eastAsia="Calibri" w:hAnsi="Arial Nova Cond" w:cs="Times New Roman"/>
+                <w:sz w:val="20"/>
+                <w:szCs w:val="20"/>
                 <w:lang w:val="es-ES_tradnl"/>
               </w:rPr>
               <w:t>{{problemapotencialidad7}}</w:t>
@@ -14826,31 +14801,31 @@
         <w:tc>
           <w:tcPr>
             <w:tcW w:w="6169" w:type="dxa"/>
-            <w:tcBorders>
-              <w:top w:val="double" w:sz="4" w:space="0" w:color="47D459" w:themeColor="accent3" w:themeTint="99"/>
-              <w:left w:val="double" w:sz="4" w:space="0" w:color="47D459" w:themeColor="accent3" w:themeTint="99"/>
-              <w:bottom w:val="double" w:sz="4" w:space="0" w:color="47D459" w:themeColor="accent3" w:themeTint="99"/>
-              <w:right w:val="double" w:sz="4" w:space="0" w:color="47D459" w:themeColor="accent3" w:themeTint="99"/>
-            </w:tcBorders>
-            <w:vAlign w:val="center"/>
-            <w:hideMark/>
-          </w:tcPr>
-          <w:p>
-            <w:pPr>
-              <w:spacing w:after="160" w:line="259" w:lineRule="auto"/>
-              <w:rPr>
-                <w:rFonts w:ascii="Arial Nova Cond" w:hAnsi="Arial Nova Cond" w:cs="Times New Roman"/>
-                <w:b/>
-                <w:bCs/>
-                <w:color w:val="000000" w:themeColor="text1"/>
-              </w:rPr>
-            </w:pPr>
-            <w:r>
-              <w:rPr>
-                <w:rFonts w:ascii="Arial Nova Cond" w:hAnsi="Arial Nova Cond" w:cs="Times New Roman"/>
-                <w:b/>
-                <w:bCs/>
-                <w:color w:val="000000" w:themeColor="text1"/>
+            <w:vAlign w:val="center"/>
+          </w:tcPr>
+          <w:p>
+            <w:pPr>
+              <w:pStyle w:val="Prrafodelista"/>
+              <w:tabs>
+                <w:tab w:val="left" w:pos="0"/>
+                <w:tab w:val="left" w:pos="142"/>
+                <w:tab w:val="left" w:pos="284"/>
+              </w:tabs>
+              <w:spacing w:line="276" w:lineRule="auto"/>
+              <w:ind w:left="0"/>
+              <w:jc w:val="both"/>
+              <w:rPr>
+                <w:rFonts w:ascii="Arial Nova Cond" w:hAnsi="Arial Nova Cond"/>
+                <w:color w:val="000000" w:themeColor="text1"/>
+                <w:sz w:val="20"/>
+                <w:szCs w:val="20"/>
+              </w:rPr>
+            </w:pPr>
+            <w:r>
+              <w:rPr>
+                <w:rFonts w:ascii="Arial Nova Cond" w:eastAsia="Calibri" w:hAnsi="Arial Nova Cond" w:cs="Times New Roman"/>
+                <w:sz w:val="20"/>
+                <w:szCs w:val="20"/>
                 <w:lang w:val="es-ES_tradnl"/>
               </w:rPr>
               <w:t>{{situacionsignificativa7}}</w:t>
@@ -14860,31 +14835,29 @@
         <w:tc>
           <w:tcPr>
             <w:tcW w:w="2015" w:type="dxa"/>
-            <w:tcBorders>
-              <w:top w:val="double" w:sz="4" w:space="0" w:color="47D459" w:themeColor="accent3" w:themeTint="99"/>
-              <w:left w:val="double" w:sz="4" w:space="0" w:color="47D459" w:themeColor="accent3" w:themeTint="99"/>
-              <w:bottom w:val="double" w:sz="4" w:space="0" w:color="47D459" w:themeColor="accent3" w:themeTint="99"/>
-              <w:right w:val="double" w:sz="4" w:space="0" w:color="47D459" w:themeColor="accent3" w:themeTint="99"/>
-            </w:tcBorders>
-            <w:vAlign w:val="center"/>
-            <w:hideMark/>
-          </w:tcPr>
-          <w:p>
-            <w:pPr>
-              <w:spacing w:after="160" w:line="259" w:lineRule="auto"/>
-              <w:rPr>
-                <w:rFonts w:ascii="Arial Nova Cond" w:hAnsi="Arial Nova Cond" w:cs="Times New Roman"/>
-                <w:b/>
-                <w:bCs/>
-                <w:color w:val="000000" w:themeColor="text1"/>
-              </w:rPr>
-            </w:pPr>
-            <w:r>
-              <w:rPr>
-                <w:rFonts w:ascii="Arial Nova Cond" w:hAnsi="Arial Nova Cond" w:cs="Times New Roman"/>
-                <w:b/>
-                <w:bCs/>
-                <w:color w:val="000000" w:themeColor="text1"/>
+            <w:vAlign w:val="center"/>
+          </w:tcPr>
+          <w:p>
+            <w:pPr>
+              <w:autoSpaceDE w:val="0"/>
+              <w:autoSpaceDN w:val="0"/>
+              <w:adjustRightInd w:val="0"/>
+              <w:jc w:val="center"/>
+              <w:rPr>
+                <w:rFonts w:ascii="Arial Nova Cond" w:hAnsi="Arial Nova Cond" w:cs="Arial"/>
+                <w:color w:val="000000" w:themeColor="text1"/>
+                <w:kern w:val="0"/>
+                <w:sz w:val="20"/>
+                <w:szCs w:val="20"/>
+              </w:rPr>
+            </w:pPr>
+            <w:r>
+              <w:rPr>
+                <w:rFonts w:ascii="Arial Nova Cond" w:hAnsi="Arial Nova Cond" w:cs="Arial"/>
+                <w:color w:val="000000"/>
+                <w:kern w:val="0"/>
+                <w:sz w:val="20"/>
+                <w:szCs w:val="20"/>
               </w:rPr>
               <w:t>{{titulosituacionsignificativa7}}</w:t>
             </w:r>
@@ -14893,31 +14866,29 @@
         <w:tc>
           <w:tcPr>
             <w:tcW w:w="1634" w:type="dxa"/>
-            <w:tcBorders>
-              <w:top w:val="double" w:sz="4" w:space="0" w:color="47D459" w:themeColor="accent3" w:themeTint="99"/>
-              <w:left w:val="double" w:sz="4" w:space="0" w:color="47D459" w:themeColor="accent3" w:themeTint="99"/>
-              <w:bottom w:val="double" w:sz="4" w:space="0" w:color="47D459" w:themeColor="accent3" w:themeTint="99"/>
-              <w:right w:val="double" w:sz="4" w:space="0" w:color="47D459" w:themeColor="accent3" w:themeTint="99"/>
-            </w:tcBorders>
-            <w:vAlign w:val="center"/>
-            <w:hideMark/>
-          </w:tcPr>
-          <w:p>
-            <w:pPr>
-              <w:spacing w:after="160" w:line="259" w:lineRule="auto"/>
-              <w:rPr>
-                <w:rFonts w:ascii="Arial Nova Cond" w:hAnsi="Arial Nova Cond" w:cs="Times New Roman"/>
-                <w:b/>
-                <w:bCs/>
-                <w:color w:val="000000" w:themeColor="text1"/>
-              </w:rPr>
-            </w:pPr>
-            <w:r>
-              <w:rPr>
-                <w:rFonts w:ascii="Arial Nova Cond" w:hAnsi="Arial Nova Cond" w:cs="Times New Roman"/>
-                <w:b/>
-                <w:bCs/>
-                <w:color w:val="000000" w:themeColor="text1"/>
+            <w:vAlign w:val="center"/>
+          </w:tcPr>
+          <w:p>
+            <w:pPr>
+              <w:autoSpaceDE w:val="0"/>
+              <w:autoSpaceDN w:val="0"/>
+              <w:adjustRightInd w:val="0"/>
+              <w:jc w:val="both"/>
+              <w:rPr>
+                <w:rFonts w:ascii="Arial Nova Cond" w:hAnsi="Arial Nova Cond" w:cs="Arial"/>
+                <w:color w:val="000000"/>
+                <w:kern w:val="0"/>
+                <w:sz w:val="20"/>
+                <w:szCs w:val="20"/>
+              </w:rPr>
+            </w:pPr>
+            <w:r>
+              <w:rPr>
+                <w:rFonts w:ascii="Arial Nova Cond" w:hAnsi="Arial Nova Cond" w:cs="Arial"/>
+                <w:color w:val="000000"/>
+                <w:kern w:val="0"/>
+                <w:sz w:val="20"/>
+                <w:szCs w:val="20"/>
               </w:rPr>
               <w:t>{{competencias7}}</w:t>
             </w:r>
@@ -14926,31 +14897,29 @@
         <w:tc>
           <w:tcPr>
             <w:tcW w:w="1337" w:type="dxa"/>
-            <w:tcBorders>
-              <w:top w:val="double" w:sz="4" w:space="0" w:color="47D459" w:themeColor="accent3" w:themeTint="99"/>
-              <w:left w:val="double" w:sz="4" w:space="0" w:color="47D459" w:themeColor="accent3" w:themeTint="99"/>
-              <w:bottom w:val="double" w:sz="4" w:space="0" w:color="47D459" w:themeColor="accent3" w:themeTint="99"/>
-              <w:right w:val="double" w:sz="4" w:space="0" w:color="47D459" w:themeColor="accent3" w:themeTint="99"/>
-            </w:tcBorders>
-            <w:vAlign w:val="center"/>
-            <w:hideMark/>
-          </w:tcPr>
-          <w:p>
-            <w:pPr>
-              <w:spacing w:after="160" w:line="259" w:lineRule="auto"/>
-              <w:rPr>
-                <w:rFonts w:ascii="Arial Nova Cond" w:hAnsi="Arial Nova Cond" w:cs="Times New Roman"/>
-                <w:b/>
-                <w:bCs/>
-                <w:color w:val="000000" w:themeColor="text1"/>
-              </w:rPr>
-            </w:pPr>
-            <w:r>
-              <w:rPr>
-                <w:rFonts w:ascii="Arial Nova Cond" w:hAnsi="Arial Nova Cond" w:cs="Times New Roman"/>
-                <w:b/>
-                <w:bCs/>
-                <w:color w:val="000000" w:themeColor="text1"/>
+            <w:vAlign w:val="center"/>
+          </w:tcPr>
+          <w:p>
+            <w:pPr>
+              <w:autoSpaceDE w:val="0"/>
+              <w:autoSpaceDN w:val="0"/>
+              <w:adjustRightInd w:val="0"/>
+              <w:jc w:val="center"/>
+              <w:rPr>
+                <w:rFonts w:ascii="Arial Nova Cond" w:hAnsi="Arial Nova Cond" w:cs="Arial"/>
+                <w:color w:val="000000"/>
+                <w:kern w:val="0"/>
+                <w:sz w:val="20"/>
+                <w:szCs w:val="20"/>
+              </w:rPr>
+            </w:pPr>
+            <w:r>
+              <w:rPr>
+                <w:rFonts w:ascii="Arial Nova Cond" w:hAnsi="Arial Nova Cond" w:cs="Arial"/>
+                <w:color w:val="000000"/>
+                <w:kern w:val="0"/>
+                <w:sz w:val="20"/>
+                <w:szCs w:val="20"/>
               </w:rPr>
               <w:t>{{producto7}}</w:t>
             </w:r>
@@ -14966,24 +14935,25 @@
           <w:tcPr>
             <w:tcW w:w="875" w:type="dxa"/>
             <w:vMerge/>
-            <w:tcBorders>
-              <w:top w:val="double" w:sz="4" w:space="0" w:color="47D459" w:themeColor="accent3" w:themeTint="99"/>
-              <w:left w:val="double" w:sz="4" w:space="0" w:color="47D459" w:themeColor="accent3" w:themeTint="99"/>
-              <w:bottom w:val="double" w:sz="4" w:space="0" w:color="47D459" w:themeColor="accent3" w:themeTint="99"/>
-              <w:right w:val="double" w:sz="4" w:space="0" w:color="47D459" w:themeColor="accent3" w:themeTint="99"/>
-            </w:tcBorders>
-            <w:vAlign w:val="center"/>
-            <w:hideMark/>
-          </w:tcPr>
-          <w:p>
-            <w:pPr>
-              <w:spacing w:after="160" w:line="259" w:lineRule="auto"/>
-              <w:ind w:right="-455"/>
-              <w:rPr>
-                <w:rFonts w:ascii="Arial Nova Cond" w:hAnsi="Arial Nova Cond" w:cs="Times New Roman"/>
-                <w:b/>
-                <w:bCs/>
-                <w:color w:val="000000" w:themeColor="text1"/>
+            <w:vAlign w:val="center"/>
+          </w:tcPr>
+          <w:p>
+            <w:pPr>
+              <w:pStyle w:val="Prrafodelista"/>
+              <w:tabs>
+                <w:tab w:val="left" w:pos="0"/>
+                <w:tab w:val="left" w:pos="142"/>
+                <w:tab w:val="left" w:pos="284"/>
+              </w:tabs>
+              <w:spacing w:line="276" w:lineRule="auto"/>
+              <w:ind w:left="0"/>
+              <w:jc w:val="center"/>
+              <w:rPr>
+                <w:rFonts w:ascii="Arial Nova Cond" w:eastAsia="Calibri" w:hAnsi="Arial Nova Cond" w:cs="Times New Roman"/>
+                <w:b/>
+                <w:bCs/>
+                <w:sz w:val="20"/>
+                <w:szCs w:val="20"/>
                 <w:lang w:val="es-ES_tradnl"/>
               </w:rPr>
             </w:pPr>
@@ -14992,33 +14962,35 @@
         <w:tc>
           <w:tcPr>
             <w:tcW w:w="1095" w:type="dxa"/>
-            <w:tcBorders>
-              <w:top w:val="double" w:sz="4" w:space="0" w:color="47D459" w:themeColor="accent3" w:themeTint="99"/>
-              <w:left w:val="double" w:sz="4" w:space="0" w:color="47D459" w:themeColor="accent3" w:themeTint="99"/>
-              <w:bottom w:val="double" w:sz="4" w:space="0" w:color="47D459" w:themeColor="accent3" w:themeTint="99"/>
-              <w:right w:val="double" w:sz="4" w:space="0" w:color="47D459" w:themeColor="accent3" w:themeTint="99"/>
-            </w:tcBorders>
-            <w:vAlign w:val="center"/>
-            <w:hideMark/>
-          </w:tcPr>
-          <w:p>
-            <w:pPr>
-              <w:spacing w:after="160" w:line="259" w:lineRule="auto"/>
-              <w:ind w:right="-455"/>
-              <w:rPr>
-                <w:rFonts w:ascii="Arial Nova Cond" w:hAnsi="Arial Nova Cond" w:cs="Times New Roman"/>
-                <w:b/>
-                <w:bCs/>
-                <w:color w:val="000000" w:themeColor="text1"/>
+            <w:vAlign w:val="center"/>
+          </w:tcPr>
+          <w:p>
+            <w:pPr>
+              <w:pStyle w:val="Prrafodelista"/>
+              <w:tabs>
+                <w:tab w:val="left" w:pos="0"/>
+                <w:tab w:val="left" w:pos="142"/>
+                <w:tab w:val="left" w:pos="284"/>
+              </w:tabs>
+              <w:spacing w:line="276" w:lineRule="auto"/>
+              <w:ind w:left="0"/>
+              <w:jc w:val="center"/>
+              <w:rPr>
+                <w:rFonts w:ascii="Arial Nova Cond" w:eastAsia="Calibri" w:hAnsi="Arial Nova Cond" w:cs="Times New Roman"/>
+                <w:b/>
+                <w:bCs/>
+                <w:sz w:val="20"/>
+                <w:szCs w:val="20"/>
                 <w:lang w:val="es-ES_tradnl"/>
               </w:rPr>
             </w:pPr>
             <w:r>
               <w:rPr>
-                <w:rFonts w:ascii="Arial Nova Cond" w:hAnsi="Arial Nova Cond" w:cs="Times New Roman"/>
-                <w:b/>
-                <w:bCs/>
-                <w:color w:val="000000" w:themeColor="text1"/>
+                <w:rFonts w:ascii="Arial Nova Cond" w:eastAsia="Calibri" w:hAnsi="Arial Nova Cond" w:cs="Times New Roman"/>
+                <w:b/>
+                <w:bCs/>
+                <w:sz w:val="20"/>
+                <w:szCs w:val="20"/>
                 <w:lang w:val="es-ES_tradnl"/>
               </w:rPr>
               <w:t>U 8</w:t>
@@ -15028,32 +15000,31 @@
         <w:tc>
           <w:tcPr>
             <w:tcW w:w="1726" w:type="dxa"/>
-            <w:tcBorders>
-              <w:top w:val="double" w:sz="4" w:space="0" w:color="47D459" w:themeColor="accent3" w:themeTint="99"/>
-              <w:left w:val="double" w:sz="4" w:space="0" w:color="47D459" w:themeColor="accent3" w:themeTint="99"/>
-              <w:bottom w:val="double" w:sz="4" w:space="0" w:color="47D459" w:themeColor="accent3" w:themeTint="99"/>
-              <w:right w:val="double" w:sz="4" w:space="0" w:color="47D459" w:themeColor="accent3" w:themeTint="99"/>
-            </w:tcBorders>
-            <w:vAlign w:val="center"/>
-            <w:hideMark/>
-          </w:tcPr>
-          <w:p>
-            <w:pPr>
-              <w:spacing w:after="160" w:line="259" w:lineRule="auto"/>
-              <w:rPr>
-                <w:rFonts w:ascii="Arial Nova Cond" w:hAnsi="Arial Nova Cond" w:cs="Times New Roman"/>
-                <w:b/>
-                <w:bCs/>
-                <w:color w:val="000000" w:themeColor="text1"/>
+            <w:vAlign w:val="center"/>
+          </w:tcPr>
+          <w:p>
+            <w:pPr>
+              <w:pStyle w:val="Prrafodelista"/>
+              <w:tabs>
+                <w:tab w:val="left" w:pos="0"/>
+                <w:tab w:val="left" w:pos="142"/>
+                <w:tab w:val="left" w:pos="284"/>
+              </w:tabs>
+              <w:spacing w:line="276" w:lineRule="auto"/>
+              <w:ind w:left="0"/>
+              <w:rPr>
+                <w:rFonts w:ascii="Arial Nova Cond" w:eastAsia="Calibri" w:hAnsi="Arial Nova Cond" w:cs="Times New Roman"/>
+                <w:color w:val="000000" w:themeColor="text1"/>
+                <w:sz w:val="20"/>
+                <w:szCs w:val="20"/>
                 <w:lang w:val="es-ES_tradnl"/>
               </w:rPr>
             </w:pPr>
             <w:r>
               <w:rPr>
-                <w:rFonts w:ascii="Arial Nova Cond" w:hAnsi="Arial Nova Cond" w:cs="Times New Roman"/>
-                <w:b/>
-                <w:bCs/>
-                <w:color w:val="000000" w:themeColor="text1"/>
+                <w:rFonts w:ascii="Arial Nova Cond" w:eastAsia="Calibri" w:hAnsi="Arial Nova Cond" w:cs="Times New Roman"/>
+                <w:sz w:val="20"/>
+                <w:szCs w:val="20"/>
                 <w:lang w:val="es-ES_tradnl"/>
               </w:rPr>
               <w:t>{{problemapotencialidad8}}</w:t>
@@ -15063,32 +15034,32 @@
         <w:tc>
           <w:tcPr>
             <w:tcW w:w="6169" w:type="dxa"/>
-            <w:tcBorders>
-              <w:top w:val="double" w:sz="4" w:space="0" w:color="47D459" w:themeColor="accent3" w:themeTint="99"/>
-              <w:left w:val="double" w:sz="4" w:space="0" w:color="47D459" w:themeColor="accent3" w:themeTint="99"/>
-              <w:bottom w:val="double" w:sz="4" w:space="0" w:color="47D459" w:themeColor="accent3" w:themeTint="99"/>
-              <w:right w:val="double" w:sz="4" w:space="0" w:color="47D459" w:themeColor="accent3" w:themeTint="99"/>
-            </w:tcBorders>
-            <w:vAlign w:val="center"/>
-            <w:hideMark/>
-          </w:tcPr>
-          <w:p>
-            <w:pPr>
-              <w:spacing w:after="160" w:line="259" w:lineRule="auto"/>
-              <w:rPr>
-                <w:rFonts w:ascii="Arial Nova Cond" w:hAnsi="Arial Nova Cond" w:cs="Times New Roman"/>
-                <w:b/>
-                <w:bCs/>
-                <w:color w:val="000000" w:themeColor="text1"/>
+            <w:vAlign w:val="center"/>
+          </w:tcPr>
+          <w:p>
+            <w:pPr>
+              <w:pStyle w:val="Prrafodelista"/>
+              <w:tabs>
+                <w:tab w:val="left" w:pos="0"/>
+                <w:tab w:val="left" w:pos="142"/>
+                <w:tab w:val="left" w:pos="284"/>
+              </w:tabs>
+              <w:spacing w:line="276" w:lineRule="auto"/>
+              <w:ind w:left="0"/>
+              <w:jc w:val="both"/>
+              <w:rPr>
+                <w:rFonts w:ascii="Arial Nova Cond" w:eastAsia="Calibri" w:hAnsi="Arial Nova Cond" w:cs="Times New Roman"/>
+                <w:color w:val="000000" w:themeColor="text1"/>
+                <w:sz w:val="20"/>
+                <w:szCs w:val="20"/>
                 <w:lang w:val="es-ES_tradnl"/>
               </w:rPr>
             </w:pPr>
             <w:r>
               <w:rPr>
-                <w:rFonts w:ascii="Arial Nova Cond" w:hAnsi="Arial Nova Cond" w:cs="Times New Roman"/>
-                <w:b/>
-                <w:bCs/>
-                <w:color w:val="000000" w:themeColor="text1"/>
+                <w:rFonts w:ascii="Arial Nova Cond" w:eastAsia="Calibri" w:hAnsi="Arial Nova Cond" w:cs="Times New Roman"/>
+                <w:sz w:val="20"/>
+                <w:szCs w:val="20"/>
                 <w:lang w:val="es-ES_tradnl"/>
               </w:rPr>
               <w:t>{{situacionsignificativa8}}</w:t>
@@ -15098,32 +15069,28 @@
         <w:tc>
           <w:tcPr>
             <w:tcW w:w="2015" w:type="dxa"/>
-            <w:tcBorders>
-              <w:top w:val="double" w:sz="4" w:space="0" w:color="47D459" w:themeColor="accent3" w:themeTint="99"/>
-              <w:left w:val="double" w:sz="4" w:space="0" w:color="47D459" w:themeColor="accent3" w:themeTint="99"/>
-              <w:bottom w:val="double" w:sz="4" w:space="0" w:color="47D459" w:themeColor="accent3" w:themeTint="99"/>
-              <w:right w:val="double" w:sz="4" w:space="0" w:color="47D459" w:themeColor="accent3" w:themeTint="99"/>
-            </w:tcBorders>
-            <w:vAlign w:val="center"/>
-            <w:hideMark/>
-          </w:tcPr>
-          <w:p>
-            <w:pPr>
-              <w:spacing w:after="160" w:line="259" w:lineRule="auto"/>
-              <w:rPr>
-                <w:rFonts w:ascii="Arial Nova Cond" w:hAnsi="Arial Nova Cond" w:cs="Times New Roman"/>
-                <w:b/>
-                <w:bCs/>
-                <w:color w:val="000000" w:themeColor="text1"/>
+            <w:vAlign w:val="center"/>
+          </w:tcPr>
+          <w:p>
+            <w:pPr>
+              <w:autoSpaceDE w:val="0"/>
+              <w:autoSpaceDN w:val="0"/>
+              <w:adjustRightInd w:val="0"/>
+              <w:jc w:val="center"/>
+              <w:rPr>
+                <w:rFonts w:ascii="Arial Nova Cond" w:eastAsia="Calibri" w:hAnsi="Arial Nova Cond" w:cs="Times New Roman"/>
+                <w:sz w:val="20"/>
+                <w:szCs w:val="20"/>
                 <w:lang w:val="es-ES_tradnl"/>
               </w:rPr>
             </w:pPr>
             <w:r>
               <w:rPr>
-                <w:rFonts w:ascii="Arial Nova Cond" w:hAnsi="Arial Nova Cond" w:cs="Times New Roman"/>
-                <w:b/>
-                <w:bCs/>
-                <w:color w:val="000000" w:themeColor="text1"/>
+                <w:rFonts w:ascii="Arial Nova Cond" w:hAnsi="Arial Nova Cond" w:cs="Arial"/>
+                <w:color w:val="000000"/>
+                <w:kern w:val="0"/>
+                <w:sz w:val="20"/>
+                <w:szCs w:val="20"/>
               </w:rPr>
               <w:t>{{titulosituacionsignificativa8}}</w:t>
             </w:r>
@@ -15132,31 +15099,29 @@
         <w:tc>
           <w:tcPr>
             <w:tcW w:w="1634" w:type="dxa"/>
-            <w:tcBorders>
-              <w:top w:val="double" w:sz="4" w:space="0" w:color="47D459" w:themeColor="accent3" w:themeTint="99"/>
-              <w:left w:val="double" w:sz="4" w:space="0" w:color="47D459" w:themeColor="accent3" w:themeTint="99"/>
-              <w:bottom w:val="double" w:sz="4" w:space="0" w:color="47D459" w:themeColor="accent3" w:themeTint="99"/>
-              <w:right w:val="double" w:sz="4" w:space="0" w:color="47D459" w:themeColor="accent3" w:themeTint="99"/>
-            </w:tcBorders>
-            <w:vAlign w:val="center"/>
-            <w:hideMark/>
-          </w:tcPr>
-          <w:p>
-            <w:pPr>
-              <w:spacing w:after="160" w:line="259" w:lineRule="auto"/>
-              <w:rPr>
-                <w:rFonts w:ascii="Arial Nova Cond" w:hAnsi="Arial Nova Cond" w:cs="Times New Roman"/>
-                <w:b/>
-                <w:bCs/>
-                <w:color w:val="000000" w:themeColor="text1"/>
-              </w:rPr>
-            </w:pPr>
-            <w:r>
-              <w:rPr>
-                <w:rFonts w:ascii="Arial Nova Cond" w:hAnsi="Arial Nova Cond" w:cs="Times New Roman"/>
-                <w:b/>
-                <w:bCs/>
-                <w:color w:val="000000" w:themeColor="text1"/>
+            <w:vAlign w:val="center"/>
+          </w:tcPr>
+          <w:p>
+            <w:pPr>
+              <w:autoSpaceDE w:val="0"/>
+              <w:autoSpaceDN w:val="0"/>
+              <w:adjustRightInd w:val="0"/>
+              <w:jc w:val="both"/>
+              <w:rPr>
+                <w:rFonts w:ascii="Arial Nova Cond" w:hAnsi="Arial Nova Cond" w:cs="Arial"/>
+                <w:color w:val="000000"/>
+                <w:kern w:val="0"/>
+                <w:sz w:val="20"/>
+                <w:szCs w:val="20"/>
+              </w:rPr>
+            </w:pPr>
+            <w:r>
+              <w:rPr>
+                <w:rFonts w:ascii="Arial Nova Cond" w:hAnsi="Arial Nova Cond" w:cs="Arial"/>
+                <w:color w:val="000000"/>
+                <w:kern w:val="0"/>
+                <w:sz w:val="20"/>
+                <w:szCs w:val="20"/>
               </w:rPr>
               <w:t>{{competencias8}}</w:t>
             </w:r>
@@ -15165,37 +15130,36 @@
         <w:tc>
           <w:tcPr>
             <w:tcW w:w="1337" w:type="dxa"/>
-            <w:tcBorders>
-              <w:top w:val="double" w:sz="4" w:space="0" w:color="47D459" w:themeColor="accent3" w:themeTint="99"/>
-              <w:left w:val="double" w:sz="4" w:space="0" w:color="47D459" w:themeColor="accent3" w:themeTint="99"/>
-              <w:bottom w:val="double" w:sz="4" w:space="0" w:color="47D459" w:themeColor="accent3" w:themeTint="99"/>
-              <w:right w:val="double" w:sz="4" w:space="0" w:color="47D459" w:themeColor="accent3" w:themeTint="99"/>
-            </w:tcBorders>
-            <w:vAlign w:val="center"/>
-            <w:hideMark/>
-          </w:tcPr>
-          <w:p>
-            <w:pPr>
-              <w:spacing w:after="160" w:line="259" w:lineRule="auto"/>
-              <w:rPr>
-                <w:rFonts w:ascii="Arial Nova Cond" w:hAnsi="Arial Nova Cond" w:cs="Times New Roman"/>
-                <w:b/>
-                <w:bCs/>
-                <w:color w:val="000000" w:themeColor="text1"/>
-              </w:rPr>
-            </w:pPr>
-            <w:r>
-              <w:rPr>
-                <w:rFonts w:ascii="Arial Nova Cond" w:hAnsi="Arial Nova Cond" w:cs="Times New Roman"/>
-                <w:b/>
-                <w:bCs/>
-                <w:color w:val="000000" w:themeColor="text1"/>
+            <w:vAlign w:val="center"/>
+          </w:tcPr>
+          <w:p>
+            <w:pPr>
+              <w:autoSpaceDE w:val="0"/>
+              <w:autoSpaceDN w:val="0"/>
+              <w:adjustRightInd w:val="0"/>
+              <w:jc w:val="center"/>
+              <w:rPr>
+                <w:rFonts w:ascii="Arial Nova Cond" w:hAnsi="Arial Nova Cond" w:cs="Arial"/>
+                <w:color w:val="000000"/>
+                <w:kern w:val="0"/>
+                <w:sz w:val="20"/>
+                <w:szCs w:val="20"/>
+              </w:rPr>
+            </w:pPr>
+            <w:r>
+              <w:rPr>
+                <w:rFonts w:ascii="Arial Nova Cond" w:hAnsi="Arial Nova Cond" w:cs="Arial"/>
+                <w:color w:val="000000"/>
+                <w:kern w:val="0"/>
+                <w:sz w:val="20"/>
+                <w:szCs w:val="20"/>
               </w:rPr>
               <w:t>{{producto8}}</w:t>
             </w:r>
           </w:p>
         </w:tc>
       </w:tr>
+      <w:bookmarkEnd w:id="1"/>
     </w:tbl>
     <w:p>
       <w:pPr>
@@ -28311,7 +28275,7 @@
 </file>
 
 <file path=word/endnotes.xml><?xml version="1.0" encoding="utf-8"?>
-<w:endnotes xmlns:wpc="http://schemas.microsoft.com/office/word/2010/wordprocessingCanvas" xmlns:cx="http://schemas.microsoft.com/office/drawing/2014/chartex" xmlns:cx1="http://schemas.microsoft.com/office/drawing/2015/9/8/chartex" xmlns:cx2="http://schemas.microsoft.com/office/drawing/2015/10/21/chartex" xmlns:cx3="http://schemas.microsoft.com/office/drawing/2016/5/9/chartex" xmlns:cx4="http://schemas.microsoft.com/office/drawing/2016/5/10/chartex" xmlns:cx5="http://schemas.microsoft.com/office/drawing/2016/5/11/chartex" xmlns:cx6="http://schemas.microsoft.com/office/drawing/2016/5/12/chartex" xmlns:cx7="http://schemas.microsoft.com/office/drawing/2016/5/13/chartex" xmlns:cx8="http://schemas.microsoft.com/office/drawing/2016/5/14/chartex" xmlns:mc="http://schemas.openxmlformats.org/markup-compatibility/2006" xmlns:aink="http://schemas.microsoft.com/office/drawing/2016/ink" xmlns:am3d="http://schemas.microsoft.com/office/drawing/2017/model3d" xmlns:o="urn:schemas-microsoft-com:office:office" xmlns:oel="http://schemas.microsoft.com/office/2019/extlst" xmlns:r="http://schemas.openxmlformats.org/officeDocument/2006/relationships" xmlns:m="http://schemas.openxmlformats.org/officeDocument/2006/math" xmlns:v="urn:schemas-microsoft-com:vml" xmlns:wp14="http://schemas.microsoft.com/office/word/2010/wordprocessingDrawing" xmlns:wp="http://schemas.openxmlformats.org/drawingml/2006/wordprocessingDrawing" xmlns:w10="urn:schemas-microsoft-com:office:word" xmlns:w="http://schemas.openxmlformats.org/wordprocessingml/2006/main" xmlns:w14="http://schemas.microsoft.com/office/word/2010/wordml" xmlns:w15="http://schemas.microsoft.com/office/word/2012/wordml" xmlns:w16cex="http://schemas.microsoft.com/office/word/2018/wordml/cex" xmlns:w16cid="http://schemas.microsoft.com/office/word/2016/wordml/cid" xmlns:w16="http://schemas.microsoft.com/office/word/2018/wordml" xmlns:w16du="http://schemas.microsoft.com/office/word/2023/wordml/word16du" xmlns:w16sdtdh="http://schemas.microsoft.com/office/word/2020/wordml/sdtdatahash" xmlns:w16sdtfl="http://schemas.microsoft.com/office/word/2024/wordml/sdtformatlock" xmlns:w16se="http://schemas.microsoft.com/office/word/2015/wordml/symex" xmlns:wpg="http://schemas.microsoft.com/office/word/2010/wordprocessingGroup" xmlns:wpi="http://schemas.microsoft.com/office/word/2010/wordprocessingInk" xmlns:wne="http://schemas.microsoft.com/office/word/2006/wordml" xmlns:wps="http://schemas.microsoft.com/office/word/2010/wordprocessingShape" mc:Ignorable="w14 w15 w16se w16cid w16 w16cex w16sdtdh w16sdtfl w16du wp14">
+<w:endnotes xmlns:wpc="http://schemas.microsoft.com/office/word/2010/wordprocessingCanvas" xmlns:cx="http://schemas.microsoft.com/office/drawing/2014/chartex" xmlns:cx1="http://schemas.microsoft.com/office/drawing/2015/9/8/chartex" xmlns:cx2="http://schemas.microsoft.com/office/drawing/2015/10/21/chartex" xmlns:cx3="http://schemas.microsoft.com/office/drawing/2016/5/9/chartex" xmlns:cx4="http://schemas.microsoft.com/office/drawing/2016/5/10/chartex" xmlns:cx5="http://schemas.microsoft.com/office/drawing/2016/5/11/chartex" xmlns:cx6="http://schemas.microsoft.com/office/drawing/2016/5/12/chartex" xmlns:cx7="http://schemas.microsoft.com/office/drawing/2016/5/13/chartex" xmlns:cx8="http://schemas.microsoft.com/office/drawing/2016/5/14/chartex" xmlns:mc="http://schemas.openxmlformats.org/markup-compatibility/2006" xmlns:aink="http://schemas.microsoft.com/office/drawing/2016/ink" xmlns:am3d="http://schemas.microsoft.com/office/drawing/2017/model3d" xmlns:o="urn:schemas-microsoft-com:office:office" xmlns:oel="http://schemas.microsoft.com/office/2019/extlst" xmlns:r="http://schemas.openxmlformats.org/officeDocument/2006/relationships" xmlns:m="http://schemas.openxmlformats.org/officeDocument/2006/math" xmlns:v="urn:schemas-microsoft-com:vml" xmlns:wp14="http://schemas.microsoft.com/office/word/2010/wordprocessingDrawing" xmlns:wp="http://schemas.openxmlformats.org/drawingml/2006/wordprocessingDrawing" xmlns:w10="urn:schemas-microsoft-com:office:word" xmlns:w="http://schemas.openxmlformats.org/wordprocessingml/2006/main" xmlns:w14="http://schemas.microsoft.com/office/word/2010/wordml" xmlns:w15="http://schemas.microsoft.com/office/word/2012/wordml" xmlns:w16cex="http://schemas.microsoft.com/office/word/2018/wordml/cex" xmlns:w16cid="http://schemas.microsoft.com/office/word/2016/wordml/cid" xmlns:w16="http://schemas.microsoft.com/office/word/2018/wordml" xmlns:w16du="http://schemas.microsoft.com/office/word/2023/wordml/word16du" xmlns:w16sdtdh="http://schemas.microsoft.com/office/word/2020/wordml/sdtdatahash" xmlns:w16se="http://schemas.microsoft.com/office/word/2015/wordml/symex" xmlns:wpg="http://schemas.microsoft.com/office/word/2010/wordprocessingGroup" xmlns:wpi="http://schemas.microsoft.com/office/word/2010/wordprocessingInk" xmlns:wne="http://schemas.microsoft.com/office/word/2006/wordml" xmlns:wps="http://schemas.microsoft.com/office/word/2010/wordprocessingShape" mc:Ignorable="w14 w15 w16se w16cid w16 w16cex w16sdtdh w16du wp14">
   <w:endnote w:type="separator" w:id="-1">
     <w:p>
       <w:pPr>
@@ -28336,7 +28300,7 @@
 </file>
 
 <file path=word/footer1.xml><?xml version="1.0" encoding="utf-8"?>
-<w:ftr xmlns:wpc="http://schemas.microsoft.com/office/word/2010/wordprocessingCanvas" xmlns:cx="http://schemas.microsoft.com/office/drawing/2014/chartex" xmlns:cx1="http://schemas.microsoft.com/office/drawing/2015/9/8/chartex" xmlns:cx2="http://schemas.microsoft.com/office/drawing/2015/10/21/chartex" xmlns:cx3="http://schemas.microsoft.com/office/drawing/2016/5/9/chartex" xmlns:cx4="http://schemas.microsoft.com/office/drawing/2016/5/10/chartex" xmlns:cx5="http://schemas.microsoft.com/office/drawing/2016/5/11/chartex" xmlns:cx6="http://schemas.microsoft.com/office/drawing/2016/5/12/chartex" xmlns:cx7="http://schemas.microsoft.com/office/drawing/2016/5/13/chartex" xmlns:cx8="http://schemas.microsoft.com/office/drawing/2016/5/14/chartex" xmlns:mc="http://schemas.openxmlformats.org/markup-compatibility/2006" xmlns:aink="http://schemas.microsoft.com/office/drawing/2016/ink" xmlns:am3d="http://schemas.microsoft.com/office/drawing/2017/model3d" xmlns:o="urn:schemas-microsoft-com:office:office" xmlns:oel="http://schemas.microsoft.com/office/2019/extlst" xmlns:r="http://schemas.openxmlformats.org/officeDocument/2006/relationships" xmlns:m="http://schemas.openxmlformats.org/officeDocument/2006/math" xmlns:v="urn:schemas-microsoft-com:vml" xmlns:wp14="http://schemas.microsoft.com/office/word/2010/wordprocessingDrawing" xmlns:wp="http://schemas.openxmlformats.org/drawingml/2006/wordprocessingDrawing" xmlns:w10="urn:schemas-microsoft-com:office:word" xmlns:w="http://schemas.openxmlformats.org/wordprocessingml/2006/main" xmlns:w14="http://schemas.microsoft.com/office/word/2010/wordml" xmlns:w15="http://schemas.microsoft.com/office/word/2012/wordml" xmlns:w16cex="http://schemas.microsoft.com/office/word/2018/wordml/cex" xmlns:w16cid="http://schemas.microsoft.com/office/word/2016/wordml/cid" xmlns:w16="http://schemas.microsoft.com/office/word/2018/wordml" xmlns:w16du="http://schemas.microsoft.com/office/word/2023/wordml/word16du" xmlns:w16sdtdh="http://schemas.microsoft.com/office/word/2020/wordml/sdtdatahash" xmlns:w16sdtfl="http://schemas.microsoft.com/office/word/2024/wordml/sdtformatlock" xmlns:w16se="http://schemas.microsoft.com/office/word/2015/wordml/symex" xmlns:wpg="http://schemas.microsoft.com/office/word/2010/wordprocessingGroup" xmlns:wpi="http://schemas.microsoft.com/office/word/2010/wordprocessingInk" xmlns:wne="http://schemas.microsoft.com/office/word/2006/wordml" xmlns:wps="http://schemas.microsoft.com/office/word/2010/wordprocessingShape" mc:Ignorable="w14 w15 w16se w16cid w16 w16cex w16sdtdh w16sdtfl w16du wp14">
+<w:ftr xmlns:wpc="http://schemas.microsoft.com/office/word/2010/wordprocessingCanvas" xmlns:cx="http://schemas.microsoft.com/office/drawing/2014/chartex" xmlns:cx1="http://schemas.microsoft.com/office/drawing/2015/9/8/chartex" xmlns:cx2="http://schemas.microsoft.com/office/drawing/2015/10/21/chartex" xmlns:cx3="http://schemas.microsoft.com/office/drawing/2016/5/9/chartex" xmlns:cx4="http://schemas.microsoft.com/office/drawing/2016/5/10/chartex" xmlns:cx5="http://schemas.microsoft.com/office/drawing/2016/5/11/chartex" xmlns:cx6="http://schemas.microsoft.com/office/drawing/2016/5/12/chartex" xmlns:cx7="http://schemas.microsoft.com/office/drawing/2016/5/13/chartex" xmlns:cx8="http://schemas.microsoft.com/office/drawing/2016/5/14/chartex" xmlns:mc="http://schemas.openxmlformats.org/markup-compatibility/2006" xmlns:aink="http://schemas.microsoft.com/office/drawing/2016/ink" xmlns:am3d="http://schemas.microsoft.com/office/drawing/2017/model3d" xmlns:o="urn:schemas-microsoft-com:office:office" xmlns:oel="http://schemas.microsoft.com/office/2019/extlst" xmlns:r="http://schemas.openxmlformats.org/officeDocument/2006/relationships" xmlns:m="http://schemas.openxmlformats.org/officeDocument/2006/math" xmlns:v="urn:schemas-microsoft-com:vml" xmlns:wp14="http://schemas.microsoft.com/office/word/2010/wordprocessingDrawing" xmlns:wp="http://schemas.openxmlformats.org/drawingml/2006/wordprocessingDrawing" xmlns:w10="urn:schemas-microsoft-com:office:word" xmlns:w="http://schemas.openxmlformats.org/wordprocessingml/2006/main" xmlns:w14="http://schemas.microsoft.com/office/word/2010/wordml" xmlns:w15="http://schemas.microsoft.com/office/word/2012/wordml" xmlns:w16cex="http://schemas.microsoft.com/office/word/2018/wordml/cex" xmlns:w16cid="http://schemas.microsoft.com/office/word/2016/wordml/cid" xmlns:w16="http://schemas.microsoft.com/office/word/2018/wordml" xmlns:w16du="http://schemas.microsoft.com/office/word/2023/wordml/word16du" xmlns:w16sdtdh="http://schemas.microsoft.com/office/word/2020/wordml/sdtdatahash" xmlns:w16se="http://schemas.microsoft.com/office/word/2015/wordml/symex" xmlns:wpg="http://schemas.microsoft.com/office/word/2010/wordprocessingGroup" xmlns:wpi="http://schemas.microsoft.com/office/word/2010/wordprocessingInk" xmlns:wne="http://schemas.microsoft.com/office/word/2006/wordml" xmlns:wps="http://schemas.microsoft.com/office/word/2010/wordprocessingShape" mc:Ignorable="w14 w15 w16se w16cid w16 w16cex w16sdtdh w16du wp14">
   <w:p>
     <w:pPr>
       <w:pStyle w:val="Piedepgina"/>
@@ -28833,7 +28797,7 @@
 </file>
 
 <file path=word/footnotes.xml><?xml version="1.0" encoding="utf-8"?>
-<w:footnotes xmlns:wpc="http://schemas.microsoft.com/office/word/2010/wordprocessingCanvas" xmlns:cx="http://schemas.microsoft.com/office/drawing/2014/chartex" xmlns:cx1="http://schemas.microsoft.com/office/drawing/2015/9/8/chartex" xmlns:cx2="http://schemas.microsoft.com/office/drawing/2015/10/21/chartex" xmlns:cx3="http://schemas.microsoft.com/office/drawing/2016/5/9/chartex" xmlns:cx4="http://schemas.microsoft.com/office/drawing/2016/5/10/chartex" xmlns:cx5="http://schemas.microsoft.com/office/drawing/2016/5/11/chartex" xmlns:cx6="http://schemas.microsoft.com/office/drawing/2016/5/12/chartex" xmlns:cx7="http://schemas.microsoft.com/office/drawing/2016/5/13/chartex" xmlns:cx8="http://schemas.microsoft.com/office/drawing/2016/5/14/chartex" xmlns:mc="http://schemas.openxmlformats.org/markup-compatibility/2006" xmlns:aink="http://schemas.microsoft.com/office/drawing/2016/ink" xmlns:am3d="http://schemas.microsoft.com/office/drawing/2017/model3d" xmlns:o="urn:schemas-microsoft-com:office:office" xmlns:oel="http://schemas.microsoft.com/office/2019/extlst" xmlns:r="http://schemas.openxmlformats.org/officeDocument/2006/relationships" xmlns:m="http://schemas.openxmlformats.org/officeDocument/2006/math" xmlns:v="urn:schemas-microsoft-com:vml" xmlns:wp14="http://schemas.microsoft.com/office/word/2010/wordprocessingDrawing" xmlns:wp="http://schemas.openxmlformats.org/drawingml/2006/wordprocessingDrawing" xmlns:w10="urn:schemas-microsoft-com:office:word" xmlns:w="http://schemas.openxmlformats.org/wordprocessingml/2006/main" xmlns:w14="http://schemas.microsoft.com/office/word/2010/wordml" xmlns:w15="http://schemas.microsoft.com/office/word/2012/wordml" xmlns:w16cex="http://schemas.microsoft.com/office/word/2018/wordml/cex" xmlns:w16cid="http://schemas.microsoft.com/office/word/2016/wordml/cid" xmlns:w16="http://schemas.microsoft.com/office/word/2018/wordml" xmlns:w16du="http://schemas.microsoft.com/office/word/2023/wordml/word16du" xmlns:w16sdtdh="http://schemas.microsoft.com/office/word/2020/wordml/sdtdatahash" xmlns:w16sdtfl="http://schemas.microsoft.com/office/word/2024/wordml/sdtformatlock" xmlns:w16se="http://schemas.microsoft.com/office/word/2015/wordml/symex" xmlns:wpg="http://schemas.microsoft.com/office/word/2010/wordprocessingGroup" xmlns:wpi="http://schemas.microsoft.com/office/word/2010/wordprocessingInk" xmlns:wne="http://schemas.microsoft.com/office/word/2006/wordml" xmlns:wps="http://schemas.microsoft.com/office/word/2010/wordprocessingShape" mc:Ignorable="w14 w15 w16se w16cid w16 w16cex w16sdtdh w16sdtfl w16du wp14">
+<w:footnotes xmlns:wpc="http://schemas.microsoft.com/office/word/2010/wordprocessingCanvas" xmlns:cx="http://schemas.microsoft.com/office/drawing/2014/chartex" xmlns:cx1="http://schemas.microsoft.com/office/drawing/2015/9/8/chartex" xmlns:cx2="http://schemas.microsoft.com/office/drawing/2015/10/21/chartex" xmlns:cx3="http://schemas.microsoft.com/office/drawing/2016/5/9/chartex" xmlns:cx4="http://schemas.microsoft.com/office/drawing/2016/5/10/chartex" xmlns:cx5="http://schemas.microsoft.com/office/drawing/2016/5/11/chartex" xmlns:cx6="http://schemas.microsoft.com/office/drawing/2016/5/12/chartex" xmlns:cx7="http://schemas.microsoft.com/office/drawing/2016/5/13/chartex" xmlns:cx8="http://schemas.microsoft.com/office/drawing/2016/5/14/chartex" xmlns:mc="http://schemas.openxmlformats.org/markup-compatibility/2006" xmlns:aink="http://schemas.microsoft.com/office/drawing/2016/ink" xmlns:am3d="http://schemas.microsoft.com/office/drawing/2017/model3d" xmlns:o="urn:schemas-microsoft-com:office:office" xmlns:oel="http://schemas.microsoft.com/office/2019/extlst" xmlns:r="http://schemas.openxmlformats.org/officeDocument/2006/relationships" xmlns:m="http://schemas.openxmlformats.org/officeDocument/2006/math" xmlns:v="urn:schemas-microsoft-com:vml" xmlns:wp14="http://schemas.microsoft.com/office/word/2010/wordprocessingDrawing" xmlns:wp="http://schemas.openxmlformats.org/drawingml/2006/wordprocessingDrawing" xmlns:w10="urn:schemas-microsoft-com:office:word" xmlns:w="http://schemas.openxmlformats.org/wordprocessingml/2006/main" xmlns:w14="http://schemas.microsoft.com/office/word/2010/wordml" xmlns:w15="http://schemas.microsoft.com/office/word/2012/wordml" xmlns:w16cex="http://schemas.microsoft.com/office/word/2018/wordml/cex" xmlns:w16cid="http://schemas.microsoft.com/office/word/2016/wordml/cid" xmlns:w16="http://schemas.microsoft.com/office/word/2018/wordml" xmlns:w16du="http://schemas.microsoft.com/office/word/2023/wordml/word16du" xmlns:w16sdtdh="http://schemas.microsoft.com/office/word/2020/wordml/sdtdatahash" xmlns:w16se="http://schemas.microsoft.com/office/word/2015/wordml/symex" xmlns:wpg="http://schemas.microsoft.com/office/word/2010/wordprocessingGroup" xmlns:wpi="http://schemas.microsoft.com/office/word/2010/wordprocessingInk" xmlns:wne="http://schemas.microsoft.com/office/word/2006/wordml" xmlns:wps="http://schemas.microsoft.com/office/word/2010/wordprocessingShape" mc:Ignorable="w14 w15 w16se w16cid w16 w16cex w16sdtdh w16du wp14">
   <w:footnote w:type="separator" w:id="-1">
     <w:p>
       <w:pPr>
@@ -28858,7 +28822,7 @@
 </file>
 
 <file path=word/header1.xml><?xml version="1.0" encoding="utf-8"?>
-<w:hdr xmlns:wpc="http://schemas.microsoft.com/office/word/2010/wordprocessingCanvas" xmlns:cx="http://schemas.microsoft.com/office/drawing/2014/chartex" xmlns:cx1="http://schemas.microsoft.com/office/drawing/2015/9/8/chartex" xmlns:cx2="http://schemas.microsoft.com/office/drawing/2015/10/21/chartex" xmlns:cx3="http://schemas.microsoft.com/office/drawing/2016/5/9/chartex" xmlns:cx4="http://schemas.microsoft.com/office/drawing/2016/5/10/chartex" xmlns:cx5="http://schemas.microsoft.com/office/drawing/2016/5/11/chartex" xmlns:cx6="http://schemas.microsoft.com/office/drawing/2016/5/12/chartex" xmlns:cx7="http://schemas.microsoft.com/office/drawing/2016/5/13/chartex" xmlns:cx8="http://schemas.microsoft.com/office/drawing/2016/5/14/chartex" xmlns:mc="http://schemas.openxmlformats.org/markup-compatibility/2006" xmlns:aink="http://schemas.microsoft.com/office/drawing/2016/ink" xmlns:am3d="http://schemas.microsoft.com/office/drawing/2017/model3d" xmlns:o="urn:schemas-microsoft-com:office:office" xmlns:oel="http://schemas.microsoft.com/office/2019/extlst" xmlns:r="http://schemas.openxmlformats.org/officeDocument/2006/relationships" xmlns:m="http://schemas.openxmlformats.org/officeDocument/2006/math" xmlns:v="urn:schemas-microsoft-com:vml" xmlns:wp14="http://schemas.microsoft.com/office/word/2010/wordprocessingDrawing" xmlns:wp="http://schemas.openxmlformats.org/drawingml/2006/wordprocessingDrawing" xmlns:w10="urn:schemas-microsoft-com:office:word" xmlns:w="http://schemas.openxmlformats.org/wordprocessingml/2006/main" xmlns:w14="http://schemas.microsoft.com/office/word/2010/wordml" xmlns:w15="http://schemas.microsoft.com/office/word/2012/wordml" xmlns:w16cex="http://schemas.microsoft.com/office/word/2018/wordml/cex" xmlns:w16cid="http://schemas.microsoft.com/office/word/2016/wordml/cid" xmlns:w16="http://schemas.microsoft.com/office/word/2018/wordml" xmlns:w16du="http://schemas.microsoft.com/office/word/2023/wordml/word16du" xmlns:w16sdtdh="http://schemas.microsoft.com/office/word/2020/wordml/sdtdatahash" xmlns:w16sdtfl="http://schemas.microsoft.com/office/word/2024/wordml/sdtformatlock" xmlns:w16se="http://schemas.microsoft.com/office/word/2015/wordml/symex" xmlns:wpg="http://schemas.microsoft.com/office/word/2010/wordprocessingGroup" xmlns:wpi="http://schemas.microsoft.com/office/word/2010/wordprocessingInk" xmlns:wne="http://schemas.microsoft.com/office/word/2006/wordml" xmlns:wps="http://schemas.microsoft.com/office/word/2010/wordprocessingShape" mc:Ignorable="w14 w15 w16se w16cid w16 w16cex w16sdtdh w16sdtfl w16du wp14">
+<w:hdr xmlns:wpc="http://schemas.microsoft.com/office/word/2010/wordprocessingCanvas" xmlns:cx="http://schemas.microsoft.com/office/drawing/2014/chartex" xmlns:cx1="http://schemas.microsoft.com/office/drawing/2015/9/8/chartex" xmlns:cx2="http://schemas.microsoft.com/office/drawing/2015/10/21/chartex" xmlns:cx3="http://schemas.microsoft.com/office/drawing/2016/5/9/chartex" xmlns:cx4="http://schemas.microsoft.com/office/drawing/2016/5/10/chartex" xmlns:cx5="http://schemas.microsoft.com/office/drawing/2016/5/11/chartex" xmlns:cx6="http://schemas.microsoft.com/office/drawing/2016/5/12/chartex" xmlns:cx7="http://schemas.microsoft.com/office/drawing/2016/5/13/chartex" xmlns:cx8="http://schemas.microsoft.com/office/drawing/2016/5/14/chartex" xmlns:mc="http://schemas.openxmlformats.org/markup-compatibility/2006" xmlns:aink="http://schemas.microsoft.com/office/drawing/2016/ink" xmlns:am3d="http://schemas.microsoft.com/office/drawing/2017/model3d" xmlns:o="urn:schemas-microsoft-com:office:office" xmlns:oel="http://schemas.microsoft.com/office/2019/extlst" xmlns:r="http://schemas.openxmlformats.org/officeDocument/2006/relationships" xmlns:m="http://schemas.openxmlformats.org/officeDocument/2006/math" xmlns:v="urn:schemas-microsoft-com:vml" xmlns:wp14="http://schemas.microsoft.com/office/word/2010/wordprocessingDrawing" xmlns:wp="http://schemas.openxmlformats.org/drawingml/2006/wordprocessingDrawing" xmlns:w10="urn:schemas-microsoft-com:office:word" xmlns:w="http://schemas.openxmlformats.org/wordprocessingml/2006/main" xmlns:w14="http://schemas.microsoft.com/office/word/2010/wordml" xmlns:w15="http://schemas.microsoft.com/office/word/2012/wordml" xmlns:w16cex="http://schemas.microsoft.com/office/word/2018/wordml/cex" xmlns:w16cid="http://schemas.microsoft.com/office/word/2016/wordml/cid" xmlns:w16="http://schemas.microsoft.com/office/word/2018/wordml" xmlns:w16du="http://schemas.microsoft.com/office/word/2023/wordml/word16du" xmlns:w16sdtdh="http://schemas.microsoft.com/office/word/2020/wordml/sdtdatahash" xmlns:w16se="http://schemas.microsoft.com/office/word/2015/wordml/symex" xmlns:wpg="http://schemas.microsoft.com/office/word/2010/wordprocessingGroup" xmlns:wpi="http://schemas.microsoft.com/office/word/2010/wordprocessingInk" xmlns:wne="http://schemas.microsoft.com/office/word/2006/wordml" xmlns:wps="http://schemas.microsoft.com/office/word/2010/wordprocessingShape" mc:Ignorable="w14 w15 w16se w16cid w16 w16cex w16sdtdh w16du wp14">
   <w:tbl>
     <w:tblPr>
       <w:tblStyle w:val="Tablaconcuadrcula"/>
@@ -29148,7 +29112,7 @@
 </file>
 
 <file path=word/numbering.xml><?xml version="1.0" encoding="utf-8"?>
-<w:numbering xmlns:wpc="http://schemas.microsoft.com/office/word/2010/wordprocessingCanvas" xmlns:cx="http://schemas.microsoft.com/office/drawing/2014/chartex" xmlns:cx1="http://schemas.microsoft.com/office/drawing/2015/9/8/chartex" xmlns:cx2="http://schemas.microsoft.com/office/drawing/2015/10/21/chartex" xmlns:cx3="http://schemas.microsoft.com/office/drawing/2016/5/9/chartex" xmlns:cx4="http://schemas.microsoft.com/office/drawing/2016/5/10/chartex" xmlns:cx5="http://schemas.microsoft.com/office/drawing/2016/5/11/chartex" xmlns:cx6="http://schemas.microsoft.com/office/drawing/2016/5/12/chartex" xmlns:cx7="http://schemas.microsoft.com/office/drawing/2016/5/13/chartex" xmlns:cx8="http://schemas.microsoft.com/office/drawing/2016/5/14/chartex" xmlns:mc="http://schemas.openxmlformats.org/markup-compatibility/2006" xmlns:aink="http://schemas.microsoft.com/office/drawing/2016/ink" xmlns:am3d="http://schemas.microsoft.com/office/drawing/2017/model3d" xmlns:o="urn:schemas-microsoft-com:office:office" xmlns:oel="http://schemas.microsoft.com/office/2019/extlst" xmlns:r="http://schemas.openxmlformats.org/officeDocument/2006/relationships" xmlns:m="http://schemas.openxmlformats.org/officeDocument/2006/math" xmlns:v="urn:schemas-microsoft-com:vml" xmlns:wp14="http://schemas.microsoft.com/office/word/2010/wordprocessingDrawing" xmlns:wp="http://schemas.openxmlformats.org/drawingml/2006/wordprocessingDrawing" xmlns:w10="urn:schemas-microsoft-com:office:word" xmlns:w="http://schemas.openxmlformats.org/wordprocessingml/2006/main" xmlns:w14="http://schemas.microsoft.com/office/word/2010/wordml" xmlns:w15="http://schemas.microsoft.com/office/word/2012/wordml" xmlns:w16cex="http://schemas.microsoft.com/office/word/2018/wordml/cex" xmlns:w16cid="http://schemas.microsoft.com/office/word/2016/wordml/cid" xmlns:w16="http://schemas.microsoft.com/office/word/2018/wordml" xmlns:w16du="http://schemas.microsoft.com/office/word/2023/wordml/word16du" xmlns:w16sdtdh="http://schemas.microsoft.com/office/word/2020/wordml/sdtdatahash" xmlns:w16sdtfl="http://schemas.microsoft.com/office/word/2024/wordml/sdtformatlock" xmlns:w16se="http://schemas.microsoft.com/office/word/2015/wordml/symex" xmlns:wpg="http://schemas.microsoft.com/office/word/2010/wordprocessingGroup" xmlns:wpi="http://schemas.microsoft.com/office/word/2010/wordprocessingInk" xmlns:wne="http://schemas.microsoft.com/office/word/2006/wordml" xmlns:wps="http://schemas.microsoft.com/office/word/2010/wordprocessingShape" mc:Ignorable="w14 w15 w16se w16cid w16 w16cex w16sdtdh w16sdtfl w16du wp14">
+<w:numbering xmlns:wpc="http://schemas.microsoft.com/office/word/2010/wordprocessingCanvas" xmlns:cx="http://schemas.microsoft.com/office/drawing/2014/chartex" xmlns:cx1="http://schemas.microsoft.com/office/drawing/2015/9/8/chartex" xmlns:cx2="http://schemas.microsoft.com/office/drawing/2015/10/21/chartex" xmlns:cx3="http://schemas.microsoft.com/office/drawing/2016/5/9/chartex" xmlns:cx4="http://schemas.microsoft.com/office/drawing/2016/5/10/chartex" xmlns:cx5="http://schemas.microsoft.com/office/drawing/2016/5/11/chartex" xmlns:cx6="http://schemas.microsoft.com/office/drawing/2016/5/12/chartex" xmlns:cx7="http://schemas.microsoft.com/office/drawing/2016/5/13/chartex" xmlns:cx8="http://schemas.microsoft.com/office/drawing/2016/5/14/chartex" xmlns:mc="http://schemas.openxmlformats.org/markup-compatibility/2006" xmlns:aink="http://schemas.microsoft.com/office/drawing/2016/ink" xmlns:am3d="http://schemas.microsoft.com/office/drawing/2017/model3d" xmlns:o="urn:schemas-microsoft-com:office:office" xmlns:oel="http://schemas.microsoft.com/office/2019/extlst" xmlns:r="http://schemas.openxmlformats.org/officeDocument/2006/relationships" xmlns:m="http://schemas.openxmlformats.org/officeDocument/2006/math" xmlns:v="urn:schemas-microsoft-com:vml" xmlns:wp14="http://schemas.microsoft.com/office/word/2010/wordprocessingDrawing" xmlns:wp="http://schemas.openxmlformats.org/drawingml/2006/wordprocessingDrawing" xmlns:w10="urn:schemas-microsoft-com:office:word" xmlns:w="http://schemas.openxmlformats.org/wordprocessingml/2006/main" xmlns:w14="http://schemas.microsoft.com/office/word/2010/wordml" xmlns:w15="http://schemas.microsoft.com/office/word/2012/wordml" xmlns:w16cex="http://schemas.microsoft.com/office/word/2018/wordml/cex" xmlns:w16cid="http://schemas.microsoft.com/office/word/2016/wordml/cid" xmlns:w16="http://schemas.microsoft.com/office/word/2018/wordml" xmlns:w16du="http://schemas.microsoft.com/office/word/2023/wordml/word16du" xmlns:w16sdtdh="http://schemas.microsoft.com/office/word/2020/wordml/sdtdatahash" xmlns:w16se="http://schemas.microsoft.com/office/word/2015/wordml/symex" xmlns:wpg="http://schemas.microsoft.com/office/word/2010/wordprocessingGroup" xmlns:wpi="http://schemas.microsoft.com/office/word/2010/wordprocessingInk" xmlns:wne="http://schemas.microsoft.com/office/word/2006/wordml" xmlns:wps="http://schemas.microsoft.com/office/word/2010/wordprocessingShape" mc:Ignorable="w14 w15 w16se w16cid w16 w16cex w16sdtdh w16du wp14">
   <w:abstractNum w:abstractNumId="0" w15:restartNumberingAfterBreak="0">
     <w:nsid w:val="05A65B82"/>
     <w:multiLevelType w:val="hybridMultilevel"/>
@@ -32973,7 +32937,7 @@
 </file>
 
 <file path=word/styles.xml><?xml version="1.0" encoding="utf-8"?>
-<w:styles xmlns:mc="http://schemas.openxmlformats.org/markup-compatibility/2006" xmlns:r="http://schemas.openxmlformats.org/officeDocument/2006/relationships" xmlns:w="http://schemas.openxmlformats.org/wordprocessingml/2006/main" xmlns:w14="http://schemas.microsoft.com/office/word/2010/wordml" xmlns:w15="http://schemas.microsoft.com/office/word/2012/wordml" xmlns:w16cex="http://schemas.microsoft.com/office/word/2018/wordml/cex" xmlns:w16cid="http://schemas.microsoft.com/office/word/2016/wordml/cid" xmlns:w16="http://schemas.microsoft.com/office/word/2018/wordml" xmlns:w16du="http://schemas.microsoft.com/office/word/2023/wordml/word16du" xmlns:w16sdtdh="http://schemas.microsoft.com/office/word/2020/wordml/sdtdatahash" xmlns:w16sdtfl="http://schemas.microsoft.com/office/word/2024/wordml/sdtformatlock" xmlns:w16se="http://schemas.microsoft.com/office/word/2015/wordml/symex" mc:Ignorable="w14 w15 w16se w16cid w16 w16cex w16sdtdh w16sdtfl w16du">
+<w:styles xmlns:mc="http://schemas.openxmlformats.org/markup-compatibility/2006" xmlns:r="http://schemas.openxmlformats.org/officeDocument/2006/relationships" xmlns:w="http://schemas.openxmlformats.org/wordprocessingml/2006/main" xmlns:w14="http://schemas.microsoft.com/office/word/2010/wordml" xmlns:w15="http://schemas.microsoft.com/office/word/2012/wordml" xmlns:w16cex="http://schemas.microsoft.com/office/word/2018/wordml/cex" xmlns:w16cid="http://schemas.microsoft.com/office/word/2016/wordml/cid" xmlns:w16="http://schemas.microsoft.com/office/word/2018/wordml" xmlns:w16du="http://schemas.microsoft.com/office/word/2023/wordml/word16du" xmlns:w16sdtdh="http://schemas.microsoft.com/office/word/2020/wordml/sdtdatahash" xmlns:w16se="http://schemas.microsoft.com/office/word/2015/wordml/symex" mc:Ignorable="w14 w15 w16se w16cid w16 w16cex w16sdtdh w16du">
   <w:docDefaults>
     <w:rPrDefault>
       <w:rPr>
@@ -34025,6 +33989,15 @@
     <w:basedOn w:val="Fuentedeprrafopredeter"/>
     <w:rsid w:val="002000C4"/>
   </w:style>
+  <w:style w:type="paragraph" w:styleId="Sinespaciado">
+    <w:name w:val="No Spacing"/>
+    <w:uiPriority w:val="1"/>
+    <w:qFormat/>
+    <w:rsid w:val="007825AD"/>
+    <w:pPr>
+      <w:spacing w:after="0" w:line="240" w:lineRule="auto"/>
+    </w:pPr>
+  </w:style>
 </w:styles>
 </file>
 

--- a/templates/plananual/COMUNICACIÓN 1° A 5°/COMUNICACIÓN 3° - PLAN ANUAL 2026 (1).docx
+++ b/templates/plananual/COMUNICACIÓN 1° A 5°/COMUNICACIÓN 3° - PLAN ANUAL 2026 (1).docx
@@ -12763,9 +12763,9 @@
       <w:tblGrid>
         <w:gridCol w:w="875"/>
         <w:gridCol w:w="1095"/>
-        <w:gridCol w:w="1726"/>
-        <w:gridCol w:w="6169"/>
+        <w:gridCol w:w="6595"/>
         <w:gridCol w:w="2015"/>
+        <w:gridCol w:w="1300"/>
         <w:gridCol w:w="1634"/>
         <w:gridCol w:w="1337"/>
       </w:tblGrid>
@@ -12843,40 +12843,7 @@
         </w:tc>
         <w:tc>
           <w:tcPr>
-            <w:tcW w:w="1726" w:type="dxa"/>
-            <w:shd w:val="clear" w:color="auto" w:fill="C1F0C7" w:themeFill="accent3" w:themeFillTint="33"/>
-            <w:vAlign w:val="center"/>
-          </w:tcPr>
-          <w:p>
-            <w:pPr>
-              <w:pStyle w:val="Prrafodelista"/>
-              <w:ind w:left="0"/>
-              <w:jc w:val="center"/>
-              <w:rPr>
-                <w:rFonts w:ascii="Arial Nova Cond" w:hAnsi="Arial Nova Cond" w:cs="Times New Roman"/>
-                <w:b/>
-                <w:bCs/>
-                <w:color w:val="000000" w:themeColor="text1"/>
-                <w:sz w:val="20"/>
-                <w:szCs w:val="20"/>
-              </w:rPr>
-            </w:pPr>
-            <w:r>
-              <w:rPr>
-                <w:rFonts w:ascii="Arial Nova Cond" w:hAnsi="Arial Nova Cond" w:cs="Times New Roman"/>
-                <w:b/>
-                <w:bCs/>
-                <w:color w:val="000000" w:themeColor="text1"/>
-                <w:sz w:val="20"/>
-                <w:szCs w:val="20"/>
-              </w:rPr>
-              <w:t>PROBLEMA / POTENCIALIDAD</w:t>
-            </w:r>
-          </w:p>
-        </w:tc>
-        <w:tc>
-          <w:tcPr>
-            <w:tcW w:w="6169" w:type="dxa"/>
+            <w:tcW w:w="7895" w:type="dxa"/>
             <w:shd w:val="clear" w:color="auto" w:fill="C1F0C7" w:themeFill="accent3" w:themeFillTint="33"/>
             <w:vAlign w:val="center"/>
           </w:tcPr>
@@ -12992,6 +12959,39 @@
                 <w:szCs w:val="20"/>
               </w:rPr>
               <w:t>.</w:t>
+            </w:r>
+          </w:p>
+        </w:tc>
+        <w:tc>
+          <w:tcPr>
+            <w:tcW w:w="1300" w:type="dxa"/>
+            <w:shd w:val="clear" w:color="auto" w:fill="C1F0C7" w:themeFill="accent3" w:themeFillTint="33"/>
+            <w:vAlign w:val="center"/>
+          </w:tcPr>
+          <w:p>
+            <w:pPr>
+              <w:pStyle w:val="Prrafodelista"/>
+              <w:ind w:left="0"/>
+              <w:jc w:val="center"/>
+              <w:rPr>
+                <w:rFonts w:ascii="Arial Nova Cond" w:hAnsi="Arial Nova Cond" w:cs="Times New Roman"/>
+                <w:b/>
+                <w:bCs/>
+                <w:color w:val="000000" w:themeColor="text1"/>
+                <w:sz w:val="20"/>
+                <w:szCs w:val="20"/>
+              </w:rPr>
+            </w:pPr>
+            <w:r>
+              <w:rPr>
+                <w:rFonts w:ascii="Arial Nova Cond" w:hAnsi="Arial Nova Cond" w:cs="Times New Roman"/>
+                <w:b/>
+                <w:bCs/>
+                <w:color w:val="000000" w:themeColor="text1"/>
+                <w:sz w:val="20"/>
+                <w:szCs w:val="20"/>
+              </w:rPr>
+              <w:t xml:space="preserve">CAMPO TEMATICO</w:t>
             </w:r>
           </w:p>
         </w:tc>
@@ -13146,7 +13146,7 @@
         </w:tc>
         <w:tc>
           <w:tcPr>
-            <w:tcW w:w="1726" w:type="dxa"/>
+            <w:tcW w:w="7895" w:type="dxa"/>
             <w:vAlign w:val="center"/>
           </w:tcPr>
           <w:p>
@@ -13174,40 +13174,6 @@
                 <w:szCs w:val="20"/>
                 <w:lang w:val="es-ES_tradnl"/>
               </w:rPr>
-              <w:t>{{problemapotencialidad0}}</w:t>
-            </w:r>
-          </w:p>
-        </w:tc>
-        <w:tc>
-          <w:tcPr>
-            <w:tcW w:w="6169" w:type="dxa"/>
-            <w:vAlign w:val="center"/>
-          </w:tcPr>
-          <w:p>
-            <w:pPr>
-              <w:pStyle w:val="Prrafodelista"/>
-              <w:tabs>
-                <w:tab w:val="left" w:pos="0"/>
-                <w:tab w:val="left" w:pos="142"/>
-                <w:tab w:val="left" w:pos="284"/>
-              </w:tabs>
-              <w:spacing w:line="276" w:lineRule="auto"/>
-              <w:ind w:left="0"/>
-              <w:jc w:val="both"/>
-              <w:rPr>
-                <w:rFonts w:ascii="Arial Nova Cond" w:eastAsia="Calibri" w:hAnsi="Arial Nova Cond" w:cs="Times New Roman"/>
-                <w:sz w:val="20"/>
-                <w:szCs w:val="20"/>
-                <w:lang w:val="es-ES_tradnl"/>
-              </w:rPr>
-            </w:pPr>
-            <w:r>
-              <w:rPr>
-                <w:rFonts w:ascii="Arial Nova Cond" w:eastAsia="Calibri" w:hAnsi="Arial Nova Cond" w:cs="Times New Roman"/>
-                <w:sz w:val="20"/>
-                <w:szCs w:val="20"/>
-                <w:lang w:val="es-ES_tradnl"/>
-              </w:rPr>
               <w:t>{{situacionsignificativa0}}</w:t>
             </w:r>
           </w:p>
@@ -13240,6 +13206,37 @@
                 <w:szCs w:val="20"/>
               </w:rPr>
               <w:t>{{titulosituacionsignificativa0}}</w:t>
+            </w:r>
+          </w:p>
+        </w:tc>
+        <w:tc>
+          <w:tcPr>
+            <w:tcW w:w="1300" w:type="dxa"/>
+            <w:vAlign w:val="center"/>
+          </w:tcPr>
+          <w:p>
+            <w:pPr>
+              <w:autoSpaceDE w:val="0"/>
+              <w:autoSpaceDN w:val="0"/>
+              <w:adjustRightInd w:val="0"/>
+              <w:jc w:val="both"/>
+              <w:rPr>
+                <w:rFonts w:ascii="Arial Nova Cond" w:hAnsi="Arial Nova Cond" w:cs="Arial"/>
+                <w:color w:val="000000"/>
+                <w:kern w:val="0"/>
+                <w:sz w:val="20"/>
+                <w:szCs w:val="20"/>
+              </w:rPr>
+            </w:pPr>
+            <w:r>
+              <w:rPr>
+                <w:rFonts w:ascii="Arial Nova Cond" w:hAnsi="Arial Nova Cond" w:cs="Arial"/>
+                <w:color w:val="000000"/>
+                <w:kern w:val="0"/>
+                <w:sz w:val="20"/>
+                <w:szCs w:val="20"/>
+              </w:rPr>
+              <w:t xml:space="preserve">{{campotematico0}}</w:t>
             </w:r>
           </w:p>
         </w:tc>
@@ -13379,33 +13376,7 @@
         </w:tc>
         <w:tc>
           <w:tcPr>
-            <w:tcW w:w="1726" w:type="dxa"/>
-            <w:vAlign w:val="center"/>
-          </w:tcPr>
-          <w:p>
-            <w:pPr>
-              <w:pStyle w:val="NormalWeb"/>
-              <w:jc w:val="both"/>
-              <w:rPr>
-                <w:rFonts w:ascii="Arial Nova Cond" w:hAnsi="Arial Nova Cond"/>
-                <w:sz w:val="20"/>
-                <w:szCs w:val="20"/>
-              </w:rPr>
-            </w:pPr>
-            <w:r>
-              <w:rPr>
-                <w:rFonts w:ascii="Arial Nova Cond" w:eastAsia="Calibri" w:hAnsi="Arial Nova Cond"/>
-                <w:sz w:val="20"/>
-                <w:szCs w:val="20"/>
-                <w:lang w:val="es-ES_tradnl"/>
-              </w:rPr>
-              <w:t>{{problemapotencialidad1}}</w:t>
-            </w:r>
-          </w:p>
-        </w:tc>
-        <w:tc>
-          <w:tcPr>
-            <w:tcW w:w="6169" w:type="dxa"/>
+            <w:tcW w:w="7895" w:type="dxa"/>
             <w:vAlign w:val="center"/>
           </w:tcPr>
           <w:p>
@@ -13465,6 +13436,37 @@
                 <w:szCs w:val="20"/>
               </w:rPr>
               <w:t>{{titulosituacionsignificativa1}}</w:t>
+            </w:r>
+          </w:p>
+        </w:tc>
+        <w:tc>
+          <w:tcPr>
+            <w:tcW w:w="1300" w:type="dxa"/>
+            <w:vAlign w:val="center"/>
+          </w:tcPr>
+          <w:p>
+            <w:pPr>
+              <w:autoSpaceDE w:val="0"/>
+              <w:autoSpaceDN w:val="0"/>
+              <w:adjustRightInd w:val="0"/>
+              <w:jc w:val="both"/>
+              <w:rPr>
+                <w:rFonts w:ascii="Arial Nova Cond" w:hAnsi="Arial Nova Cond" w:cs="Arial"/>
+                <w:color w:val="000000"/>
+                <w:kern w:val="0"/>
+                <w:sz w:val="20"/>
+                <w:szCs w:val="20"/>
+              </w:rPr>
+            </w:pPr>
+            <w:r>
+              <w:rPr>
+                <w:rFonts w:ascii="Arial Nova Cond" w:hAnsi="Arial Nova Cond" w:cs="Arial"/>
+                <w:color w:val="000000"/>
+                <w:kern w:val="0"/>
+                <w:sz w:val="20"/>
+                <w:szCs w:val="20"/>
+              </w:rPr>
+              <w:t xml:space="preserve">{{campotematico1}}</w:t>
             </w:r>
           </w:p>
         </w:tc>
@@ -13604,33 +13606,7 @@
         </w:tc>
         <w:tc>
           <w:tcPr>
-            <w:tcW w:w="1726" w:type="dxa"/>
-            <w:vAlign w:val="center"/>
-          </w:tcPr>
-          <w:p>
-            <w:pPr>
-              <w:pStyle w:val="NormalWeb"/>
-              <w:jc w:val="both"/>
-              <w:rPr>
-                <w:rFonts w:ascii="Arial Nova Cond" w:eastAsia="Calibri" w:hAnsi="Arial Nova Cond"/>
-                <w:sz w:val="20"/>
-                <w:szCs w:val="20"/>
-              </w:rPr>
-            </w:pPr>
-            <w:r>
-              <w:rPr>
-                <w:rFonts w:ascii="Arial Nova Cond" w:eastAsia="Calibri" w:hAnsi="Arial Nova Cond"/>
-                <w:sz w:val="20"/>
-                <w:szCs w:val="20"/>
-                <w:lang w:val="es-ES_tradnl"/>
-              </w:rPr>
-              <w:t>{{problemapotencialidad2}}</w:t>
-            </w:r>
-          </w:p>
-        </w:tc>
-        <w:tc>
-          <w:tcPr>
-            <w:tcW w:w="6169" w:type="dxa"/>
+            <w:tcW w:w="7895" w:type="dxa"/>
             <w:vAlign w:val="center"/>
           </w:tcPr>
           <w:p>
@@ -13690,6 +13666,37 @@
                 <w:szCs w:val="20"/>
               </w:rPr>
               <w:t>{{titulosituacionsignificativa2}}</w:t>
+            </w:r>
+          </w:p>
+        </w:tc>
+        <w:tc>
+          <w:tcPr>
+            <w:tcW w:w="1300" w:type="dxa"/>
+            <w:vAlign w:val="center"/>
+          </w:tcPr>
+          <w:p>
+            <w:pPr>
+              <w:autoSpaceDE w:val="0"/>
+              <w:autoSpaceDN w:val="0"/>
+              <w:adjustRightInd w:val="0"/>
+              <w:jc w:val="both"/>
+              <w:rPr>
+                <w:rFonts w:ascii="Arial Nova Cond" w:hAnsi="Arial Nova Cond" w:cs="Arial"/>
+                <w:color w:val="000000"/>
+                <w:kern w:val="0"/>
+                <w:sz w:val="20"/>
+                <w:szCs w:val="20"/>
+              </w:rPr>
+            </w:pPr>
+            <w:r>
+              <w:rPr>
+                <w:rFonts w:ascii="Arial Nova Cond" w:hAnsi="Arial Nova Cond" w:cs="Arial"/>
+                <w:color w:val="000000"/>
+                <w:kern w:val="0"/>
+                <w:sz w:val="20"/>
+                <w:szCs w:val="20"/>
+              </w:rPr>
+              <w:t xml:space="preserve">{{campotematico2}}</w:t>
             </w:r>
           </w:p>
         </w:tc>
@@ -13840,33 +13847,7 @@
         </w:tc>
         <w:tc>
           <w:tcPr>
-            <w:tcW w:w="1726" w:type="dxa"/>
-            <w:vAlign w:val="center"/>
-          </w:tcPr>
-          <w:p>
-            <w:pPr>
-              <w:pStyle w:val="Sinespaciado"/>
-              <w:jc w:val="both"/>
-              <w:rPr>
-                <w:rFonts w:ascii="Arial Nova Cond" w:eastAsia="Times New Roman" w:hAnsi="Arial Nova Cond" w:cs="Times New Roman"/>
-                <w:sz w:val="20"/>
-                <w:szCs w:val="20"/>
-              </w:rPr>
-            </w:pPr>
-            <w:r>
-              <w:rPr>
-                <w:rFonts w:ascii="Arial Nova Cond" w:eastAsia="Calibri" w:hAnsi="Arial Nova Cond" w:cs="Times New Roman"/>
-                <w:sz w:val="20"/>
-                <w:szCs w:val="20"/>
-                <w:lang w:val="es-ES_tradnl"/>
-              </w:rPr>
-              <w:t>{{problemapotencialidad3}}</w:t>
-            </w:r>
-          </w:p>
-        </w:tc>
-        <w:tc>
-          <w:tcPr>
-            <w:tcW w:w="6169" w:type="dxa"/>
+            <w:tcW w:w="7895" w:type="dxa"/>
             <w:vAlign w:val="center"/>
           </w:tcPr>
           <w:p>
@@ -13927,6 +13908,37 @@
                 <w:szCs w:val="20"/>
               </w:rPr>
               <w:t>{{titulosituacionsignificativa3}}</w:t>
+            </w:r>
+          </w:p>
+        </w:tc>
+        <w:tc>
+          <w:tcPr>
+            <w:tcW w:w="1300" w:type="dxa"/>
+            <w:vAlign w:val="center"/>
+          </w:tcPr>
+          <w:p>
+            <w:pPr>
+              <w:autoSpaceDE w:val="0"/>
+              <w:autoSpaceDN w:val="0"/>
+              <w:adjustRightInd w:val="0"/>
+              <w:jc w:val="both"/>
+              <w:rPr>
+                <w:rFonts w:ascii="Arial Nova Cond" w:hAnsi="Arial Nova Cond" w:cs="Arial"/>
+                <w:color w:val="000000"/>
+                <w:kern w:val="0"/>
+                <w:sz w:val="20"/>
+                <w:szCs w:val="20"/>
+              </w:rPr>
+            </w:pPr>
+            <w:r>
+              <w:rPr>
+                <w:rFonts w:ascii="Arial Nova Cond" w:hAnsi="Arial Nova Cond" w:cs="Arial"/>
+                <w:color w:val="000000"/>
+                <w:kern w:val="0"/>
+                <w:sz w:val="20"/>
+                <w:szCs w:val="20"/>
+              </w:rPr>
+              <w:t xml:space="preserve">{{campotematico3}}</w:t>
             </w:r>
           </w:p>
         </w:tc>
@@ -14066,33 +14078,7 @@
         </w:tc>
         <w:tc>
           <w:tcPr>
-            <w:tcW w:w="1726" w:type="dxa"/>
-            <w:vAlign w:val="center"/>
-          </w:tcPr>
-          <w:p>
-            <w:pPr>
-              <w:pStyle w:val="Sinespaciado"/>
-              <w:jc w:val="both"/>
-              <w:rPr>
-                <w:rFonts w:ascii="Arial Nova Cond" w:hAnsi="Arial Nova Cond"/>
-                <w:sz w:val="20"/>
-                <w:szCs w:val="20"/>
-              </w:rPr>
-            </w:pPr>
-            <w:r>
-              <w:rPr>
-                <w:rFonts w:ascii="Arial Nova Cond" w:eastAsia="Calibri" w:hAnsi="Arial Nova Cond" w:cs="Times New Roman"/>
-                <w:sz w:val="20"/>
-                <w:szCs w:val="20"/>
-                <w:lang w:val="es-ES_tradnl"/>
-              </w:rPr>
-              <w:t>{{problemapotencialidad4}}</w:t>
-            </w:r>
-          </w:p>
-        </w:tc>
-        <w:tc>
-          <w:tcPr>
-            <w:tcW w:w="6169" w:type="dxa"/>
+            <w:tcW w:w="7895" w:type="dxa"/>
             <w:vAlign w:val="center"/>
           </w:tcPr>
           <w:p>
@@ -14153,6 +14139,37 @@
                 <w:szCs w:val="20"/>
               </w:rPr>
               <w:t>{{titulosituacionsignificativa4}}</w:t>
+            </w:r>
+          </w:p>
+        </w:tc>
+        <w:tc>
+          <w:tcPr>
+            <w:tcW w:w="1300" w:type="dxa"/>
+            <w:vAlign w:val="center"/>
+          </w:tcPr>
+          <w:p>
+            <w:pPr>
+              <w:autoSpaceDE w:val="0"/>
+              <w:autoSpaceDN w:val="0"/>
+              <w:adjustRightInd w:val="0"/>
+              <w:jc w:val="both"/>
+              <w:rPr>
+                <w:rFonts w:ascii="Arial Nova Cond" w:hAnsi="Arial Nova Cond" w:cs="Arial"/>
+                <w:color w:val="000000"/>
+                <w:kern w:val="0"/>
+                <w:sz w:val="20"/>
+                <w:szCs w:val="20"/>
+              </w:rPr>
+            </w:pPr>
+            <w:r>
+              <w:rPr>
+                <w:rFonts w:ascii="Arial Nova Cond" w:hAnsi="Arial Nova Cond" w:cs="Arial"/>
+                <w:color w:val="000000"/>
+                <w:kern w:val="0"/>
+                <w:sz w:val="20"/>
+                <w:szCs w:val="20"/>
+              </w:rPr>
+              <w:t xml:space="preserve">{{campotematico4}}</w:t>
             </w:r>
           </w:p>
         </w:tc>
@@ -14303,34 +14320,7 @@
         </w:tc>
         <w:tc>
           <w:tcPr>
-            <w:tcW w:w="1726" w:type="dxa"/>
-            <w:vAlign w:val="center"/>
-          </w:tcPr>
-          <w:p>
-            <w:pPr>
-              <w:pStyle w:val="Sinespaciado"/>
-              <w:jc w:val="both"/>
-              <w:rPr>
-                <w:rFonts w:ascii="Arial Nova Cond" w:hAnsi="Arial Nova Cond"/>
-                <w:color w:val="000000" w:themeColor="text1"/>
-                <w:sz w:val="20"/>
-                <w:szCs w:val="20"/>
-              </w:rPr>
-            </w:pPr>
-            <w:r>
-              <w:rPr>
-                <w:rFonts w:ascii="Arial Nova Cond" w:eastAsia="Calibri" w:hAnsi="Arial Nova Cond" w:cs="Times New Roman"/>
-                <w:sz w:val="20"/>
-                <w:szCs w:val="20"/>
-                <w:lang w:val="es-ES_tradnl"/>
-              </w:rPr>
-              <w:t>{{problemapotencialidad5}}</w:t>
-            </w:r>
-          </w:p>
-        </w:tc>
-        <w:tc>
-          <w:tcPr>
-            <w:tcW w:w="6169" w:type="dxa"/>
+            <w:tcW w:w="7895" w:type="dxa"/>
             <w:vAlign w:val="center"/>
           </w:tcPr>
           <w:p>
@@ -14391,6 +14381,37 @@
                 <w:szCs w:val="20"/>
               </w:rPr>
               <w:t>{{titulosituacionsignificativa5}}</w:t>
+            </w:r>
+          </w:p>
+        </w:tc>
+        <w:tc>
+          <w:tcPr>
+            <w:tcW w:w="1300" w:type="dxa"/>
+            <w:vAlign w:val="center"/>
+          </w:tcPr>
+          <w:p>
+            <w:pPr>
+              <w:autoSpaceDE w:val="0"/>
+              <w:autoSpaceDN w:val="0"/>
+              <w:adjustRightInd w:val="0"/>
+              <w:jc w:val="both"/>
+              <w:rPr>
+                <w:rFonts w:ascii="Arial Nova Cond" w:hAnsi="Arial Nova Cond" w:cs="Arial"/>
+                <w:color w:val="000000"/>
+                <w:kern w:val="0"/>
+                <w:sz w:val="20"/>
+                <w:szCs w:val="20"/>
+              </w:rPr>
+            </w:pPr>
+            <w:r>
+              <w:rPr>
+                <w:rFonts w:ascii="Arial Nova Cond" w:hAnsi="Arial Nova Cond" w:cs="Arial"/>
+                <w:color w:val="000000"/>
+                <w:kern w:val="0"/>
+                <w:sz w:val="20"/>
+                <w:szCs w:val="20"/>
+              </w:rPr>
+              <w:t xml:space="preserve">{{campotematico5}}</w:t>
             </w:r>
           </w:p>
         </w:tc>
@@ -14530,33 +14551,7 @@
         </w:tc>
         <w:tc>
           <w:tcPr>
-            <w:tcW w:w="1726" w:type="dxa"/>
-            <w:vAlign w:val="center"/>
-          </w:tcPr>
-          <w:p>
-            <w:pPr>
-              <w:pStyle w:val="Sinespaciado"/>
-              <w:jc w:val="both"/>
-              <w:rPr>
-                <w:rFonts w:ascii="Arial Nova Cond" w:hAnsi="Arial Nova Cond"/>
-                <w:sz w:val="20"/>
-                <w:szCs w:val="20"/>
-              </w:rPr>
-            </w:pPr>
-            <w:r>
-              <w:rPr>
-                <w:rFonts w:ascii="Arial Nova Cond" w:eastAsia="Calibri" w:hAnsi="Arial Nova Cond" w:cs="Times New Roman"/>
-                <w:sz w:val="20"/>
-                <w:szCs w:val="20"/>
-                <w:lang w:val="es-ES_tradnl"/>
-              </w:rPr>
-              <w:t>{{problemapotencialidad6}}</w:t>
-            </w:r>
-          </w:p>
-        </w:tc>
-        <w:tc>
-          <w:tcPr>
-            <w:tcW w:w="6169" w:type="dxa"/>
+            <w:tcW w:w="7895" w:type="dxa"/>
             <w:vAlign w:val="center"/>
           </w:tcPr>
           <w:p>
@@ -14616,6 +14611,37 @@
                 <w:szCs w:val="20"/>
               </w:rPr>
               <w:t>{{titulosituacionsignificativa6}}</w:t>
+            </w:r>
+          </w:p>
+        </w:tc>
+        <w:tc>
+          <w:tcPr>
+            <w:tcW w:w="1300" w:type="dxa"/>
+            <w:vAlign w:val="center"/>
+          </w:tcPr>
+          <w:p>
+            <w:pPr>
+              <w:autoSpaceDE w:val="0"/>
+              <w:autoSpaceDN w:val="0"/>
+              <w:adjustRightInd w:val="0"/>
+              <w:jc w:val="both"/>
+              <w:rPr>
+                <w:rFonts w:ascii="Arial Nova Cond" w:hAnsi="Arial Nova Cond" w:cs="Arial"/>
+                <w:color w:val="000000"/>
+                <w:kern w:val="0"/>
+                <w:sz w:val="20"/>
+                <w:szCs w:val="20"/>
+              </w:rPr>
+            </w:pPr>
+            <w:r>
+              <w:rPr>
+                <w:rFonts w:ascii="Arial Nova Cond" w:hAnsi="Arial Nova Cond" w:cs="Arial"/>
+                <w:color w:val="000000"/>
+                <w:kern w:val="0"/>
+                <w:sz w:val="20"/>
+                <w:szCs w:val="20"/>
+              </w:rPr>
+              <w:t xml:space="preserve">{{campotematico6}}</w:t>
             </w:r>
           </w:p>
         </w:tc>
@@ -14766,7 +14792,7 @@
         </w:tc>
         <w:tc>
           <w:tcPr>
-            <w:tcW w:w="1726" w:type="dxa"/>
+            <w:tcW w:w="7895" w:type="dxa"/>
             <w:vAlign w:val="center"/>
           </w:tcPr>
           <w:p>
@@ -14779,40 +14805,6 @@
               </w:tabs>
               <w:spacing w:line="276" w:lineRule="auto"/>
               <w:ind w:left="0"/>
-              <w:rPr>
-                <w:rFonts w:ascii="Arial Nova Cond" w:eastAsia="Calibri" w:hAnsi="Arial Nova Cond" w:cs="Times New Roman"/>
-                <w:color w:val="000000" w:themeColor="text1"/>
-                <w:sz w:val="20"/>
-                <w:szCs w:val="20"/>
-                <w:lang w:val="es-ES_tradnl"/>
-              </w:rPr>
-            </w:pPr>
-            <w:r>
-              <w:rPr>
-                <w:rFonts w:ascii="Arial Nova Cond" w:eastAsia="Calibri" w:hAnsi="Arial Nova Cond" w:cs="Times New Roman"/>
-                <w:sz w:val="20"/>
-                <w:szCs w:val="20"/>
-                <w:lang w:val="es-ES_tradnl"/>
-              </w:rPr>
-              <w:t>{{problemapotencialidad7}}</w:t>
-            </w:r>
-          </w:p>
-        </w:tc>
-        <w:tc>
-          <w:tcPr>
-            <w:tcW w:w="6169" w:type="dxa"/>
-            <w:vAlign w:val="center"/>
-          </w:tcPr>
-          <w:p>
-            <w:pPr>
-              <w:pStyle w:val="Prrafodelista"/>
-              <w:tabs>
-                <w:tab w:val="left" w:pos="0"/>
-                <w:tab w:val="left" w:pos="142"/>
-                <w:tab w:val="left" w:pos="284"/>
-              </w:tabs>
-              <w:spacing w:line="276" w:lineRule="auto"/>
-              <w:ind w:left="0"/>
               <w:jc w:val="both"/>
               <w:rPr>
                 <w:rFonts w:ascii="Arial Nova Cond" w:hAnsi="Arial Nova Cond"/>
@@ -14860,6 +14852,37 @@
                 <w:szCs w:val="20"/>
               </w:rPr>
               <w:t>{{titulosituacionsignificativa7}}</w:t>
+            </w:r>
+          </w:p>
+        </w:tc>
+        <w:tc>
+          <w:tcPr>
+            <w:tcW w:w="1300" w:type="dxa"/>
+            <w:vAlign w:val="center"/>
+          </w:tcPr>
+          <w:p>
+            <w:pPr>
+              <w:autoSpaceDE w:val="0"/>
+              <w:autoSpaceDN w:val="0"/>
+              <w:adjustRightInd w:val="0"/>
+              <w:jc w:val="both"/>
+              <w:rPr>
+                <w:rFonts w:ascii="Arial Nova Cond" w:hAnsi="Arial Nova Cond" w:cs="Arial"/>
+                <w:color w:val="000000"/>
+                <w:kern w:val="0"/>
+                <w:sz w:val="20"/>
+                <w:szCs w:val="20"/>
+              </w:rPr>
+            </w:pPr>
+            <w:r>
+              <w:rPr>
+                <w:rFonts w:ascii="Arial Nova Cond" w:hAnsi="Arial Nova Cond" w:cs="Arial"/>
+                <w:color w:val="000000"/>
+                <w:kern w:val="0"/>
+                <w:sz w:val="20"/>
+                <w:szCs w:val="20"/>
+              </w:rPr>
+              <w:t xml:space="preserve">{{campotematico7}}</w:t>
             </w:r>
           </w:p>
         </w:tc>
@@ -14999,7 +15022,7 @@
         </w:tc>
         <w:tc>
           <w:tcPr>
-            <w:tcW w:w="1726" w:type="dxa"/>
+            <w:tcW w:w="7895" w:type="dxa"/>
             <w:vAlign w:val="center"/>
           </w:tcPr>
           <w:p>
@@ -15012,40 +15035,6 @@
               </w:tabs>
               <w:spacing w:line="276" w:lineRule="auto"/>
               <w:ind w:left="0"/>
-              <w:rPr>
-                <w:rFonts w:ascii="Arial Nova Cond" w:eastAsia="Calibri" w:hAnsi="Arial Nova Cond" w:cs="Times New Roman"/>
-                <w:color w:val="000000" w:themeColor="text1"/>
-                <w:sz w:val="20"/>
-                <w:szCs w:val="20"/>
-                <w:lang w:val="es-ES_tradnl"/>
-              </w:rPr>
-            </w:pPr>
-            <w:r>
-              <w:rPr>
-                <w:rFonts w:ascii="Arial Nova Cond" w:eastAsia="Calibri" w:hAnsi="Arial Nova Cond" w:cs="Times New Roman"/>
-                <w:sz w:val="20"/>
-                <w:szCs w:val="20"/>
-                <w:lang w:val="es-ES_tradnl"/>
-              </w:rPr>
-              <w:t>{{problemapotencialidad8}}</w:t>
-            </w:r>
-          </w:p>
-        </w:tc>
-        <w:tc>
-          <w:tcPr>
-            <w:tcW w:w="6169" w:type="dxa"/>
-            <w:vAlign w:val="center"/>
-          </w:tcPr>
-          <w:p>
-            <w:pPr>
-              <w:pStyle w:val="Prrafodelista"/>
-              <w:tabs>
-                <w:tab w:val="left" w:pos="0"/>
-                <w:tab w:val="left" w:pos="142"/>
-                <w:tab w:val="left" w:pos="284"/>
-              </w:tabs>
-              <w:spacing w:line="276" w:lineRule="auto"/>
-              <w:ind w:left="0"/>
               <w:jc w:val="both"/>
               <w:rPr>
                 <w:rFonts w:ascii="Arial Nova Cond" w:eastAsia="Calibri" w:hAnsi="Arial Nova Cond" w:cs="Times New Roman"/>
@@ -15093,6 +15082,37 @@
                 <w:szCs w:val="20"/>
               </w:rPr>
               <w:t>{{titulosituacionsignificativa8}}</w:t>
+            </w:r>
+          </w:p>
+        </w:tc>
+        <w:tc>
+          <w:tcPr>
+            <w:tcW w:w="1300" w:type="dxa"/>
+            <w:vAlign w:val="center"/>
+          </w:tcPr>
+          <w:p>
+            <w:pPr>
+              <w:autoSpaceDE w:val="0"/>
+              <w:autoSpaceDN w:val="0"/>
+              <w:adjustRightInd w:val="0"/>
+              <w:jc w:val="both"/>
+              <w:rPr>
+                <w:rFonts w:ascii="Arial Nova Cond" w:hAnsi="Arial Nova Cond" w:cs="Arial"/>
+                <w:color w:val="000000"/>
+                <w:kern w:val="0"/>
+                <w:sz w:val="20"/>
+                <w:szCs w:val="20"/>
+              </w:rPr>
+            </w:pPr>
+            <w:r>
+              <w:rPr>
+                <w:rFonts w:ascii="Arial Nova Cond" w:hAnsi="Arial Nova Cond" w:cs="Arial"/>
+                <w:color w:val="000000"/>
+                <w:kern w:val="0"/>
+                <w:sz w:val="20"/>
+                <w:szCs w:val="20"/>
+              </w:rPr>
+              <w:t xml:space="preserve">{{campotematico8}}</w:t>
             </w:r>
           </w:p>
         </w:tc>
